--- a/Fase 1/Evidencias Grupales/1.5_GuiaEstudiante_Fase1_Definicion Proyecto APT.docx
+++ b/Fase 1/Evidencias Grupales/1.5_GuiaEstudiante_Fase1_Definicion Proyecto APT.docx
@@ -19,7 +19,7 @@
               <wp:anchor allowOverlap="1" behindDoc="0" distB="0" distT="0" distL="114300" distR="114300" hidden="0" layoutInCell="1" locked="0" relativeHeight="0" simplePos="0">
                 <wp:simplePos x="0" y="0"/>
                 <wp:positionH relativeFrom="column">
-                  <wp:posOffset>-435397</wp:posOffset>
+                  <wp:posOffset>-435396</wp:posOffset>
                 </wp:positionH>
                 <wp:positionV relativeFrom="paragraph">
                   <wp:posOffset>33444</wp:posOffset>
@@ -88,8 +88,8 @@
                             <a:xfrm>
                               <a:off x="2055748" y="3036733"/>
                               <a:ext cx="6580505" cy="1486535"/>
-                              <a:chOff x="0" y="0"/>
-                              <a:chExt cx="5903463" cy="1486894"/>
+                              <a:chOff x="2055725" y="3036725"/>
+                              <a:chExt cx="6580550" cy="1486550"/>
                             </a:xfrm>
                           </wpg:grpSpPr>
                           <wps:wsp>
@@ -97,8 +97,8 @@
                             <wps:cNvPr id="5" name="Shape 5"/>
                             <wps:spPr>
                               <a:xfrm>
-                                <a:off x="0" y="0"/>
-                                <a:ext cx="5903450" cy="1486875"/>
+                                <a:off x="2055725" y="3036725"/>
+                                <a:ext cx="6580550" cy="1486550"/>
                               </a:xfrm>
                               <a:prstGeom prst="rect">
                                 <a:avLst/>
@@ -124,138 +124,181 @@
                               <a:noAutofit/>
                             </wps:bodyPr>
                           </wps:wsp>
-                          <wps:wsp>
-                            <wps:cNvSpPr/>
-                            <wps:cNvPr id="6" name="Shape 6"/>
-                            <wps:spPr>
+                          <wpg:grpSp>
+                            <wpg:cNvGrpSpPr/>
+                            <wpg:grpSpPr>
                               <a:xfrm>
-                                <a:off x="1024758" y="239160"/>
-                                <a:ext cx="4878705" cy="1236313"/>
+                                <a:off x="2055748" y="3036733"/>
+                                <a:ext cx="6580505" cy="1486535"/>
+                                <a:chOff x="0" y="0"/>
+                                <a:chExt cx="5903463" cy="1486894"/>
                               </a:xfrm>
-                              <a:prstGeom prst="rect">
-                                <a:avLst/>
-                              </a:prstGeom>
-                              <a:noFill/>
-                              <a:ln>
+                            </wpg:grpSpPr>
+                            <wps:wsp>
+                              <wps:cNvSpPr/>
+                              <wps:cNvPr id="7" name="Shape 7"/>
+                              <wps:spPr>
+                                <a:xfrm>
+                                  <a:off x="0" y="0"/>
+                                  <a:ext cx="5903450" cy="1486875"/>
+                                </a:xfrm>
+                                <a:prstGeom prst="rect">
+                                  <a:avLst/>
+                                </a:prstGeom>
                                 <a:noFill/>
-                              </a:ln>
-                            </wps:spPr>
-                            <wps:txbx>
-                              <w:txbxContent>
-                                <w:p>
-                                  <w:pPr>
-                                    <w:spacing w:after="0" w:before="0" w:line="240"/>
-                                    <w:ind w:left="0" w:right="0" w:firstLine="0"/>
-                                    <w:jc w:val="left"/>
-                                    <w:textDirection w:val="btLr"/>
-                                  </w:pPr>
-                                </w:p>
-                                <w:p>
-                                  <w:pPr>
-                                    <w:spacing w:after="0" w:before="0" w:line="240"/>
-                                    <w:ind w:left="0" w:right="0" w:firstLine="0"/>
-                                    <w:jc w:val="left"/>
-                                    <w:textDirection w:val="btLr"/>
-                                  </w:pPr>
-                                  <w:r>
-                                    <w:rPr>
-                                      <w:rFonts w:ascii="Arial" w:cs="Arial" w:eastAsia="Arial" w:hAnsi="Arial"/>
-                                      <w:b w:val="0"/>
-                                      <w:i w:val="0"/>
-                                      <w:smallCaps w:val="0"/>
-                                      <w:strike w:val="0"/>
-                                      <w:color w:val="000000"/>
-                                      <w:sz w:val="28"/>
-                                      <w:vertAlign w:val="baseline"/>
-                                    </w:rPr>
-                                  </w:r>
-                                  <w:r>
-                                    <w:rPr>
-                                      <w:rFonts w:ascii="Calibri" w:cs="Calibri" w:eastAsia="Calibri" w:hAnsi="Calibri"/>
-                                      <w:b w:val="1"/>
-                                      <w:i w:val="0"/>
-                                      <w:smallCaps w:val="0"/>
-                                      <w:strike w:val="0"/>
-                                      <w:color w:val="1f3864"/>
-                                      <w:sz w:val="48"/>
-                                      <w:vertAlign w:val="baseline"/>
-                                    </w:rPr>
-                                    <w:t xml:space="preserve">Guía1. Definición Proyecto APT </w:t>
-                                  </w:r>
-                                </w:p>
-                                <w:p>
-                                  <w:pPr>
-                                    <w:spacing w:after="0" w:before="0" w:line="240"/>
-                                    <w:ind w:left="0" w:right="0" w:firstLine="0"/>
-                                    <w:jc w:val="left"/>
-                                    <w:textDirection w:val="btLr"/>
-                                  </w:pPr>
-                                  <w:r>
-                                    <w:rPr>
-                                      <w:rFonts w:ascii="Calibri" w:cs="Calibri" w:eastAsia="Calibri" w:hAnsi="Calibri"/>
-                                      <w:b w:val="1"/>
-                                      <w:i w:val="0"/>
-                                      <w:smallCaps w:val="0"/>
-                                      <w:strike w:val="0"/>
-                                      <w:color w:val="1f3864"/>
-                                      <w:sz w:val="48"/>
-                                      <w:vertAlign w:val="baseline"/>
-                                    </w:rPr>
-                                  </w:r>
-                                  <w:r>
-                                    <w:rPr>
-                                      <w:rFonts w:ascii="Calibri" w:cs="Calibri" w:eastAsia="Calibri" w:hAnsi="Calibri"/>
-                                      <w:b w:val="1"/>
-                                      <w:i w:val="0"/>
-                                      <w:smallCaps w:val="0"/>
-                                      <w:strike w:val="0"/>
-                                      <w:color w:val="1f3864"/>
-                                      <w:sz w:val="48"/>
-                                      <w:vertAlign w:val="baseline"/>
-                                    </w:rPr>
-                                    <w:t xml:space="preserve">Asignatura Capstone</w:t>
-                                  </w:r>
-                                </w:p>
-                              </w:txbxContent>
-                            </wps:txbx>
-                            <wps:bodyPr anchorCtr="0" anchor="t" bIns="45700" lIns="91425" spcFirstLastPara="1" rIns="91425" wrap="square" tIns="45700">
-                              <a:noAutofit/>
-                            </wps:bodyPr>
-                          </wps:wsp>
-                          <wps:wsp>
-                            <wps:cNvSpPr/>
-                            <wps:cNvPr id="7" name="Shape 7"/>
-                            <wps:spPr>
-                              <a:xfrm>
-                                <a:off x="0" y="0"/>
-                                <a:ext cx="993140" cy="1486894"/>
-                              </a:xfrm>
-                              <a:prstGeom prst="rect">
-                                <a:avLst/>
-                              </a:prstGeom>
-                              <a:solidFill>
-                                <a:srgbClr val="1F3864"/>
-                              </a:solidFill>
-                              <a:ln>
+                                <a:ln>
+                                  <a:noFill/>
+                                </a:ln>
+                              </wps:spPr>
+                              <wps:txbx>
+                                <w:txbxContent>
+                                  <w:p>
+                                    <w:pPr>
+                                      <w:spacing w:after="0" w:before="0" w:line="240"/>
+                                      <w:ind w:left="0" w:right="0" w:firstLine="0"/>
+                                      <w:jc w:val="left"/>
+                                      <w:textDirection w:val="btLr"/>
+                                    </w:pPr>
+                                  </w:p>
+                                </w:txbxContent>
+                              </wps:txbx>
+                              <wps:bodyPr anchorCtr="0" anchor="ctr" bIns="91425" lIns="91425" spcFirstLastPara="1" rIns="91425" wrap="square" tIns="91425">
+                                <a:noAutofit/>
+                              </wps:bodyPr>
+                            </wps:wsp>
+                            <wps:wsp>
+                              <wps:cNvSpPr/>
+                              <wps:cNvPr id="8" name="Shape 8"/>
+                              <wps:spPr>
+                                <a:xfrm>
+                                  <a:off x="1024758" y="239160"/>
+                                  <a:ext cx="4878705" cy="1236313"/>
+                                </a:xfrm>
+                                <a:prstGeom prst="rect">
+                                  <a:avLst/>
+                                </a:prstGeom>
                                 <a:noFill/>
-                              </a:ln>
-                            </wps:spPr>
-                            <wps:txbx>
-                              <w:txbxContent>
-                                <w:p>
-                                  <w:pPr>
-                                    <w:spacing w:after="0" w:before="0" w:line="240"/>
-                                    <w:ind w:left="0" w:right="0" w:firstLine="0"/>
-                                    <w:jc w:val="left"/>
-                                    <w:textDirection w:val="btLr"/>
-                                  </w:pPr>
-                                </w:p>
-                              </w:txbxContent>
-                            </wps:txbx>
-                            <wps:bodyPr anchorCtr="0" anchor="ctr" bIns="91425" lIns="91425" spcFirstLastPara="1" rIns="91425" wrap="square" tIns="91425">
-                              <a:noAutofit/>
-                            </wps:bodyPr>
-                          </wps:wsp>
+                                <a:ln>
+                                  <a:noFill/>
+                                </a:ln>
+                              </wps:spPr>
+                              <wps:txbx>
+                                <w:txbxContent>
+                                  <w:p>
+                                    <w:pPr>
+                                      <w:spacing w:after="0" w:before="0" w:line="240"/>
+                                      <w:ind w:left="0" w:right="0" w:firstLine="0"/>
+                                      <w:jc w:val="left"/>
+                                      <w:textDirection w:val="btLr"/>
+                                    </w:pPr>
+                                  </w:p>
+                                  <w:p>
+                                    <w:pPr>
+                                      <w:spacing w:after="0" w:before="0" w:line="240"/>
+                                      <w:ind w:left="0" w:right="0" w:firstLine="0"/>
+                                      <w:jc w:val="left"/>
+                                      <w:textDirection w:val="btLr"/>
+                                    </w:pPr>
+                                    <w:r>
+                                      <w:rPr>
+                                        <w:rFonts w:ascii="Arial" w:cs="Arial" w:eastAsia="Arial" w:hAnsi="Arial"/>
+                                        <w:b w:val="0"/>
+                                        <w:i w:val="0"/>
+                                        <w:smallCaps w:val="0"/>
+                                        <w:strike w:val="0"/>
+                                        <w:color w:val="000000"/>
+                                        <w:sz w:val="28"/>
+                                        <w:vertAlign w:val="baseline"/>
+                                      </w:rPr>
+                                    </w:r>
+                                    <w:r>
+                                      <w:rPr>
+                                        <w:rFonts w:ascii="Calibri" w:cs="Calibri" w:eastAsia="Calibri" w:hAnsi="Calibri"/>
+                                        <w:b w:val="1"/>
+                                        <w:i w:val="0"/>
+                                        <w:smallCaps w:val="0"/>
+                                        <w:strike w:val="0"/>
+                                        <w:color w:val="1f3864"/>
+                                        <w:sz w:val="48"/>
+                                        <w:vertAlign w:val="baseline"/>
+                                      </w:rPr>
+                                      <w:t xml:space="preserve">Guía1. Definición Proyecto APT </w:t>
+                                    </w:r>
+                                  </w:p>
+                                  <w:p>
+                                    <w:pPr>
+                                      <w:spacing w:after="0" w:before="0" w:line="240"/>
+                                      <w:ind w:left="0" w:right="0" w:firstLine="0"/>
+                                      <w:jc w:val="left"/>
+                                      <w:textDirection w:val="btLr"/>
+                                    </w:pPr>
+                                    <w:r>
+                                      <w:rPr>
+                                        <w:rFonts w:ascii="Calibri" w:cs="Calibri" w:eastAsia="Calibri" w:hAnsi="Calibri"/>
+                                        <w:b w:val="1"/>
+                                        <w:i w:val="0"/>
+                                        <w:smallCaps w:val="0"/>
+                                        <w:strike w:val="0"/>
+                                        <w:color w:val="1f3864"/>
+                                        <w:sz w:val="48"/>
+                                        <w:vertAlign w:val="baseline"/>
+                                      </w:rPr>
+                                    </w:r>
+                                    <w:r>
+                                      <w:rPr>
+                                        <w:rFonts w:ascii="Calibri" w:cs="Calibri" w:eastAsia="Calibri" w:hAnsi="Calibri"/>
+                                        <w:b w:val="1"/>
+                                        <w:i w:val="0"/>
+                                        <w:smallCaps w:val="0"/>
+                                        <w:strike w:val="0"/>
+                                        <w:color w:val="1f3864"/>
+                                        <w:sz w:val="48"/>
+                                        <w:vertAlign w:val="baseline"/>
+                                      </w:rPr>
+                                      <w:t xml:space="preserve">Asignatura Capstone</w:t>
+                                    </w:r>
+                                  </w:p>
+                                </w:txbxContent>
+                              </wps:txbx>
+                              <wps:bodyPr anchorCtr="0" anchor="t" bIns="45700" lIns="91425" spcFirstLastPara="1" rIns="91425" wrap="square" tIns="45700">
+                                <a:noAutofit/>
+                              </wps:bodyPr>
+                            </wps:wsp>
+                            <wps:wsp>
+                              <wps:cNvSpPr/>
+                              <wps:cNvPr id="9" name="Shape 9"/>
+                              <wps:spPr>
+                                <a:xfrm>
+                                  <a:off x="0" y="0"/>
+                                  <a:ext cx="993140" cy="1486894"/>
+                                </a:xfrm>
+                                <a:prstGeom prst="rect">
+                                  <a:avLst/>
+                                </a:prstGeom>
+                                <a:solidFill>
+                                  <a:srgbClr val="1F3864"/>
+                                </a:solidFill>
+                                <a:ln>
+                                  <a:noFill/>
+                                </a:ln>
+                              </wps:spPr>
+                              <wps:txbx>
+                                <w:txbxContent>
+                                  <w:p>
+                                    <w:pPr>
+                                      <w:spacing w:after="0" w:before="0" w:line="240"/>
+                                      <w:ind w:left="0" w:right="0" w:firstLine="0"/>
+                                      <w:jc w:val="left"/>
+                                      <w:textDirection w:val="btLr"/>
+                                    </w:pPr>
+                                  </w:p>
+                                </w:txbxContent>
+                              </wps:txbx>
+                              <wps:bodyPr anchorCtr="0" anchor="ctr" bIns="91425" lIns="91425" spcFirstLastPara="1" rIns="91425" wrap="square" tIns="91425">
+                                <a:noAutofit/>
+                              </wps:bodyPr>
+                            </wps:wsp>
+                          </wpg:grpSp>
                         </wpg:grpSp>
                       </wpg:grpSp>
                     </wpg:wgp>
@@ -269,7 +312,7 @@
               <wp:anchor allowOverlap="1" behindDoc="0" distB="0" distT="0" distL="114300" distR="114300" hidden="0" layoutInCell="1" locked="0" relativeHeight="0" simplePos="0">
                 <wp:simplePos x="0" y="0"/>
                 <wp:positionH relativeFrom="column">
-                  <wp:posOffset>-435397</wp:posOffset>
+                  <wp:posOffset>-435396</wp:posOffset>
                 </wp:positionH>
                 <wp:positionV relativeFrom="paragraph">
                   <wp:posOffset>33444</wp:posOffset>
@@ -403,10 +446,8 @@
           <w:iCs w:val="0"/>
           <w:smallCaps w:val="0"/>
           <w:strike w:val="0"/>
-          <w:color w:val="4472c4"/>
           <w:sz w:val="32"/>
           <w:szCs w:val="32"/>
-          <w:u w:val="none"/>
           <w:shd w:fill="auto" w:val="clear"/>
           <w:vertAlign w:val="baseline"/>
         </w:rPr>
@@ -420,7 +461,6 @@
           <w:iCs w:val="0"/>
           <w:smallCaps w:val="0"/>
           <w:strike w:val="0"/>
-          <w:color w:val="4472c4"/>
           <w:sz w:val="32"/>
           <w:szCs w:val="32"/>
           <w:u w:val="none"/>
@@ -476,7 +516,6 @@
               <w:rPr>
                 <w:b w:val="1"/>
                 <w:bCs w:val="1"/>
-                <w:color w:val="1f3864"/>
                 <w:sz w:val="28"/>
                 <w:szCs w:val="28"/>
               </w:rPr>
@@ -485,7 +524,6 @@
               <w:rPr>
                 <w:b w:val="1"/>
                 <w:bCs w:val="1"/>
-                <w:color w:val="1f3864"/>
                 <w:sz w:val="28"/>
                 <w:szCs w:val="28"/>
                 <w:rtl w:val="0"/>
@@ -534,7 +572,6 @@
                 <w:iCs w:val="0"/>
                 <w:smallCaps w:val="0"/>
                 <w:strike w:val="0"/>
-                <w:color w:val="1f3864"/>
                 <w:sz w:val="22"/>
                 <w:szCs w:val="22"/>
                 <w:u w:val="none"/>
@@ -551,7 +588,6 @@
                 <w:iCs w:val="0"/>
                 <w:smallCaps w:val="0"/>
                 <w:strike w:val="0"/>
-                <w:color w:val="1f3864"/>
                 <w:sz w:val="22"/>
                 <w:szCs w:val="22"/>
                 <w:u w:val="none"/>
@@ -570,7 +606,6 @@
         <w:rPr>
           <w:b w:val="1"/>
           <w:bCs w:val="1"/>
-          <w:color w:val="4472c4"/>
           <w:sz w:val="24"/>
           <w:szCs w:val="24"/>
         </w:rPr>
@@ -622,13 +657,11 @@
             <w:pPr>
               <w:rPr>
                 <w:rFonts w:ascii="Calibri" w:cs="Calibri" w:eastAsia="Calibri" w:hAnsi="Calibri"/>
-                <w:color w:val="1f3864"/>
-              </w:rPr>
-            </w:pPr>
-            <w:r>
-              <w:rPr>
-                <w:rFonts w:ascii="Calibri" w:cs="Calibri" w:eastAsia="Calibri" w:hAnsi="Calibri"/>
-                <w:color w:val="1f3864"/>
+              </w:rPr>
+            </w:pPr>
+            <w:r>
+              <w:rPr>
+                <w:rFonts w:ascii="Calibri" w:cs="Calibri" w:eastAsia="Calibri" w:hAnsi="Calibri"/>
                 <w:rtl w:val="0"/>
               </w:rPr>
               <w:t xml:space="preserve">Nombre estudiante</w:t>
@@ -671,13 +704,11 @@
             <w:pPr>
               <w:rPr>
                 <w:rFonts w:ascii="Calibri" w:cs="Calibri" w:eastAsia="Calibri" w:hAnsi="Calibri"/>
-                <w:color w:val="1f3864"/>
-              </w:rPr>
-            </w:pPr>
-            <w:r>
-              <w:rPr>
-                <w:rFonts w:ascii="Calibri" w:cs="Calibri" w:eastAsia="Calibri" w:hAnsi="Calibri"/>
-                <w:color w:val="1f3864"/>
+              </w:rPr>
+            </w:pPr>
+            <w:r>
+              <w:rPr>
+                <w:rFonts w:ascii="Calibri" w:cs="Calibri" w:eastAsia="Calibri" w:hAnsi="Calibri"/>
                 <w:rtl w:val="0"/>
               </w:rPr>
               <w:t xml:space="preserve">Rut</w:t>
@@ -717,13 +748,11 @@
             <w:pPr>
               <w:rPr>
                 <w:rFonts w:ascii="Calibri" w:cs="Calibri" w:eastAsia="Calibri" w:hAnsi="Calibri"/>
-                <w:color w:val="1f3864"/>
-              </w:rPr>
-            </w:pPr>
-            <w:r>
-              <w:rPr>
-                <w:rFonts w:ascii="Calibri" w:cs="Calibri" w:eastAsia="Calibri" w:hAnsi="Calibri"/>
-                <w:color w:val="1f3864"/>
+              </w:rPr>
+            </w:pPr>
+            <w:r>
+              <w:rPr>
+                <w:rFonts w:ascii="Calibri" w:cs="Calibri" w:eastAsia="Calibri" w:hAnsi="Calibri"/>
                 <w:rtl w:val="0"/>
               </w:rPr>
               <w:t xml:space="preserve">Carrera</w:t>
@@ -766,13 +795,11 @@
             <w:pPr>
               <w:rPr>
                 <w:rFonts w:ascii="Calibri" w:cs="Calibri" w:eastAsia="Calibri" w:hAnsi="Calibri"/>
-                <w:color w:val="1f3864"/>
-              </w:rPr>
-            </w:pPr>
-            <w:r>
-              <w:rPr>
-                <w:rFonts w:ascii="Calibri" w:cs="Calibri" w:eastAsia="Calibri" w:hAnsi="Calibri"/>
-                <w:color w:val="1f3864"/>
+              </w:rPr>
+            </w:pPr>
+            <w:r>
+              <w:rPr>
+                <w:rFonts w:ascii="Calibri" w:cs="Calibri" w:eastAsia="Calibri" w:hAnsi="Calibri"/>
                 <w:rtl w:val="0"/>
               </w:rPr>
               <w:t xml:space="preserve">Sede</w:t>
@@ -807,7 +834,6 @@
         <w:rPr>
           <w:b w:val="1"/>
           <w:bCs w:val="1"/>
-          <w:color w:val="4472c4"/>
           <w:sz w:val="24"/>
           <w:szCs w:val="24"/>
         </w:rPr>
@@ -857,13 +883,10 @@
           </w:tcPr>
           <w:p>
             <w:pPr>
-              <w:rPr>
-                <w:color w:val="1f3864"/>
-              </w:rPr>
-            </w:pPr>
-            <w:r>
-              <w:rPr>
-                <w:color w:val="1f3864"/>
+              <w:rPr/>
+            </w:pPr>
+            <w:r>
+              <w:rPr>
                 <w:rtl w:val="0"/>
               </w:rPr>
               <w:t xml:space="preserve">Nombre estudiante</w:t>
@@ -904,13 +927,10 @@
           </w:tcPr>
           <w:p>
             <w:pPr>
-              <w:rPr>
-                <w:color w:val="1f3864"/>
-              </w:rPr>
-            </w:pPr>
-            <w:r>
-              <w:rPr>
-                <w:color w:val="1f3864"/>
+              <w:rPr/>
+            </w:pPr>
+            <w:r>
+              <w:rPr>
                 <w:rtl w:val="0"/>
               </w:rPr>
               <w:t xml:space="preserve">Rut</w:t>
@@ -948,13 +968,10 @@
           </w:tcPr>
           <w:p>
             <w:pPr>
-              <w:rPr>
-                <w:color w:val="1f3864"/>
-              </w:rPr>
-            </w:pPr>
-            <w:r>
-              <w:rPr>
-                <w:color w:val="1f3864"/>
+              <w:rPr/>
+            </w:pPr>
+            <w:r>
+              <w:rPr>
                 <w:rtl w:val="0"/>
               </w:rPr>
               <w:t xml:space="preserve">Carrera</w:t>
@@ -995,13 +1012,10 @@
           </w:tcPr>
           <w:p>
             <w:pPr>
-              <w:rPr>
-                <w:color w:val="1f3864"/>
-              </w:rPr>
-            </w:pPr>
-            <w:r>
-              <w:rPr>
-                <w:color w:val="1f3864"/>
+              <w:rPr/>
+            </w:pPr>
+            <w:r>
+              <w:rPr>
                 <w:rtl w:val="0"/>
               </w:rPr>
               <w:t xml:space="preserve">Sede</w:t>
@@ -1036,7 +1050,6 @@
         <w:rPr>
           <w:b w:val="1"/>
           <w:bCs w:val="1"/>
-          <w:color w:val="4472c4"/>
           <w:sz w:val="24"/>
           <w:szCs w:val="24"/>
         </w:rPr>
@@ -1086,13 +1099,10 @@
           </w:tcPr>
           <w:p>
             <w:pPr>
-              <w:rPr>
-                <w:color w:val="1f3864"/>
-              </w:rPr>
-            </w:pPr>
-            <w:r>
-              <w:rPr>
-                <w:color w:val="1f3864"/>
+              <w:rPr/>
+            </w:pPr>
+            <w:r>
+              <w:rPr>
                 <w:rtl w:val="0"/>
               </w:rPr>
               <w:t xml:space="preserve">Nombre estudiante</w:t>
@@ -1133,13 +1143,10 @@
           </w:tcPr>
           <w:p>
             <w:pPr>
-              <w:rPr>
-                <w:color w:val="1f3864"/>
-              </w:rPr>
-            </w:pPr>
-            <w:r>
-              <w:rPr>
-                <w:color w:val="1f3864"/>
+              <w:rPr/>
+            </w:pPr>
+            <w:r>
+              <w:rPr>
                 <w:rtl w:val="0"/>
               </w:rPr>
               <w:t xml:space="preserve">Rut</w:t>
@@ -1177,13 +1184,10 @@
           </w:tcPr>
           <w:p>
             <w:pPr>
-              <w:rPr>
-                <w:color w:val="1f3864"/>
-              </w:rPr>
-            </w:pPr>
-            <w:r>
-              <w:rPr>
-                <w:color w:val="1f3864"/>
+              <w:rPr/>
+            </w:pPr>
+            <w:r>
+              <w:rPr>
                 <w:rtl w:val="0"/>
               </w:rPr>
               <w:t xml:space="preserve">Carrera</w:t>
@@ -1224,13 +1228,10 @@
           </w:tcPr>
           <w:p>
             <w:pPr>
-              <w:rPr>
-                <w:color w:val="1f3864"/>
-              </w:rPr>
-            </w:pPr>
-            <w:r>
-              <w:rPr>
-                <w:color w:val="1f3864"/>
+              <w:rPr/>
+            </w:pPr>
+            <w:r>
+              <w:rPr>
                 <w:rtl w:val="0"/>
               </w:rPr>
               <w:t xml:space="preserve">Sede</w:t>
@@ -1265,7 +1266,6 @@
         <w:rPr>
           <w:b w:val="1"/>
           <w:bCs w:val="1"/>
-          <w:color w:val="4472c4"/>
           <w:sz w:val="24"/>
           <w:szCs w:val="24"/>
         </w:rPr>
@@ -1281,7 +1281,6 @@
         <w:rPr>
           <w:b w:val="1"/>
           <w:bCs w:val="1"/>
-          <w:color w:val="4472c4"/>
           <w:sz w:val="24"/>
           <w:szCs w:val="24"/>
         </w:rPr>
@@ -1332,7 +1331,6 @@
               <w:rPr>
                 <w:b w:val="1"/>
                 <w:bCs w:val="1"/>
-                <w:color w:val="1f3864"/>
                 <w:sz w:val="28"/>
                 <w:szCs w:val="28"/>
               </w:rPr>
@@ -1341,7 +1339,6 @@
               <w:rPr>
                 <w:b w:val="1"/>
                 <w:bCs w:val="1"/>
-                <w:color w:val="1f3864"/>
                 <w:sz w:val="28"/>
                 <w:szCs w:val="28"/>
                 <w:rtl w:val="0"/>
@@ -1390,7 +1387,6 @@
                 <w:iCs w:val="0"/>
                 <w:smallCaps w:val="0"/>
                 <w:strike w:val="0"/>
-                <w:color w:val="1f3864"/>
                 <w:sz w:val="22"/>
                 <w:szCs w:val="22"/>
                 <w:u w:val="none"/>
@@ -1407,7 +1403,6 @@
                 <w:iCs w:val="0"/>
                 <w:smallCaps w:val="0"/>
                 <w:strike w:val="0"/>
-                <w:color w:val="1f3864"/>
                 <w:sz w:val="22"/>
                 <w:szCs w:val="22"/>
                 <w:u w:val="none"/>
@@ -1477,13 +1472,11 @@
             <w:pPr>
               <w:rPr>
                 <w:rFonts w:ascii="Calibri" w:cs="Calibri" w:eastAsia="Calibri" w:hAnsi="Calibri"/>
-                <w:color w:val="1f3864"/>
-              </w:rPr>
-            </w:pPr>
-            <w:r>
-              <w:rPr>
-                <w:rFonts w:ascii="Calibri" w:cs="Calibri" w:eastAsia="Calibri" w:hAnsi="Calibri"/>
-                <w:color w:val="1f3864"/>
+              </w:rPr>
+            </w:pPr>
+            <w:r>
+              <w:rPr>
+                <w:rFonts w:ascii="Calibri" w:cs="Calibri" w:eastAsia="Calibri" w:hAnsi="Calibri"/>
                 <w:rtl w:val="0"/>
               </w:rPr>
               <w:t xml:space="preserve">Nombre del proyecto</w:t>
@@ -1499,16 +1492,14 @@
               <w:rPr>
                 <w:i w:val="1"/>
                 <w:iCs w:val="1"/>
-                <w:color w:val="548dd4"/>
-                <w:sz w:val="20"/>
-                <w:szCs w:val="20"/>
-              </w:rPr>
-            </w:pPr>
-            <w:r>
-              <w:rPr>
-                <w:i w:val="1"/>
-                <w:iCs w:val="1"/>
-                <w:color w:val="548dd4"/>
+                <w:sz w:val="20"/>
+                <w:szCs w:val="20"/>
+              </w:rPr>
+            </w:pPr>
+            <w:r>
+              <w:rPr>
+                <w:i w:val="1"/>
+                <w:iCs w:val="1"/>
                 <w:sz w:val="20"/>
                 <w:szCs w:val="20"/>
                 <w:rtl w:val="0"/>
@@ -1532,13 +1523,11 @@
             <w:pPr>
               <w:rPr>
                 <w:rFonts w:ascii="Calibri" w:cs="Calibri" w:eastAsia="Calibri" w:hAnsi="Calibri"/>
-                <w:color w:val="1f3864"/>
-              </w:rPr>
-            </w:pPr>
-            <w:r>
-              <w:rPr>
-                <w:rFonts w:ascii="Calibri" w:cs="Calibri" w:eastAsia="Calibri" w:hAnsi="Calibri"/>
-                <w:color w:val="1f3864"/>
+              </w:rPr>
+            </w:pPr>
+            <w:r>
+              <w:rPr>
+                <w:rFonts w:ascii="Calibri" w:cs="Calibri" w:eastAsia="Calibri" w:hAnsi="Calibri"/>
                 <w:rtl w:val="0"/>
               </w:rPr>
               <w:t xml:space="preserve">Área (s) de desempeño(s)</w:t>
@@ -1560,7 +1549,6 @@
               <w:rPr>
                 <w:i w:val="1"/>
                 <w:iCs w:val="1"/>
-                <w:color w:val="548dd4"/>
                 <w:sz w:val="20"/>
                 <w:szCs w:val="20"/>
                 <w:rtl w:val="0"/>
@@ -1589,13 +1577,11 @@
             <w:pPr>
               <w:rPr>
                 <w:rFonts w:ascii="Calibri" w:cs="Calibri" w:eastAsia="Calibri" w:hAnsi="Calibri"/>
-                <w:color w:val="1f3864"/>
-              </w:rPr>
-            </w:pPr>
-            <w:r>
-              <w:rPr>
-                <w:rFonts w:ascii="Calibri" w:cs="Calibri" w:eastAsia="Calibri" w:hAnsi="Calibri"/>
-                <w:color w:val="1f3864"/>
+              </w:rPr>
+            </w:pPr>
+            <w:r>
+              <w:rPr>
+                <w:rFonts w:ascii="Calibri" w:cs="Calibri" w:eastAsia="Calibri" w:hAnsi="Calibri"/>
                 <w:rtl w:val="0"/>
               </w:rPr>
               <w:t xml:space="preserve">Competencias </w:t>
@@ -1605,7 +1591,6 @@
             <w:pPr>
               <w:rPr>
                 <w:rFonts w:ascii="Calibri" w:cs="Calibri" w:eastAsia="Calibri" w:hAnsi="Calibri"/>
-                <w:color w:val="1f3864"/>
               </w:rPr>
             </w:pPr>
             <w:r>
@@ -1624,16 +1609,14 @@
               <w:rPr>
                 <w:i w:val="1"/>
                 <w:iCs w:val="1"/>
-                <w:color w:val="548dd4"/>
-                <w:sz w:val="20"/>
-                <w:szCs w:val="20"/>
-              </w:rPr>
-            </w:pPr>
-            <w:r>
-              <w:rPr>
-                <w:i w:val="1"/>
-                <w:iCs w:val="1"/>
-                <w:color w:val="548dd4"/>
+                <w:sz w:val="20"/>
+                <w:szCs w:val="20"/>
+              </w:rPr>
+            </w:pPr>
+            <w:r>
+              <w:rPr>
+                <w:i w:val="1"/>
+                <w:iCs w:val="1"/>
                 <w:sz w:val="20"/>
                 <w:szCs w:val="20"/>
                 <w:rtl w:val="0"/>
@@ -1646,16 +1629,14 @@
               <w:rPr>
                 <w:i w:val="1"/>
                 <w:iCs w:val="1"/>
-                <w:color w:val="548dd4"/>
-                <w:sz w:val="20"/>
-                <w:szCs w:val="20"/>
-              </w:rPr>
-            </w:pPr>
-            <w:r>
-              <w:rPr>
-                <w:i w:val="1"/>
-                <w:iCs w:val="1"/>
-                <w:color w:val="548dd4"/>
+                <w:sz w:val="20"/>
+                <w:szCs w:val="20"/>
+              </w:rPr>
+            </w:pPr>
+            <w:r>
+              <w:rPr>
+                <w:i w:val="1"/>
+                <w:iCs w:val="1"/>
                 <w:sz w:val="20"/>
                 <w:szCs w:val="20"/>
                 <w:rtl w:val="0"/>
@@ -1668,16 +1649,14 @@
               <w:rPr>
                 <w:i w:val="1"/>
                 <w:iCs w:val="1"/>
-                <w:color w:val="548dd4"/>
-                <w:sz w:val="20"/>
-                <w:szCs w:val="20"/>
-              </w:rPr>
-            </w:pPr>
-            <w:r>
-              <w:rPr>
-                <w:i w:val="1"/>
-                <w:iCs w:val="1"/>
-                <w:color w:val="548dd4"/>
+                <w:sz w:val="20"/>
+                <w:szCs w:val="20"/>
+              </w:rPr>
+            </w:pPr>
+            <w:r>
+              <w:rPr>
+                <w:i w:val="1"/>
+                <w:iCs w:val="1"/>
                 <w:sz w:val="20"/>
                 <w:szCs w:val="20"/>
                 <w:rtl w:val="0"/>
@@ -1690,16 +1669,14 @@
               <w:rPr>
                 <w:i w:val="1"/>
                 <w:iCs w:val="1"/>
-                <w:color w:val="548dd4"/>
-                <w:sz w:val="20"/>
-                <w:szCs w:val="20"/>
-              </w:rPr>
-            </w:pPr>
-            <w:r>
-              <w:rPr>
-                <w:i w:val="1"/>
-                <w:iCs w:val="1"/>
-                <w:color w:val="548dd4"/>
+                <w:sz w:val="20"/>
+                <w:szCs w:val="20"/>
+              </w:rPr>
+            </w:pPr>
+            <w:r>
+              <w:rPr>
+                <w:i w:val="1"/>
+                <w:iCs w:val="1"/>
                 <w:sz w:val="20"/>
                 <w:szCs w:val="20"/>
                 <w:rtl w:val="0"/>
@@ -1786,7 +1763,6 @@
               <w:rPr>
                 <w:b w:val="1"/>
                 <w:bCs w:val="1"/>
-                <w:color w:val="1f3864"/>
                 <w:sz w:val="28"/>
                 <w:szCs w:val="28"/>
               </w:rPr>
@@ -1795,7 +1771,6 @@
               <w:rPr>
                 <w:b w:val="1"/>
                 <w:bCs w:val="1"/>
-                <w:color w:val="1f3864"/>
                 <w:sz w:val="28"/>
                 <w:szCs w:val="28"/>
                 <w:rtl w:val="0"/>
@@ -1844,7 +1819,6 @@
                 <w:iCs w:val="0"/>
                 <w:smallCaps w:val="0"/>
                 <w:strike w:val="0"/>
-                <w:color w:val="1f3864"/>
                 <w:sz w:val="22"/>
                 <w:szCs w:val="22"/>
                 <w:u w:val="none"/>
@@ -1861,7 +1835,6 @@
                 <w:iCs w:val="0"/>
                 <w:smallCaps w:val="0"/>
                 <w:strike w:val="0"/>
-                <w:color w:val="1f3864"/>
                 <w:sz w:val="22"/>
                 <w:szCs w:val="22"/>
                 <w:u w:val="none"/>
@@ -1933,13 +1906,11 @@
             <w:pPr>
               <w:rPr>
                 <w:rFonts w:ascii="Calibri" w:cs="Calibri" w:eastAsia="Calibri" w:hAnsi="Calibri"/>
-                <w:color w:val="1f3864"/>
-              </w:rPr>
-            </w:pPr>
-            <w:r>
-              <w:rPr>
-                <w:rFonts w:ascii="Calibri" w:cs="Calibri" w:eastAsia="Calibri" w:hAnsi="Calibri"/>
-                <w:color w:val="1f3864"/>
+              </w:rPr>
+            </w:pPr>
+            <w:r>
+              <w:rPr>
+                <w:rFonts w:ascii="Calibri" w:cs="Calibri" w:eastAsia="Calibri" w:hAnsi="Calibri"/>
                 <w:rtl w:val="0"/>
               </w:rPr>
               <w:t xml:space="preserve">Relevancia del proyecto APT</w:t>
@@ -1957,16 +1928,14 @@
               <w:rPr>
                 <w:i w:val="1"/>
                 <w:iCs w:val="1"/>
-                <w:color w:val="548dd4"/>
-                <w:sz w:val="20"/>
-                <w:szCs w:val="20"/>
-              </w:rPr>
-            </w:pPr>
-            <w:r>
-              <w:rPr>
-                <w:i w:val="1"/>
-                <w:iCs w:val="1"/>
-                <w:color w:val="548dd4"/>
+                <w:sz w:val="20"/>
+                <w:szCs w:val="20"/>
+              </w:rPr>
+            </w:pPr>
+            <w:r>
+              <w:rPr>
+                <w:i w:val="1"/>
+                <w:iCs w:val="1"/>
                 <w:sz w:val="20"/>
                 <w:szCs w:val="20"/>
                 <w:rtl w:val="0"/>
@@ -1981,16 +1950,14 @@
               <w:rPr>
                 <w:i w:val="1"/>
                 <w:iCs w:val="1"/>
-                <w:color w:val="548dd4"/>
-                <w:sz w:val="20"/>
-                <w:szCs w:val="20"/>
-              </w:rPr>
-            </w:pPr>
-            <w:r>
-              <w:rPr>
-                <w:i w:val="1"/>
-                <w:iCs w:val="1"/>
-                <w:color w:val="548dd4"/>
+                <w:sz w:val="20"/>
+                <w:szCs w:val="20"/>
+              </w:rPr>
+            </w:pPr>
+            <w:r>
+              <w:rPr>
+                <w:i w:val="1"/>
+                <w:iCs w:val="1"/>
                 <w:sz w:val="20"/>
                 <w:szCs w:val="20"/>
                 <w:rtl w:val="0"/>
@@ -2005,16 +1972,14 @@
               <w:rPr>
                 <w:i w:val="1"/>
                 <w:iCs w:val="1"/>
-                <w:color w:val="548dd4"/>
-                <w:sz w:val="20"/>
-                <w:szCs w:val="20"/>
-              </w:rPr>
-            </w:pPr>
-            <w:r>
-              <w:rPr>
-                <w:i w:val="1"/>
-                <w:iCs w:val="1"/>
-                <w:color w:val="548dd4"/>
+                <w:sz w:val="20"/>
+                <w:szCs w:val="20"/>
+              </w:rPr>
+            </w:pPr>
+            <w:r>
+              <w:rPr>
+                <w:i w:val="1"/>
+                <w:iCs w:val="1"/>
                 <w:sz w:val="20"/>
                 <w:szCs w:val="20"/>
                 <w:rtl w:val="0"/>
@@ -2038,13 +2003,11 @@
             <w:pPr>
               <w:rPr>
                 <w:rFonts w:ascii="Calibri" w:cs="Calibri" w:eastAsia="Calibri" w:hAnsi="Calibri"/>
-                <w:color w:val="1f3864"/>
-              </w:rPr>
-            </w:pPr>
-            <w:r>
-              <w:rPr>
-                <w:rFonts w:ascii="Calibri" w:cs="Calibri" w:eastAsia="Calibri" w:hAnsi="Calibri"/>
-                <w:color w:val="1f3864"/>
+              </w:rPr>
+            </w:pPr>
+            <w:r>
+              <w:rPr>
+                <w:rFonts w:ascii="Calibri" w:cs="Calibri" w:eastAsia="Calibri" w:hAnsi="Calibri"/>
                 <w:rtl w:val="0"/>
               </w:rPr>
               <w:t xml:space="preserve">Descripción del Proyecto APT</w:t>
@@ -2061,16 +2024,14 @@
               <w:rPr>
                 <w:i w:val="1"/>
                 <w:iCs w:val="1"/>
-                <w:color w:val="548dd4"/>
-                <w:sz w:val="20"/>
-                <w:szCs w:val="20"/>
-              </w:rPr>
-            </w:pPr>
-            <w:r>
-              <w:rPr>
-                <w:i w:val="1"/>
-                <w:iCs w:val="1"/>
-                <w:color w:val="548dd4"/>
+                <w:sz w:val="20"/>
+                <w:szCs w:val="20"/>
+              </w:rPr>
+            </w:pPr>
+            <w:r>
+              <w:rPr>
+                <w:i w:val="1"/>
+                <w:iCs w:val="1"/>
                 <w:sz w:val="20"/>
                 <w:szCs w:val="20"/>
                 <w:rtl w:val="0"/>
@@ -2084,16 +2045,14 @@
               <w:rPr>
                 <w:i w:val="1"/>
                 <w:iCs w:val="1"/>
-                <w:color w:val="548dd4"/>
-                <w:sz w:val="20"/>
-                <w:szCs w:val="20"/>
-              </w:rPr>
-            </w:pPr>
-            <w:r>
-              <w:rPr>
-                <w:i w:val="1"/>
-                <w:iCs w:val="1"/>
-                <w:color w:val="548dd4"/>
+                <w:sz w:val="20"/>
+                <w:szCs w:val="20"/>
+              </w:rPr>
+            </w:pPr>
+            <w:r>
+              <w:rPr>
+                <w:i w:val="1"/>
+                <w:iCs w:val="1"/>
                 <w:sz w:val="20"/>
                 <w:szCs w:val="20"/>
                 <w:rtl w:val="0"/>
@@ -2117,13 +2076,11 @@
             <w:pPr>
               <w:rPr>
                 <w:rFonts w:ascii="Calibri" w:cs="Calibri" w:eastAsia="Calibri" w:hAnsi="Calibri"/>
-                <w:color w:val="1f3864"/>
-              </w:rPr>
-            </w:pPr>
-            <w:r>
-              <w:rPr>
-                <w:rFonts w:ascii="Calibri" w:cs="Calibri" w:eastAsia="Calibri" w:hAnsi="Calibri"/>
-                <w:color w:val="1f3864"/>
+              </w:rPr>
+            </w:pPr>
+            <w:r>
+              <w:rPr>
+                <w:rFonts w:ascii="Calibri" w:cs="Calibri" w:eastAsia="Calibri" w:hAnsi="Calibri"/>
                 <w:rtl w:val="0"/>
               </w:rPr>
               <w:t xml:space="preserve">Pertinencia del proyecto con el perfil de egreso</w:t>
@@ -2141,17 +2098,15 @@
                 <w:rFonts w:ascii="Calibri" w:cs="Calibri" w:eastAsia="Calibri" w:hAnsi="Calibri"/>
                 <w:i w:val="1"/>
                 <w:iCs w:val="1"/>
-                <w:color w:val="548dd4"/>
-                <w:sz w:val="20"/>
-                <w:szCs w:val="20"/>
-              </w:rPr>
-            </w:pPr>
-            <w:r>
-              <w:rPr>
-                <w:rFonts w:ascii="Calibri" w:cs="Calibri" w:eastAsia="Calibri" w:hAnsi="Calibri"/>
-                <w:i w:val="1"/>
-                <w:iCs w:val="1"/>
-                <w:color w:val="548dd4"/>
+                <w:sz w:val="20"/>
+                <w:szCs w:val="20"/>
+              </w:rPr>
+            </w:pPr>
+            <w:r>
+              <w:rPr>
+                <w:rFonts w:ascii="Calibri" w:cs="Calibri" w:eastAsia="Calibri" w:hAnsi="Calibri"/>
+                <w:i w:val="1"/>
+                <w:iCs w:val="1"/>
                 <w:sz w:val="20"/>
                 <w:szCs w:val="20"/>
                 <w:rtl w:val="0"/>
@@ -2166,17 +2121,15 @@
                 <w:rFonts w:ascii="Calibri" w:cs="Calibri" w:eastAsia="Calibri" w:hAnsi="Calibri"/>
                 <w:i w:val="1"/>
                 <w:iCs w:val="1"/>
-                <w:color w:val="548dd4"/>
-                <w:sz w:val="20"/>
-                <w:szCs w:val="20"/>
-              </w:rPr>
-            </w:pPr>
-            <w:r>
-              <w:rPr>
-                <w:rFonts w:ascii="Calibri" w:cs="Calibri" w:eastAsia="Calibri" w:hAnsi="Calibri"/>
-                <w:i w:val="1"/>
-                <w:iCs w:val="1"/>
-                <w:color w:val="548dd4"/>
+                <w:sz w:val="20"/>
+                <w:szCs w:val="20"/>
+              </w:rPr>
+            </w:pPr>
+            <w:r>
+              <w:rPr>
+                <w:rFonts w:ascii="Calibri" w:cs="Calibri" w:eastAsia="Calibri" w:hAnsi="Calibri"/>
+                <w:i w:val="1"/>
+                <w:iCs w:val="1"/>
                 <w:sz w:val="20"/>
                 <w:szCs w:val="20"/>
                 <w:rtl w:val="0"/>
@@ -2191,16 +2144,14 @@
               <w:rPr>
                 <w:i w:val="1"/>
                 <w:iCs w:val="1"/>
-                <w:color w:val="548dd4"/>
-                <w:sz w:val="20"/>
-                <w:szCs w:val="20"/>
-              </w:rPr>
-            </w:pPr>
-            <w:r>
-              <w:rPr>
-                <w:i w:val="1"/>
-                <w:iCs w:val="1"/>
-                <w:color w:val="548dd4"/>
+                <w:sz w:val="20"/>
+                <w:szCs w:val="20"/>
+              </w:rPr>
+            </w:pPr>
+            <w:r>
+              <w:rPr>
+                <w:i w:val="1"/>
+                <w:iCs w:val="1"/>
                 <w:sz w:val="20"/>
                 <w:szCs w:val="20"/>
                 <w:rtl w:val="0"/>
@@ -2215,16 +2166,14 @@
               <w:rPr>
                 <w:i w:val="1"/>
                 <w:iCs w:val="1"/>
-                <w:color w:val="548dd4"/>
-                <w:sz w:val="20"/>
-                <w:szCs w:val="20"/>
-              </w:rPr>
-            </w:pPr>
-            <w:r>
-              <w:rPr>
-                <w:i w:val="1"/>
-                <w:iCs w:val="1"/>
-                <w:color w:val="548dd4"/>
+                <w:sz w:val="20"/>
+                <w:szCs w:val="20"/>
+              </w:rPr>
+            </w:pPr>
+            <w:r>
+              <w:rPr>
+                <w:i w:val="1"/>
+                <w:iCs w:val="1"/>
                 <w:sz w:val="20"/>
                 <w:szCs w:val="20"/>
                 <w:rtl w:val="0"/>
@@ -2239,16 +2188,14 @@
               <w:rPr>
                 <w:i w:val="1"/>
                 <w:iCs w:val="1"/>
-                <w:color w:val="548dd4"/>
-                <w:sz w:val="20"/>
-                <w:szCs w:val="20"/>
-              </w:rPr>
-            </w:pPr>
-            <w:r>
-              <w:rPr>
-                <w:i w:val="1"/>
-                <w:iCs w:val="1"/>
-                <w:color w:val="548dd4"/>
+                <w:sz w:val="20"/>
+                <w:szCs w:val="20"/>
+              </w:rPr>
+            </w:pPr>
+            <w:r>
+              <w:rPr>
+                <w:i w:val="1"/>
+                <w:iCs w:val="1"/>
                 <w:sz w:val="20"/>
                 <w:szCs w:val="20"/>
                 <w:rtl w:val="0"/>
@@ -2263,16 +2210,14 @@
               <w:rPr>
                 <w:i w:val="1"/>
                 <w:iCs w:val="1"/>
-                <w:color w:val="548dd4"/>
-                <w:sz w:val="20"/>
-                <w:szCs w:val="20"/>
-              </w:rPr>
-            </w:pPr>
-            <w:r>
-              <w:rPr>
-                <w:i w:val="1"/>
-                <w:iCs w:val="1"/>
-                <w:color w:val="548dd4"/>
+                <w:sz w:val="20"/>
+                <w:szCs w:val="20"/>
+              </w:rPr>
+            </w:pPr>
+            <w:r>
+              <w:rPr>
+                <w:i w:val="1"/>
+                <w:iCs w:val="1"/>
                 <w:sz w:val="20"/>
                 <w:szCs w:val="20"/>
                 <w:rtl w:val="0"/>
@@ -2287,17 +2232,15 @@
                 <w:rFonts w:ascii="Calibri" w:cs="Calibri" w:eastAsia="Calibri" w:hAnsi="Calibri"/>
                 <w:i w:val="1"/>
                 <w:iCs w:val="1"/>
-                <w:color w:val="548dd4"/>
-                <w:sz w:val="20"/>
-                <w:szCs w:val="20"/>
-              </w:rPr>
-            </w:pPr>
-            <w:r>
-              <w:rPr>
-                <w:rFonts w:ascii="Calibri" w:cs="Calibri" w:eastAsia="Calibri" w:hAnsi="Calibri"/>
-                <w:i w:val="1"/>
-                <w:iCs w:val="1"/>
-                <w:color w:val="548dd4"/>
+                <w:sz w:val="20"/>
+                <w:szCs w:val="20"/>
+              </w:rPr>
+            </w:pPr>
+            <w:r>
+              <w:rPr>
+                <w:rFonts w:ascii="Calibri" w:cs="Calibri" w:eastAsia="Calibri" w:hAnsi="Calibri"/>
+                <w:i w:val="1"/>
+                <w:iCs w:val="1"/>
                 <w:sz w:val="20"/>
                 <w:szCs w:val="20"/>
                 <w:rtl w:val="0"/>
@@ -2311,16 +2254,14 @@
               <w:rPr>
                 <w:i w:val="1"/>
                 <w:iCs w:val="1"/>
-                <w:color w:val="548dd4"/>
-                <w:sz w:val="20"/>
-                <w:szCs w:val="20"/>
-              </w:rPr>
-            </w:pPr>
-            <w:r>
-              <w:rPr>
-                <w:i w:val="1"/>
-                <w:iCs w:val="1"/>
-                <w:color w:val="548dd4"/>
+                <w:sz w:val="20"/>
+                <w:szCs w:val="20"/>
+              </w:rPr>
+            </w:pPr>
+            <w:r>
+              <w:rPr>
+                <w:i w:val="1"/>
+                <w:iCs w:val="1"/>
                 <w:sz w:val="20"/>
                 <w:szCs w:val="20"/>
                 <w:rtl w:val="0"/>
@@ -2344,13 +2285,11 @@
             <w:pPr>
               <w:rPr>
                 <w:rFonts w:ascii="Calibri" w:cs="Calibri" w:eastAsia="Calibri" w:hAnsi="Calibri"/>
-                <w:color w:val="1f3864"/>
-              </w:rPr>
-            </w:pPr>
-            <w:r>
-              <w:rPr>
-                <w:rFonts w:ascii="Calibri" w:cs="Calibri" w:eastAsia="Calibri" w:hAnsi="Calibri"/>
-                <w:color w:val="1f3864"/>
+              </w:rPr>
+            </w:pPr>
+            <w:r>
+              <w:rPr>
+                <w:rFonts w:ascii="Calibri" w:cs="Calibri" w:eastAsia="Calibri" w:hAnsi="Calibri"/>
                 <w:rtl w:val="0"/>
               </w:rPr>
               <w:t xml:space="preserve">Relación con los intereses profesionales</w:t>
@@ -2368,17 +2307,15 @@
                 <w:rFonts w:ascii="Calibri" w:cs="Calibri" w:eastAsia="Calibri" w:hAnsi="Calibri"/>
                 <w:i w:val="1"/>
                 <w:iCs w:val="1"/>
-                <w:color w:val="548dd4"/>
-                <w:sz w:val="20"/>
-                <w:szCs w:val="20"/>
-              </w:rPr>
-            </w:pPr>
-            <w:r>
-              <w:rPr>
-                <w:rFonts w:ascii="Calibri" w:cs="Calibri" w:eastAsia="Calibri" w:hAnsi="Calibri"/>
-                <w:i w:val="1"/>
-                <w:iCs w:val="1"/>
-                <w:color w:val="548dd4"/>
+                <w:sz w:val="20"/>
+                <w:szCs w:val="20"/>
+              </w:rPr>
+            </w:pPr>
+            <w:r>
+              <w:rPr>
+                <w:rFonts w:ascii="Calibri" w:cs="Calibri" w:eastAsia="Calibri" w:hAnsi="Calibri"/>
+                <w:i w:val="1"/>
+                <w:iCs w:val="1"/>
                 <w:sz w:val="20"/>
                 <w:szCs w:val="20"/>
                 <w:rtl w:val="0"/>
@@ -2393,17 +2330,15 @@
                 <w:rFonts w:ascii="Calibri" w:cs="Calibri" w:eastAsia="Calibri" w:hAnsi="Calibri"/>
                 <w:i w:val="1"/>
                 <w:iCs w:val="1"/>
-                <w:color w:val="548dd4"/>
-                <w:sz w:val="20"/>
-                <w:szCs w:val="20"/>
-              </w:rPr>
-            </w:pPr>
-            <w:r>
-              <w:rPr>
-                <w:rFonts w:ascii="Calibri" w:cs="Calibri" w:eastAsia="Calibri" w:hAnsi="Calibri"/>
-                <w:i w:val="1"/>
-                <w:iCs w:val="1"/>
-                <w:color w:val="548dd4"/>
+                <w:sz w:val="20"/>
+                <w:szCs w:val="20"/>
+              </w:rPr>
+            </w:pPr>
+            <w:r>
+              <w:rPr>
+                <w:rFonts w:ascii="Calibri" w:cs="Calibri" w:eastAsia="Calibri" w:hAnsi="Calibri"/>
+                <w:i w:val="1"/>
+                <w:iCs w:val="1"/>
                 <w:sz w:val="20"/>
                 <w:szCs w:val="20"/>
                 <w:rtl w:val="0"/>
@@ -2417,16 +2352,14 @@
               <w:rPr>
                 <w:i w:val="1"/>
                 <w:iCs w:val="1"/>
-                <w:color w:val="548dd4"/>
-                <w:sz w:val="20"/>
-                <w:szCs w:val="20"/>
-              </w:rPr>
-            </w:pPr>
-            <w:r>
-              <w:rPr>
-                <w:i w:val="1"/>
-                <w:iCs w:val="1"/>
-                <w:color w:val="548dd4"/>
+                <w:sz w:val="20"/>
+                <w:szCs w:val="20"/>
+              </w:rPr>
+            </w:pPr>
+            <w:r>
+              <w:rPr>
+                <w:i w:val="1"/>
+                <w:iCs w:val="1"/>
                 <w:sz w:val="20"/>
                 <w:szCs w:val="20"/>
                 <w:rtl w:val="0"/>
@@ -2441,17 +2374,15 @@
                 <w:rFonts w:ascii="Calibri" w:cs="Calibri" w:eastAsia="Calibri" w:hAnsi="Calibri"/>
                 <w:i w:val="1"/>
                 <w:iCs w:val="1"/>
-                <w:color w:val="548dd4"/>
-                <w:sz w:val="20"/>
-                <w:szCs w:val="20"/>
-              </w:rPr>
-            </w:pPr>
-            <w:r>
-              <w:rPr>
-                <w:rFonts w:ascii="Calibri" w:cs="Calibri" w:eastAsia="Calibri" w:hAnsi="Calibri"/>
-                <w:i w:val="1"/>
-                <w:iCs w:val="1"/>
-                <w:color w:val="548dd4"/>
+                <w:sz w:val="20"/>
+                <w:szCs w:val="20"/>
+              </w:rPr>
+            </w:pPr>
+            <w:r>
+              <w:rPr>
+                <w:rFonts w:ascii="Calibri" w:cs="Calibri" w:eastAsia="Calibri" w:hAnsi="Calibri"/>
+                <w:i w:val="1"/>
+                <w:iCs w:val="1"/>
                 <w:sz w:val="20"/>
                 <w:szCs w:val="20"/>
                 <w:rtl w:val="0"/>
@@ -2465,16 +2396,14 @@
               <w:rPr>
                 <w:i w:val="1"/>
                 <w:iCs w:val="1"/>
-                <w:color w:val="548dd4"/>
-                <w:sz w:val="20"/>
-                <w:szCs w:val="20"/>
-              </w:rPr>
-            </w:pPr>
-            <w:r>
-              <w:rPr>
-                <w:i w:val="1"/>
-                <w:iCs w:val="1"/>
-                <w:color w:val="548dd4"/>
+                <w:sz w:val="20"/>
+                <w:szCs w:val="20"/>
+              </w:rPr>
+            </w:pPr>
+            <w:r>
+              <w:rPr>
+                <w:i w:val="1"/>
+                <w:iCs w:val="1"/>
                 <w:sz w:val="20"/>
                 <w:szCs w:val="20"/>
                 <w:rtl w:val="0"/>
@@ -2489,17 +2418,15 @@
                 <w:rFonts w:ascii="Calibri" w:cs="Calibri" w:eastAsia="Calibri" w:hAnsi="Calibri"/>
                 <w:i w:val="1"/>
                 <w:iCs w:val="1"/>
-                <w:color w:val="548dd4"/>
-                <w:sz w:val="20"/>
-                <w:szCs w:val="20"/>
-              </w:rPr>
-            </w:pPr>
-            <w:r>
-              <w:rPr>
-                <w:rFonts w:ascii="Calibri" w:cs="Calibri" w:eastAsia="Calibri" w:hAnsi="Calibri"/>
-                <w:i w:val="1"/>
-                <w:iCs w:val="1"/>
-                <w:color w:val="548dd4"/>
+                <w:sz w:val="20"/>
+                <w:szCs w:val="20"/>
+              </w:rPr>
+            </w:pPr>
+            <w:r>
+              <w:rPr>
+                <w:rFonts w:ascii="Calibri" w:cs="Calibri" w:eastAsia="Calibri" w:hAnsi="Calibri"/>
+                <w:i w:val="1"/>
+                <w:iCs w:val="1"/>
                 <w:sz w:val="20"/>
                 <w:szCs w:val="20"/>
                 <w:rtl w:val="0"/>
@@ -2513,16 +2440,14 @@
               <w:rPr>
                 <w:i w:val="1"/>
                 <w:iCs w:val="1"/>
-                <w:color w:val="548dd4"/>
-                <w:sz w:val="20"/>
-                <w:szCs w:val="20"/>
-              </w:rPr>
-            </w:pPr>
-            <w:r>
-              <w:rPr>
-                <w:i w:val="1"/>
-                <w:iCs w:val="1"/>
-                <w:color w:val="548dd4"/>
+                <w:sz w:val="20"/>
+                <w:szCs w:val="20"/>
+              </w:rPr>
+            </w:pPr>
+            <w:r>
+              <w:rPr>
+                <w:i w:val="1"/>
+                <w:iCs w:val="1"/>
                 <w:sz w:val="20"/>
                 <w:szCs w:val="20"/>
                 <w:rtl w:val="0"/>
@@ -2546,13 +2471,11 @@
             <w:pPr>
               <w:rPr>
                 <w:rFonts w:ascii="Calibri" w:cs="Calibri" w:eastAsia="Calibri" w:hAnsi="Calibri"/>
-                <w:color w:val="1f3864"/>
-              </w:rPr>
-            </w:pPr>
-            <w:r>
-              <w:rPr>
-                <w:rFonts w:ascii="Calibri" w:cs="Calibri" w:eastAsia="Calibri" w:hAnsi="Calibri"/>
-                <w:color w:val="1f3864"/>
+              </w:rPr>
+            </w:pPr>
+            <w:r>
+              <w:rPr>
+                <w:rFonts w:ascii="Calibri" w:cs="Calibri" w:eastAsia="Calibri" w:hAnsi="Calibri"/>
                 <w:rtl w:val="0"/>
               </w:rPr>
               <w:t xml:space="preserve">Factibilidad de desarrollo del Proyecto APT</w:t>
@@ -2570,16 +2493,14 @@
               <w:rPr>
                 <w:i w:val="1"/>
                 <w:iCs w:val="1"/>
-                <w:color w:val="548dd4"/>
-                <w:sz w:val="20"/>
-                <w:szCs w:val="20"/>
-              </w:rPr>
-            </w:pPr>
-            <w:r>
-              <w:rPr>
-                <w:i w:val="1"/>
-                <w:iCs w:val="1"/>
-                <w:color w:val="548dd4"/>
+                <w:sz w:val="20"/>
+                <w:szCs w:val="20"/>
+              </w:rPr>
+            </w:pPr>
+            <w:r>
+              <w:rPr>
+                <w:i w:val="1"/>
+                <w:iCs w:val="1"/>
                 <w:sz w:val="20"/>
                 <w:szCs w:val="20"/>
                 <w:rtl w:val="0"/>
@@ -2594,16 +2515,14 @@
               <w:rPr>
                 <w:i w:val="1"/>
                 <w:iCs w:val="1"/>
-                <w:color w:val="548dd4"/>
-                <w:sz w:val="20"/>
-                <w:szCs w:val="20"/>
-              </w:rPr>
-            </w:pPr>
-            <w:r>
-              <w:rPr>
-                <w:i w:val="1"/>
-                <w:iCs w:val="1"/>
-                <w:color w:val="548dd4"/>
+                <w:sz w:val="20"/>
+                <w:szCs w:val="20"/>
+              </w:rPr>
+            </w:pPr>
+            <w:r>
+              <w:rPr>
+                <w:i w:val="1"/>
+                <w:iCs w:val="1"/>
                 <w:sz w:val="20"/>
                 <w:szCs w:val="20"/>
                 <w:rtl w:val="0"/>
@@ -2618,16 +2537,14 @@
               <w:rPr>
                 <w:i w:val="1"/>
                 <w:iCs w:val="1"/>
-                <w:color w:val="548dd4"/>
-                <w:sz w:val="20"/>
-                <w:szCs w:val="20"/>
-              </w:rPr>
-            </w:pPr>
-            <w:r>
-              <w:rPr>
-                <w:i w:val="1"/>
-                <w:iCs w:val="1"/>
-                <w:color w:val="548dd4"/>
+                <w:sz w:val="20"/>
+                <w:szCs w:val="20"/>
+              </w:rPr>
+            </w:pPr>
+            <w:r>
+              <w:rPr>
+                <w:i w:val="1"/>
+                <w:iCs w:val="1"/>
                 <w:sz w:val="20"/>
                 <w:szCs w:val="20"/>
                 <w:rtl w:val="0"/>
@@ -2643,7 +2560,6 @@
         <w:rPr>
           <w:b w:val="1"/>
           <w:bCs w:val="1"/>
-          <w:color w:val="4472c4"/>
           <w:sz w:val="32"/>
           <w:szCs w:val="32"/>
         </w:rPr>
@@ -2682,10 +2598,8 @@
           <w:iCs w:val="0"/>
           <w:smallCaps w:val="0"/>
           <w:strike w:val="0"/>
-          <w:color w:val="4472c4"/>
           <w:sz w:val="32"/>
           <w:szCs w:val="32"/>
-          <w:u w:val="none"/>
           <w:shd w:fill="auto" w:val="clear"/>
           <w:vertAlign w:val="baseline"/>
         </w:rPr>
@@ -2699,7 +2613,6 @@
           <w:iCs w:val="0"/>
           <w:smallCaps w:val="0"/>
           <w:strike w:val="0"/>
-          <w:color w:val="4472c4"/>
           <w:sz w:val="32"/>
           <w:szCs w:val="32"/>
           <w:u w:val="none"/>
@@ -2755,7 +2668,6 @@
               <w:rPr>
                 <w:b w:val="1"/>
                 <w:bCs w:val="1"/>
-                <w:color w:val="1f3864"/>
                 <w:sz w:val="28"/>
                 <w:szCs w:val="28"/>
               </w:rPr>
@@ -2764,7 +2676,6 @@
               <w:rPr>
                 <w:b w:val="1"/>
                 <w:bCs w:val="1"/>
-                <w:color w:val="1f3864"/>
                 <w:sz w:val="28"/>
                 <w:szCs w:val="28"/>
                 <w:rtl w:val="0"/>
@@ -2813,7 +2724,6 @@
                 <w:iCs w:val="0"/>
                 <w:smallCaps w:val="0"/>
                 <w:strike w:val="0"/>
-                <w:color w:val="1f3864"/>
                 <w:sz w:val="22"/>
                 <w:szCs w:val="22"/>
                 <w:u w:val="none"/>
@@ -2830,7 +2740,6 @@
                 <w:iCs w:val="0"/>
                 <w:smallCaps w:val="0"/>
                 <w:strike w:val="0"/>
-                <w:color w:val="1f3864"/>
                 <w:sz w:val="22"/>
                 <w:szCs w:val="22"/>
                 <w:u w:val="none"/>
@@ -2902,13 +2811,11 @@
             <w:pPr>
               <w:rPr>
                 <w:rFonts w:ascii="Calibri" w:cs="Calibri" w:eastAsia="Calibri" w:hAnsi="Calibri"/>
-                <w:color w:val="1f3864"/>
-              </w:rPr>
-            </w:pPr>
-            <w:r>
-              <w:rPr>
-                <w:rFonts w:ascii="Calibri" w:cs="Calibri" w:eastAsia="Calibri" w:hAnsi="Calibri"/>
-                <w:color w:val="1f3864"/>
+              </w:rPr>
+            </w:pPr>
+            <w:r>
+              <w:rPr>
+                <w:rFonts w:ascii="Calibri" w:cs="Calibri" w:eastAsia="Calibri" w:hAnsi="Calibri"/>
                 <w:rtl w:val="0"/>
               </w:rPr>
               <w:t xml:space="preserve">Objetivo general</w:t>
@@ -2926,16 +2833,14 @@
                 <w:rFonts w:ascii="Calibri" w:cs="Calibri" w:eastAsia="Calibri" w:hAnsi="Calibri"/>
                 <w:i w:val="1"/>
                 <w:iCs w:val="1"/>
-                <w:color w:val="548dd4"/>
-                <w:sz w:val="20"/>
-                <w:szCs w:val="20"/>
-              </w:rPr>
-            </w:pPr>
-            <w:r>
-              <w:rPr>
-                <w:i w:val="1"/>
-                <w:iCs w:val="1"/>
-                <w:color w:val="548dd4"/>
+                <w:sz w:val="20"/>
+                <w:szCs w:val="20"/>
+              </w:rPr>
+            </w:pPr>
+            <w:r>
+              <w:rPr>
+                <w:i w:val="1"/>
+                <w:iCs w:val="1"/>
                 <w:sz w:val="20"/>
                 <w:szCs w:val="20"/>
                 <w:rtl w:val="0"/>
@@ -2964,13 +2869,11 @@
             <w:pPr>
               <w:rPr>
                 <w:rFonts w:ascii="Calibri" w:cs="Calibri" w:eastAsia="Calibri" w:hAnsi="Calibri"/>
-                <w:color w:val="1f3864"/>
-              </w:rPr>
-            </w:pPr>
-            <w:r>
-              <w:rPr>
-                <w:rFonts w:ascii="Calibri" w:cs="Calibri" w:eastAsia="Calibri" w:hAnsi="Calibri"/>
-                <w:color w:val="1f3864"/>
+              </w:rPr>
+            </w:pPr>
+            <w:r>
+              <w:rPr>
+                <w:rFonts w:ascii="Calibri" w:cs="Calibri" w:eastAsia="Calibri" w:hAnsi="Calibri"/>
                 <w:rtl w:val="0"/>
               </w:rPr>
               <w:t xml:space="preserve">Objetivos específicos</w:t>
@@ -2987,16 +2890,14 @@
               <w:rPr>
                 <w:i w:val="1"/>
                 <w:iCs w:val="1"/>
-                <w:color w:val="548dd4"/>
-                <w:sz w:val="20"/>
-                <w:szCs w:val="20"/>
-              </w:rPr>
-            </w:pPr>
-            <w:r>
-              <w:rPr>
-                <w:i w:val="1"/>
-                <w:iCs w:val="1"/>
-                <w:color w:val="548dd4"/>
+                <w:sz w:val="20"/>
+                <w:szCs w:val="20"/>
+              </w:rPr>
+            </w:pPr>
+            <w:r>
+              <w:rPr>
+                <w:i w:val="1"/>
+                <w:iCs w:val="1"/>
                 <w:sz w:val="20"/>
                 <w:szCs w:val="20"/>
                 <w:rtl w:val="0"/>
@@ -3010,16 +2911,14 @@
               <w:rPr>
                 <w:i w:val="1"/>
                 <w:iCs w:val="1"/>
-                <w:color w:val="548dd4"/>
-                <w:sz w:val="20"/>
-                <w:szCs w:val="20"/>
-              </w:rPr>
-            </w:pPr>
-            <w:r>
-              <w:rPr>
-                <w:i w:val="1"/>
-                <w:iCs w:val="1"/>
-                <w:color w:val="548dd4"/>
+                <w:sz w:val="20"/>
+                <w:szCs w:val="20"/>
+              </w:rPr>
+            </w:pPr>
+            <w:r>
+              <w:rPr>
+                <w:i w:val="1"/>
+                <w:iCs w:val="1"/>
                 <w:sz w:val="20"/>
                 <w:szCs w:val="20"/>
                 <w:rtl w:val="0"/>
@@ -3033,16 +2932,14 @@
               <w:rPr>
                 <w:i w:val="1"/>
                 <w:iCs w:val="1"/>
-                <w:color w:val="548dd4"/>
-                <w:sz w:val="20"/>
-                <w:szCs w:val="20"/>
-              </w:rPr>
-            </w:pPr>
-            <w:r>
-              <w:rPr>
-                <w:i w:val="1"/>
-                <w:iCs w:val="1"/>
-                <w:color w:val="548dd4"/>
+                <w:sz w:val="20"/>
+                <w:szCs w:val="20"/>
+              </w:rPr>
+            </w:pPr>
+            <w:r>
+              <w:rPr>
+                <w:i w:val="1"/>
+                <w:iCs w:val="1"/>
                 <w:sz w:val="20"/>
                 <w:szCs w:val="20"/>
                 <w:rtl w:val="0"/>
@@ -3056,16 +2953,14 @@
               <w:rPr>
                 <w:i w:val="1"/>
                 <w:iCs w:val="1"/>
-                <w:color w:val="548dd4"/>
-                <w:sz w:val="20"/>
-                <w:szCs w:val="20"/>
-              </w:rPr>
-            </w:pPr>
-            <w:r>
-              <w:rPr>
-                <w:i w:val="1"/>
-                <w:iCs w:val="1"/>
-                <w:color w:val="548dd4"/>
+                <w:sz w:val="20"/>
+                <w:szCs w:val="20"/>
+              </w:rPr>
+            </w:pPr>
+            <w:r>
+              <w:rPr>
+                <w:i w:val="1"/>
+                <w:iCs w:val="1"/>
                 <w:sz w:val="20"/>
                 <w:szCs w:val="20"/>
                 <w:rtl w:val="0"/>
@@ -3079,16 +2974,14 @@
               <w:rPr>
                 <w:i w:val="1"/>
                 <w:iCs w:val="1"/>
-                <w:color w:val="548dd4"/>
-                <w:sz w:val="20"/>
-                <w:szCs w:val="20"/>
-              </w:rPr>
-            </w:pPr>
-            <w:r>
-              <w:rPr>
-                <w:i w:val="1"/>
-                <w:iCs w:val="1"/>
-                <w:color w:val="548dd4"/>
+                <w:sz w:val="20"/>
+                <w:szCs w:val="20"/>
+              </w:rPr>
+            </w:pPr>
+            <w:r>
+              <w:rPr>
+                <w:i w:val="1"/>
+                <w:iCs w:val="1"/>
                 <w:sz w:val="20"/>
                 <w:szCs w:val="20"/>
                 <w:rtl w:val="0"/>
@@ -3102,16 +2995,14 @@
               <w:rPr>
                 <w:i w:val="1"/>
                 <w:iCs w:val="1"/>
-                <w:color w:val="548dd4"/>
-                <w:sz w:val="20"/>
-                <w:szCs w:val="20"/>
-              </w:rPr>
-            </w:pPr>
-            <w:r>
-              <w:rPr>
-                <w:i w:val="1"/>
-                <w:iCs w:val="1"/>
-                <w:color w:val="548dd4"/>
+                <w:sz w:val="20"/>
+                <w:szCs w:val="20"/>
+              </w:rPr>
+            </w:pPr>
+            <w:r>
+              <w:rPr>
+                <w:i w:val="1"/>
+                <w:iCs w:val="1"/>
                 <w:sz w:val="20"/>
                 <w:szCs w:val="20"/>
                 <w:rtl w:val="0"/>
@@ -3400,7 +3291,6 @@
               <w:rPr>
                 <w:b w:val="1"/>
                 <w:bCs w:val="1"/>
-                <w:color w:val="1f3864"/>
                 <w:sz w:val="28"/>
                 <w:szCs w:val="28"/>
               </w:rPr>
@@ -3409,7 +3299,6 @@
               <w:rPr>
                 <w:b w:val="1"/>
                 <w:bCs w:val="1"/>
-                <w:color w:val="1f3864"/>
                 <w:sz w:val="28"/>
                 <w:szCs w:val="28"/>
                 <w:rtl w:val="0"/>
@@ -3458,7 +3347,6 @@
                 <w:iCs w:val="0"/>
                 <w:smallCaps w:val="0"/>
                 <w:strike w:val="0"/>
-                <w:color w:val="1f3864"/>
                 <w:sz w:val="22"/>
                 <w:szCs w:val="22"/>
                 <w:u w:val="none"/>
@@ -3475,7 +3363,6 @@
                 <w:iCs w:val="0"/>
                 <w:smallCaps w:val="0"/>
                 <w:strike w:val="0"/>
-                <w:color w:val="1f3864"/>
                 <w:sz w:val="22"/>
                 <w:szCs w:val="22"/>
                 <w:u w:val="none"/>
@@ -3543,13 +3430,11 @@
               <w:jc w:val="center"/>
               <w:rPr>
                 <w:rFonts w:ascii="Calibri" w:cs="Calibri" w:eastAsia="Calibri" w:hAnsi="Calibri"/>
-                <w:color w:val="1f3864"/>
-              </w:rPr>
-            </w:pPr>
-            <w:r>
-              <w:rPr>
-                <w:rFonts w:ascii="Calibri" w:cs="Calibri" w:eastAsia="Calibri" w:hAnsi="Calibri"/>
-                <w:color w:val="1f3864"/>
+              </w:rPr>
+            </w:pPr>
+            <w:r>
+              <w:rPr>
+                <w:rFonts w:ascii="Calibri" w:cs="Calibri" w:eastAsia="Calibri" w:hAnsi="Calibri"/>
                 <w:rtl w:val="0"/>
               </w:rPr>
               <w:t xml:space="preserve">Descripción de la Metodología</w:t>
@@ -3570,14 +3455,12 @@
               <w:spacing w:after="240" w:lineRule="auto"/>
               <w:jc w:val="both"/>
               <w:rPr>
-                <w:color w:val="548dd4"/>
-                <w:sz w:val="20"/>
-                <w:szCs w:val="20"/>
-              </w:rPr>
-            </w:pPr>
-            <w:r>
-              <w:rPr>
-                <w:color w:val="548dd4"/>
+                <w:sz w:val="20"/>
+                <w:szCs w:val="20"/>
+              </w:rPr>
+            </w:pPr>
+            <w:r>
+              <w:rPr>
                 <w:sz w:val="20"/>
                 <w:szCs w:val="20"/>
                 <w:rtl w:val="0"/>
@@ -3590,14 +3473,12 @@
               <w:spacing w:after="240" w:before="240" w:lineRule="auto"/>
               <w:jc w:val="both"/>
               <w:rPr>
-                <w:color w:val="548dd4"/>
-                <w:sz w:val="20"/>
-                <w:szCs w:val="20"/>
-              </w:rPr>
-            </w:pPr>
-            <w:r>
-              <w:rPr>
-                <w:color w:val="548dd4"/>
+                <w:sz w:val="20"/>
+                <w:szCs w:val="20"/>
+              </w:rPr>
+            </w:pPr>
+            <w:r>
+              <w:rPr>
                 <w:sz w:val="20"/>
                 <w:szCs w:val="20"/>
                 <w:rtl w:val="0"/>
@@ -3614,14 +3495,12 @@
               <w:spacing w:after="0" w:before="240" w:lineRule="auto"/>
               <w:ind w:left="720" w:hanging="360"/>
               <w:rPr>
-                <w:color w:val="548dd4"/>
-                <w:sz w:val="20"/>
-                <w:szCs w:val="20"/>
-              </w:rPr>
-            </w:pPr>
-            <w:r>
-              <w:rPr>
-                <w:color w:val="548dd4"/>
+                <w:sz w:val="20"/>
+                <w:szCs w:val="20"/>
+              </w:rPr>
+            </w:pPr>
+            <w:r>
+              <w:rPr>
                 <w:sz w:val="20"/>
                 <w:szCs w:val="20"/>
                 <w:rtl w:val="0"/>
@@ -3638,14 +3517,12 @@
               <w:spacing w:after="0" w:before="0" w:lineRule="auto"/>
               <w:ind w:left="720" w:hanging="360"/>
               <w:rPr>
-                <w:color w:val="548dd4"/>
-                <w:sz w:val="20"/>
-                <w:szCs w:val="20"/>
-              </w:rPr>
-            </w:pPr>
-            <w:r>
-              <w:rPr>
-                <w:color w:val="548dd4"/>
+                <w:sz w:val="20"/>
+                <w:szCs w:val="20"/>
+              </w:rPr>
+            </w:pPr>
+            <w:r>
+              <w:rPr>
                 <w:sz w:val="20"/>
                 <w:szCs w:val="20"/>
                 <w:rtl w:val="0"/>
@@ -3662,14 +3539,12 @@
               <w:spacing w:after="0" w:before="0" w:lineRule="auto"/>
               <w:ind w:left="720" w:hanging="360"/>
               <w:rPr>
-                <w:color w:val="548dd4"/>
-                <w:sz w:val="20"/>
-                <w:szCs w:val="20"/>
-              </w:rPr>
-            </w:pPr>
-            <w:r>
-              <w:rPr>
-                <w:color w:val="548dd4"/>
+                <w:sz w:val="20"/>
+                <w:szCs w:val="20"/>
+              </w:rPr>
+            </w:pPr>
+            <w:r>
+              <w:rPr>
                 <w:sz w:val="20"/>
                 <w:szCs w:val="20"/>
                 <w:rtl w:val="0"/>
@@ -3686,14 +3561,12 @@
               <w:spacing w:after="0" w:before="0" w:lineRule="auto"/>
               <w:ind w:left="720" w:hanging="360"/>
               <w:rPr>
-                <w:color w:val="548dd4"/>
-                <w:sz w:val="20"/>
-                <w:szCs w:val="20"/>
-              </w:rPr>
-            </w:pPr>
-            <w:r>
-              <w:rPr>
-                <w:color w:val="548dd4"/>
+                <w:sz w:val="20"/>
+                <w:szCs w:val="20"/>
+              </w:rPr>
+            </w:pPr>
+            <w:r>
+              <w:rPr>
                 <w:sz w:val="20"/>
                 <w:szCs w:val="20"/>
                 <w:rtl w:val="0"/>
@@ -3710,14 +3583,12 @@
               <w:spacing w:after="240" w:before="0" w:lineRule="auto"/>
               <w:ind w:left="720" w:hanging="360"/>
               <w:rPr>
-                <w:color w:val="548dd4"/>
-                <w:sz w:val="20"/>
-                <w:szCs w:val="20"/>
-              </w:rPr>
-            </w:pPr>
-            <w:r>
-              <w:rPr>
-                <w:color w:val="548dd4"/>
+                <w:sz w:val="20"/>
+                <w:szCs w:val="20"/>
+              </w:rPr>
+            </w:pPr>
+            <w:r>
+              <w:rPr>
                 <w:sz w:val="20"/>
                 <w:szCs w:val="20"/>
                 <w:rtl w:val="0"/>
@@ -3730,14 +3601,12 @@
               <w:spacing w:after="240" w:before="240" w:lineRule="auto"/>
               <w:jc w:val="both"/>
               <w:rPr>
-                <w:color w:val="548dd4"/>
-                <w:sz w:val="20"/>
-                <w:szCs w:val="20"/>
-              </w:rPr>
-            </w:pPr>
-            <w:r>
-              <w:rPr>
-                <w:color w:val="548dd4"/>
+                <w:sz w:val="20"/>
+                <w:szCs w:val="20"/>
+              </w:rPr>
+            </w:pPr>
+            <w:r>
+              <w:rPr>
                 <w:sz w:val="20"/>
                 <w:szCs w:val="20"/>
                 <w:rtl w:val="0"/>
@@ -3751,25 +3620,23 @@
               <w:rPr>
                 <w:i w:val="1"/>
                 <w:iCs w:val="1"/>
-                <w:color w:val="548dd4"/>
-                <w:sz w:val="20"/>
-                <w:szCs w:val="20"/>
-              </w:rPr>
-            </w:pPr>
-            <w:r>
-              <w:rPr>
-                <w:rtl w:val="0"/>
-              </w:rPr>
-            </w:r>
-          </w:p>
-          <w:p>
-            <w:pPr>
-              <w:jc w:val="both"/>
-              <w:rPr>
-                <w:rFonts w:ascii="Calibri" w:cs="Calibri" w:eastAsia="Calibri" w:hAnsi="Calibri"/>
-                <w:i w:val="1"/>
-                <w:iCs w:val="1"/>
-                <w:color w:val="ff0000"/>
+                <w:sz w:val="20"/>
+                <w:szCs w:val="20"/>
+              </w:rPr>
+            </w:pPr>
+            <w:r>
+              <w:rPr>
+                <w:rtl w:val="0"/>
+              </w:rPr>
+            </w:r>
+          </w:p>
+          <w:p>
+            <w:pPr>
+              <w:jc w:val="both"/>
+              <w:rPr>
+                <w:rFonts w:ascii="Calibri" w:cs="Calibri" w:eastAsia="Calibri" w:hAnsi="Calibri"/>
+                <w:i w:val="1"/>
+                <w:iCs w:val="1"/>
                 <w:sz w:val="18"/>
                 <w:szCs w:val="18"/>
               </w:rPr>
@@ -3797,7 +3664,6 @@
                 <w:rFonts w:ascii="Calibri" w:cs="Calibri" w:eastAsia="Calibri" w:hAnsi="Calibri"/>
                 <w:i w:val="1"/>
                 <w:iCs w:val="1"/>
-                <w:color w:val="ff0000"/>
                 <w:sz w:val="18"/>
                 <w:szCs w:val="18"/>
               </w:rPr>
@@ -3823,7 +3689,6 @@
                 <w:rFonts w:ascii="Calibri" w:cs="Calibri" w:eastAsia="Calibri" w:hAnsi="Calibri"/>
                 <w:i w:val="1"/>
                 <w:iCs w:val="1"/>
-                <w:color w:val="ff0000"/>
                 <w:sz w:val="18"/>
                 <w:szCs w:val="18"/>
               </w:rPr>
@@ -3849,7 +3714,6 @@
                 <w:rFonts w:ascii="Calibri" w:cs="Calibri" w:eastAsia="Calibri" w:hAnsi="Calibri"/>
                 <w:i w:val="1"/>
                 <w:iCs w:val="1"/>
-                <w:color w:val="ff0000"/>
                 <w:sz w:val="18"/>
                 <w:szCs w:val="18"/>
               </w:rPr>
@@ -3875,7 +3739,6 @@
                 <w:rFonts w:ascii="Calibri" w:cs="Calibri" w:eastAsia="Calibri" w:hAnsi="Calibri"/>
                 <w:i w:val="1"/>
                 <w:iCs w:val="1"/>
-                <w:color w:val="ff0000"/>
                 <w:sz w:val="18"/>
                 <w:szCs w:val="18"/>
               </w:rPr>
@@ -3973,7 +3836,6 @@
               <w:rPr>
                 <w:b w:val="1"/>
                 <w:bCs w:val="1"/>
-                <w:color w:val="1f3864"/>
                 <w:sz w:val="28"/>
                 <w:szCs w:val="28"/>
               </w:rPr>
@@ -3982,7 +3844,6 @@
               <w:rPr>
                 <w:b w:val="1"/>
                 <w:bCs w:val="1"/>
-                <w:color w:val="1f3864"/>
                 <w:sz w:val="28"/>
                 <w:szCs w:val="28"/>
                 <w:rtl w:val="0"/>
@@ -4007,14 +3868,11 @@
             <w:pPr>
               <w:spacing w:after="0" w:lineRule="auto"/>
               <w:jc w:val="both"/>
-              <w:rPr>
-                <w:color w:val="595959"/>
-              </w:rPr>
-            </w:pPr>
-            <w:r>
-              <w:rPr>
-                <w:rFonts w:ascii="Calibri" w:cs="Calibri" w:eastAsia="Calibri" w:hAnsi="Calibri"/>
-                <w:color w:val="1f3864"/>
+              <w:rPr/>
+            </w:pPr>
+            <w:r>
+              <w:rPr>
+                <w:rFonts w:ascii="Calibri" w:cs="Calibri" w:eastAsia="Calibri" w:hAnsi="Calibri"/>
                 <w:rtl w:val="0"/>
               </w:rPr>
               <w:t xml:space="preserve">A continuación, describe qué evidencias serán evaluadas en el informe de avance y en el informe final de tu proyecto APT. Estas evidencias deben ser acordadas con tu docente. </w:t>
@@ -4027,7 +3885,6 @@
             </w:r>
             <w:r>
               <w:rPr>
-                <w:color w:val="595959"/>
                 <w:rtl w:val="0"/>
               </w:rPr>
               <w:t xml:space="preserve"> </w:t>
@@ -4122,7 +3979,6 @@
                 <w:iCs w:val="0"/>
                 <w:smallCaps w:val="0"/>
                 <w:strike w:val="0"/>
-                <w:color w:val="1f3864"/>
                 <w:sz w:val="22"/>
                 <w:szCs w:val="22"/>
                 <w:u w:val="none"/>
@@ -4139,7 +3995,6 @@
                 <w:iCs w:val="0"/>
                 <w:smallCaps w:val="0"/>
                 <w:strike w:val="0"/>
-                <w:color w:val="1f3864"/>
                 <w:sz w:val="22"/>
                 <w:szCs w:val="22"/>
                 <w:u w:val="none"/>
@@ -4178,7 +4033,6 @@
                 <w:iCs w:val="0"/>
                 <w:smallCaps w:val="0"/>
                 <w:strike w:val="0"/>
-                <w:color w:val="1f3864"/>
                 <w:sz w:val="22"/>
                 <w:szCs w:val="22"/>
                 <w:u w:val="none"/>
@@ -4195,7 +4049,6 @@
                 <w:iCs w:val="0"/>
                 <w:smallCaps w:val="0"/>
                 <w:strike w:val="0"/>
-                <w:color w:val="1f3864"/>
                 <w:sz w:val="22"/>
                 <w:szCs w:val="22"/>
                 <w:u w:val="none"/>
@@ -4239,7 +4092,6 @@
                 <w:iCs w:val="0"/>
                 <w:smallCaps w:val="0"/>
                 <w:strike w:val="0"/>
-                <w:color w:val="1f3864"/>
                 <w:sz w:val="22"/>
                 <w:szCs w:val="22"/>
                 <w:u w:val="none"/>
@@ -4256,7 +4108,6 @@
                 <w:iCs w:val="0"/>
                 <w:smallCaps w:val="0"/>
                 <w:strike w:val="0"/>
-                <w:color w:val="1f3864"/>
                 <w:sz w:val="22"/>
                 <w:szCs w:val="22"/>
                 <w:u w:val="none"/>
@@ -4300,7 +4151,6 @@
                 <w:iCs w:val="0"/>
                 <w:smallCaps w:val="0"/>
                 <w:strike w:val="0"/>
-                <w:color w:val="1f3864"/>
                 <w:sz w:val="22"/>
                 <w:szCs w:val="22"/>
                 <w:u w:val="none"/>
@@ -4317,7 +4167,6 @@
                 <w:iCs w:val="0"/>
                 <w:smallCaps w:val="0"/>
                 <w:strike w:val="0"/>
-                <w:color w:val="1f3864"/>
                 <w:sz w:val="22"/>
                 <w:szCs w:val="22"/>
                 <w:u w:val="none"/>
@@ -4361,7 +4210,6 @@
                 <w:iCs w:val="0"/>
                 <w:smallCaps w:val="0"/>
                 <w:strike w:val="0"/>
-                <w:color w:val="1f3864"/>
                 <w:sz w:val="22"/>
                 <w:szCs w:val="22"/>
                 <w:u w:val="none"/>
@@ -4378,7 +4226,6 @@
                 <w:iCs w:val="0"/>
                 <w:smallCaps w:val="0"/>
                 <w:strike w:val="0"/>
-                <w:color w:val="1f3864"/>
                 <w:sz w:val="22"/>
                 <w:szCs w:val="22"/>
                 <w:u w:val="none"/>
@@ -4427,7 +4274,6 @@
                 <w:iCs w:val="0"/>
                 <w:smallCaps w:val="0"/>
                 <w:strike w:val="0"/>
-                <w:color w:val="1f3864"/>
                 <w:sz w:val="22"/>
                 <w:szCs w:val="22"/>
                 <w:u w:val="none"/>
@@ -4480,7 +4326,6 @@
                 <w:iCs w:val="0"/>
                 <w:smallCaps w:val="0"/>
                 <w:strike w:val="0"/>
-                <w:color w:val="1f3864"/>
                 <w:sz w:val="22"/>
                 <w:szCs w:val="22"/>
                 <w:u w:val="none"/>
@@ -4512,7 +4357,6 @@
                 <w:rFonts w:ascii="Calibri" w:cs="Calibri" w:eastAsia="Calibri" w:hAnsi="Calibri"/>
                 <w:i w:val="1"/>
                 <w:iCs w:val="1"/>
-                <w:color w:val="4472c4"/>
                 <w:sz w:val="18"/>
                 <w:szCs w:val="18"/>
               </w:rPr>
@@ -4562,7 +4406,6 @@
                 <w:iCs w:val="0"/>
                 <w:smallCaps w:val="0"/>
                 <w:strike w:val="0"/>
-                <w:color w:val="1f3864"/>
                 <w:sz w:val="22"/>
                 <w:szCs w:val="22"/>
                 <w:u w:val="none"/>
@@ -4622,7 +4465,6 @@
                 <w:iCs w:val="0"/>
                 <w:smallCaps w:val="0"/>
                 <w:strike w:val="0"/>
-                <w:color w:val="1f3864"/>
                 <w:sz w:val="22"/>
                 <w:szCs w:val="22"/>
                 <w:u w:val="none"/>
@@ -4675,7 +4517,6 @@
                 <w:iCs w:val="0"/>
                 <w:smallCaps w:val="0"/>
                 <w:strike w:val="0"/>
-                <w:color w:val="1f3864"/>
                 <w:sz w:val="22"/>
                 <w:szCs w:val="22"/>
                 <w:u w:val="none"/>
@@ -4728,7 +4569,6 @@
                 <w:iCs w:val="0"/>
                 <w:smallCaps w:val="0"/>
                 <w:strike w:val="0"/>
-                <w:color w:val="1f3864"/>
                 <w:sz w:val="22"/>
                 <w:szCs w:val="22"/>
                 <w:u w:val="none"/>
@@ -4781,7 +4621,6 @@
                 <w:iCs w:val="0"/>
                 <w:smallCaps w:val="0"/>
                 <w:strike w:val="0"/>
-                <w:color w:val="1f3864"/>
                 <w:sz w:val="22"/>
                 <w:szCs w:val="22"/>
                 <w:u w:val="none"/>
@@ -4841,7 +4680,6 @@
                 <w:iCs w:val="0"/>
                 <w:smallCaps w:val="0"/>
                 <w:strike w:val="0"/>
-                <w:color w:val="1f3864"/>
                 <w:sz w:val="22"/>
                 <w:szCs w:val="22"/>
                 <w:u w:val="none"/>
@@ -4894,7 +4732,6 @@
                 <w:iCs w:val="0"/>
                 <w:smallCaps w:val="0"/>
                 <w:strike w:val="0"/>
-                <w:color w:val="1f3864"/>
                 <w:sz w:val="22"/>
                 <w:szCs w:val="22"/>
                 <w:u w:val="none"/>
@@ -4947,7 +4784,6 @@
                 <w:iCs w:val="0"/>
                 <w:smallCaps w:val="0"/>
                 <w:strike w:val="0"/>
-                <w:color w:val="1f3864"/>
                 <w:sz w:val="22"/>
                 <w:szCs w:val="22"/>
                 <w:u w:val="none"/>
@@ -5000,7 +4836,6 @@
                 <w:iCs w:val="0"/>
                 <w:smallCaps w:val="0"/>
                 <w:strike w:val="0"/>
-                <w:color w:val="1f3864"/>
                 <w:sz w:val="22"/>
                 <w:szCs w:val="22"/>
                 <w:u w:val="none"/>
@@ -5060,7 +4895,6 @@
                 <w:iCs w:val="0"/>
                 <w:smallCaps w:val="0"/>
                 <w:strike w:val="0"/>
-                <w:color w:val="1f3864"/>
                 <w:sz w:val="22"/>
                 <w:szCs w:val="22"/>
                 <w:u w:val="none"/>
@@ -5113,7 +4947,6 @@
                 <w:iCs w:val="0"/>
                 <w:smallCaps w:val="0"/>
                 <w:strike w:val="0"/>
-                <w:color w:val="1f3864"/>
                 <w:sz w:val="22"/>
                 <w:szCs w:val="22"/>
                 <w:u w:val="none"/>
@@ -5166,7 +4999,6 @@
                 <w:iCs w:val="0"/>
                 <w:smallCaps w:val="0"/>
                 <w:strike w:val="0"/>
-                <w:color w:val="1f3864"/>
                 <w:sz w:val="22"/>
                 <w:szCs w:val="22"/>
                 <w:u w:val="none"/>
@@ -5219,7 +5051,6 @@
                 <w:iCs w:val="0"/>
                 <w:smallCaps w:val="0"/>
                 <w:strike w:val="0"/>
-                <w:color w:val="1f3864"/>
                 <w:sz w:val="22"/>
                 <w:szCs w:val="22"/>
                 <w:u w:val="none"/>
@@ -5403,7 +5234,6 @@
               <w:rPr>
                 <w:b w:val="1"/>
                 <w:bCs w:val="1"/>
-                <w:color w:val="1f3864"/>
                 <w:sz w:val="28"/>
                 <w:szCs w:val="28"/>
               </w:rPr>
@@ -5412,7 +5242,6 @@
               <w:rPr>
                 <w:b w:val="1"/>
                 <w:bCs w:val="1"/>
-                <w:color w:val="1f3864"/>
                 <w:sz w:val="28"/>
                 <w:szCs w:val="28"/>
                 <w:rtl w:val="0"/>
@@ -5461,7 +5290,6 @@
                 <w:iCs w:val="0"/>
                 <w:smallCaps w:val="0"/>
                 <w:strike w:val="0"/>
-                <w:color w:val="1f3864"/>
                 <w:sz w:val="22"/>
                 <w:szCs w:val="22"/>
                 <w:u w:val="none"/>
@@ -5478,7 +5306,6 @@
                 <w:iCs w:val="0"/>
                 <w:smallCaps w:val="0"/>
                 <w:strike w:val="0"/>
-                <w:color w:val="1f3864"/>
                 <w:sz w:val="22"/>
                 <w:szCs w:val="22"/>
                 <w:u w:val="none"/>
@@ -5559,7 +5386,6 @@
               <w:jc w:val="center"/>
               <w:rPr>
                 <w:rFonts w:ascii="Calibri" w:cs="Calibri" w:eastAsia="Calibri" w:hAnsi="Calibri"/>
-                <w:color w:val="1f3864"/>
               </w:rPr>
             </w:pPr>
             <w:r>
@@ -5567,7 +5393,6 @@
                 <w:rFonts w:ascii="Calibri" w:cs="Calibri" w:eastAsia="Calibri" w:hAnsi="Calibri"/>
                 <w:b w:val="1"/>
                 <w:bCs w:val="1"/>
-                <w:color w:val="1f3864"/>
                 <w:rtl w:val="0"/>
               </w:rPr>
               <w:t xml:space="preserve">Plan de Trabajo Proyecto APT</w:t>
@@ -5592,7 +5417,6 @@
               <w:jc w:val="center"/>
               <w:rPr>
                 <w:rFonts w:ascii="Calibri" w:cs="Calibri" w:eastAsia="Calibri" w:hAnsi="Calibri"/>
-                <w:color w:val="1f3864"/>
                 <w:sz w:val="18"/>
                 <w:szCs w:val="18"/>
               </w:rPr>
@@ -5600,7 +5424,6 @@
             <w:r>
               <w:rPr>
                 <w:rFonts w:ascii="Calibri" w:cs="Calibri" w:eastAsia="Calibri" w:hAnsi="Calibri"/>
-                <w:color w:val="1f3864"/>
                 <w:sz w:val="18"/>
                 <w:szCs w:val="18"/>
                 <w:rtl w:val="0"/>
@@ -5618,13 +5441,11 @@
               <w:jc w:val="center"/>
               <w:rPr>
                 <w:rFonts w:ascii="Calibri" w:cs="Calibri" w:eastAsia="Calibri" w:hAnsi="Calibri"/>
-                <w:color w:val="1f3864"/>
-              </w:rPr>
-            </w:pPr>
-            <w:r>
-              <w:rPr>
-                <w:rFonts w:ascii="Calibri" w:cs="Calibri" w:eastAsia="Calibri" w:hAnsi="Calibri"/>
-                <w:color w:val="1f3864"/>
+              </w:rPr>
+            </w:pPr>
+            <w:r>
+              <w:rPr>
+                <w:rFonts w:ascii="Calibri" w:cs="Calibri" w:eastAsia="Calibri" w:hAnsi="Calibri"/>
                 <w:rtl w:val="0"/>
               </w:rPr>
               <w:t xml:space="preserve">Nombre de  Actividades/Tareas</w:t>
@@ -5640,13 +5461,11 @@
               <w:jc w:val="center"/>
               <w:rPr>
                 <w:rFonts w:ascii="Calibri" w:cs="Calibri" w:eastAsia="Calibri" w:hAnsi="Calibri"/>
-                <w:color w:val="1f3864"/>
-              </w:rPr>
-            </w:pPr>
-            <w:r>
-              <w:rPr>
-                <w:rFonts w:ascii="Calibri" w:cs="Calibri" w:eastAsia="Calibri" w:hAnsi="Calibri"/>
-                <w:color w:val="1f3864"/>
+              </w:rPr>
+            </w:pPr>
+            <w:r>
+              <w:rPr>
+                <w:rFonts w:ascii="Calibri" w:cs="Calibri" w:eastAsia="Calibri" w:hAnsi="Calibri"/>
                 <w:rtl w:val="0"/>
               </w:rPr>
               <w:t xml:space="preserve">Descripción Actividades/Tareas</w:t>
@@ -5662,13 +5481,11 @@
               <w:jc w:val="center"/>
               <w:rPr>
                 <w:rFonts w:ascii="Calibri" w:cs="Calibri" w:eastAsia="Calibri" w:hAnsi="Calibri"/>
-                <w:color w:val="1f3864"/>
-              </w:rPr>
-            </w:pPr>
-            <w:r>
-              <w:rPr>
-                <w:rFonts w:ascii="Calibri" w:cs="Calibri" w:eastAsia="Calibri" w:hAnsi="Calibri"/>
-                <w:color w:val="1f3864"/>
+              </w:rPr>
+            </w:pPr>
+            <w:r>
+              <w:rPr>
+                <w:rFonts w:ascii="Calibri" w:cs="Calibri" w:eastAsia="Calibri" w:hAnsi="Calibri"/>
                 <w:rtl w:val="0"/>
               </w:rPr>
               <w:t xml:space="preserve">Recursos</w:t>
@@ -5687,13 +5504,11 @@
               <w:jc w:val="center"/>
               <w:rPr>
                 <w:rFonts w:ascii="Calibri" w:cs="Calibri" w:eastAsia="Calibri" w:hAnsi="Calibri"/>
-                <w:color w:val="1f3864"/>
-              </w:rPr>
-            </w:pPr>
-            <w:r>
-              <w:rPr>
-                <w:rFonts w:ascii="Calibri" w:cs="Calibri" w:eastAsia="Calibri" w:hAnsi="Calibri"/>
-                <w:color w:val="1f3864"/>
+              </w:rPr>
+            </w:pPr>
+            <w:r>
+              <w:rPr>
+                <w:rFonts w:ascii="Calibri" w:cs="Calibri" w:eastAsia="Calibri" w:hAnsi="Calibri"/>
                 <w:rtl w:val="0"/>
               </w:rPr>
               <w:t xml:space="preserve">Duración de la actividad</w:t>
@@ -5704,7 +5519,6 @@
               <w:jc w:val="center"/>
               <w:rPr>
                 <w:rFonts w:ascii="Calibri" w:cs="Calibri" w:eastAsia="Calibri" w:hAnsi="Calibri"/>
-                <w:color w:val="1f3864"/>
               </w:rPr>
             </w:pPr>
             <w:r>
@@ -5727,13 +5541,11 @@
               <w:jc w:val="center"/>
               <w:rPr>
                 <w:rFonts w:ascii="Calibri" w:cs="Calibri" w:eastAsia="Calibri" w:hAnsi="Calibri"/>
-                <w:color w:val="1f3864"/>
-              </w:rPr>
-            </w:pPr>
-            <w:r>
-              <w:rPr>
-                <w:rFonts w:ascii="Calibri" w:cs="Calibri" w:eastAsia="Calibri" w:hAnsi="Calibri"/>
-                <w:color w:val="1f3864"/>
+              </w:rPr>
+            </w:pPr>
+            <w:r>
+              <w:rPr>
+                <w:rFonts w:ascii="Calibri" w:cs="Calibri" w:eastAsia="Calibri" w:hAnsi="Calibri"/>
                 <w:rtl w:val="0"/>
               </w:rPr>
               <w:t xml:space="preserve">Responsable</w:t>
@@ -5741,7 +5553,6 @@
             <w:r>
               <w:rPr>
                 <w:rFonts w:ascii="Calibri" w:cs="Calibri" w:eastAsia="Calibri" w:hAnsi="Calibri"/>
-                <w:color w:val="1f3864"/>
                 <w:vertAlign w:val="superscript"/>
               </w:rPr>
               <w:footnoteReference w:customMarkFollows="0" w:id="0"/>
@@ -5762,13 +5573,11 @@
               <w:jc w:val="center"/>
               <w:rPr>
                 <w:rFonts w:ascii="Calibri" w:cs="Calibri" w:eastAsia="Calibri" w:hAnsi="Calibri"/>
-                <w:color w:val="1f3864"/>
-              </w:rPr>
-            </w:pPr>
-            <w:r>
-              <w:rPr>
-                <w:rFonts w:ascii="Calibri" w:cs="Calibri" w:eastAsia="Calibri" w:hAnsi="Calibri"/>
-                <w:color w:val="1f3864"/>
+              </w:rPr>
+            </w:pPr>
+            <w:r>
+              <w:rPr>
+                <w:rFonts w:ascii="Calibri" w:cs="Calibri" w:eastAsia="Calibri" w:hAnsi="Calibri"/>
                 <w:rtl w:val="0"/>
               </w:rPr>
               <w:t xml:space="preserve">Observaciones</w:t>
@@ -5790,7 +5599,6 @@
                 <w:rFonts w:ascii="Calibri" w:cs="Calibri" w:eastAsia="Calibri" w:hAnsi="Calibri"/>
                 <w:i w:val="1"/>
                 <w:iCs w:val="1"/>
-                <w:color w:val="548dd4"/>
                 <w:sz w:val="18"/>
                 <w:szCs w:val="18"/>
               </w:rPr>
@@ -5873,7 +5681,6 @@
                 <w:rFonts w:ascii="Calibri" w:cs="Calibri" w:eastAsia="Calibri" w:hAnsi="Calibri"/>
                 <w:i w:val="1"/>
                 <w:iCs w:val="1"/>
-                <w:color w:val="548dd4"/>
                 <w:sz w:val="18"/>
                 <w:szCs w:val="18"/>
               </w:rPr>
@@ -5906,7 +5713,6 @@
                 <w:rFonts w:ascii="Calibri" w:cs="Calibri" w:eastAsia="Calibri" w:hAnsi="Calibri"/>
                 <w:i w:val="1"/>
                 <w:iCs w:val="1"/>
-                <w:color w:val="548dd4"/>
                 <w:sz w:val="18"/>
                 <w:szCs w:val="18"/>
               </w:rPr>
@@ -5998,7 +5804,6 @@
                 <w:rFonts w:ascii="Calibri" w:cs="Calibri" w:eastAsia="Calibri" w:hAnsi="Calibri"/>
                 <w:i w:val="1"/>
                 <w:iCs w:val="1"/>
-                <w:color w:val="548dd4"/>
                 <w:sz w:val="18"/>
                 <w:szCs w:val="18"/>
               </w:rPr>
@@ -6027,7 +5832,6 @@
                 <w:rFonts w:ascii="Calibri" w:cs="Calibri" w:eastAsia="Calibri" w:hAnsi="Calibri"/>
                 <w:i w:val="1"/>
                 <w:iCs w:val="1"/>
-                <w:color w:val="548dd4"/>
                 <w:sz w:val="18"/>
                 <w:szCs w:val="18"/>
               </w:rPr>
@@ -6056,7 +5860,6 @@
                 <w:rFonts w:ascii="Calibri" w:cs="Calibri" w:eastAsia="Calibri" w:hAnsi="Calibri"/>
                 <w:i w:val="1"/>
                 <w:iCs w:val="1"/>
-                <w:color w:val="548dd4"/>
                 <w:sz w:val="18"/>
                 <w:szCs w:val="18"/>
               </w:rPr>
@@ -6085,7 +5888,6 @@
                 <w:rFonts w:ascii="Calibri" w:cs="Calibri" w:eastAsia="Calibri" w:hAnsi="Calibri"/>
                 <w:i w:val="1"/>
                 <w:iCs w:val="1"/>
-                <w:color w:val="548dd4"/>
                 <w:sz w:val="18"/>
                 <w:szCs w:val="18"/>
               </w:rPr>
@@ -6118,7 +5920,6 @@
                 <w:rFonts w:ascii="Calibri" w:cs="Calibri" w:eastAsia="Calibri" w:hAnsi="Calibri"/>
                 <w:i w:val="1"/>
                 <w:iCs w:val="1"/>
-                <w:color w:val="548dd4"/>
                 <w:sz w:val="18"/>
                 <w:szCs w:val="18"/>
               </w:rPr>
@@ -6152,7 +5953,6 @@
                 <w:rFonts w:ascii="Calibri" w:cs="Calibri" w:eastAsia="Calibri" w:hAnsi="Calibri"/>
                 <w:i w:val="1"/>
                 <w:iCs w:val="1"/>
-                <w:color w:val="548dd4"/>
                 <w:sz w:val="18"/>
                 <w:szCs w:val="18"/>
               </w:rPr>
@@ -6179,7 +5979,6 @@
                 <w:rFonts w:ascii="Calibri" w:cs="Calibri" w:eastAsia="Calibri" w:hAnsi="Calibri"/>
                 <w:i w:val="1"/>
                 <w:iCs w:val="1"/>
-                <w:color w:val="548dd4"/>
                 <w:sz w:val="18"/>
                 <w:szCs w:val="18"/>
               </w:rPr>
@@ -6214,7 +6013,6 @@
                 <w:rFonts w:ascii="Calibri" w:cs="Calibri" w:eastAsia="Calibri" w:hAnsi="Calibri"/>
                 <w:i w:val="1"/>
                 <w:iCs w:val="1"/>
-                <w:color w:val="548dd4"/>
                 <w:sz w:val="18"/>
                 <w:szCs w:val="18"/>
               </w:rPr>
@@ -6243,7 +6041,6 @@
                 <w:rFonts w:ascii="Calibri" w:cs="Calibri" w:eastAsia="Calibri" w:hAnsi="Calibri"/>
                 <w:i w:val="1"/>
                 <w:iCs w:val="1"/>
-                <w:color w:val="548dd4"/>
                 <w:sz w:val="18"/>
                 <w:szCs w:val="18"/>
               </w:rPr>
@@ -6272,7 +6069,6 @@
                 <w:rFonts w:ascii="Calibri" w:cs="Calibri" w:eastAsia="Calibri" w:hAnsi="Calibri"/>
                 <w:i w:val="1"/>
                 <w:iCs w:val="1"/>
-                <w:color w:val="548dd4"/>
                 <w:sz w:val="18"/>
                 <w:szCs w:val="18"/>
               </w:rPr>
@@ -6301,7 +6097,6 @@
                 <w:rFonts w:ascii="Calibri" w:cs="Calibri" w:eastAsia="Calibri" w:hAnsi="Calibri"/>
                 <w:i w:val="1"/>
                 <w:iCs w:val="1"/>
-                <w:color w:val="548dd4"/>
                 <w:sz w:val="18"/>
                 <w:szCs w:val="18"/>
               </w:rPr>
@@ -6334,7 +6129,6 @@
                 <w:rFonts w:ascii="Calibri" w:cs="Calibri" w:eastAsia="Calibri" w:hAnsi="Calibri"/>
                 <w:i w:val="1"/>
                 <w:iCs w:val="1"/>
-                <w:color w:val="548dd4"/>
                 <w:sz w:val="18"/>
                 <w:szCs w:val="18"/>
               </w:rPr>
@@ -6368,7 +6162,6 @@
                 <w:rFonts w:ascii="Calibri" w:cs="Calibri" w:eastAsia="Calibri" w:hAnsi="Calibri"/>
                 <w:i w:val="1"/>
                 <w:iCs w:val="1"/>
-                <w:color w:val="548dd4"/>
                 <w:sz w:val="18"/>
                 <w:szCs w:val="18"/>
               </w:rPr>
@@ -6395,7 +6188,6 @@
                 <w:rFonts w:ascii="Calibri" w:cs="Calibri" w:eastAsia="Calibri" w:hAnsi="Calibri"/>
                 <w:i w:val="1"/>
                 <w:iCs w:val="1"/>
-                <w:color w:val="548dd4"/>
                 <w:sz w:val="18"/>
                 <w:szCs w:val="18"/>
               </w:rPr>
@@ -6430,7 +6222,6 @@
                 <w:rFonts w:ascii="Calibri" w:cs="Calibri" w:eastAsia="Calibri" w:hAnsi="Calibri"/>
                 <w:i w:val="1"/>
                 <w:iCs w:val="1"/>
-                <w:color w:val="548dd4"/>
                 <w:sz w:val="18"/>
                 <w:szCs w:val="18"/>
               </w:rPr>
@@ -6459,7 +6250,6 @@
                 <w:rFonts w:ascii="Calibri" w:cs="Calibri" w:eastAsia="Calibri" w:hAnsi="Calibri"/>
                 <w:i w:val="1"/>
                 <w:iCs w:val="1"/>
-                <w:color w:val="548dd4"/>
                 <w:sz w:val="18"/>
                 <w:szCs w:val="18"/>
               </w:rPr>
@@ -6488,7 +6278,6 @@
                 <w:rFonts w:ascii="Calibri" w:cs="Calibri" w:eastAsia="Calibri" w:hAnsi="Calibri"/>
                 <w:i w:val="1"/>
                 <w:iCs w:val="1"/>
-                <w:color w:val="548dd4"/>
                 <w:sz w:val="18"/>
                 <w:szCs w:val="18"/>
               </w:rPr>
@@ -6517,7 +6306,6 @@
                 <w:rFonts w:ascii="Calibri" w:cs="Calibri" w:eastAsia="Calibri" w:hAnsi="Calibri"/>
                 <w:i w:val="1"/>
                 <w:iCs w:val="1"/>
-                <w:color w:val="548dd4"/>
                 <w:sz w:val="18"/>
                 <w:szCs w:val="18"/>
               </w:rPr>
@@ -6550,7 +6338,6 @@
                 <w:rFonts w:ascii="Calibri" w:cs="Calibri" w:eastAsia="Calibri" w:hAnsi="Calibri"/>
                 <w:i w:val="1"/>
                 <w:iCs w:val="1"/>
-                <w:color w:val="548dd4"/>
                 <w:sz w:val="18"/>
                 <w:szCs w:val="18"/>
               </w:rPr>
@@ -6584,7 +6371,6 @@
                 <w:rFonts w:ascii="Calibri" w:cs="Calibri" w:eastAsia="Calibri" w:hAnsi="Calibri"/>
                 <w:i w:val="1"/>
                 <w:iCs w:val="1"/>
-                <w:color w:val="548dd4"/>
                 <w:sz w:val="18"/>
                 <w:szCs w:val="18"/>
               </w:rPr>
@@ -6611,7 +6397,6 @@
                 <w:rFonts w:ascii="Calibri" w:cs="Calibri" w:eastAsia="Calibri" w:hAnsi="Calibri"/>
                 <w:i w:val="1"/>
                 <w:iCs w:val="1"/>
-                <w:color w:val="548dd4"/>
                 <w:sz w:val="18"/>
                 <w:szCs w:val="18"/>
               </w:rPr>
@@ -6646,7 +6431,6 @@
                 <w:rFonts w:ascii="Calibri" w:cs="Calibri" w:eastAsia="Calibri" w:hAnsi="Calibri"/>
                 <w:i w:val="1"/>
                 <w:iCs w:val="1"/>
-                <w:color w:val="548dd4"/>
                 <w:sz w:val="18"/>
                 <w:szCs w:val="18"/>
               </w:rPr>
@@ -6675,7 +6459,6 @@
                 <w:rFonts w:ascii="Calibri" w:cs="Calibri" w:eastAsia="Calibri" w:hAnsi="Calibri"/>
                 <w:i w:val="1"/>
                 <w:iCs w:val="1"/>
-                <w:color w:val="548dd4"/>
                 <w:sz w:val="18"/>
                 <w:szCs w:val="18"/>
               </w:rPr>
@@ -6704,7 +6487,6 @@
                 <w:rFonts w:ascii="Calibri" w:cs="Calibri" w:eastAsia="Calibri" w:hAnsi="Calibri"/>
                 <w:i w:val="1"/>
                 <w:iCs w:val="1"/>
-                <w:color w:val="548dd4"/>
                 <w:sz w:val="18"/>
                 <w:szCs w:val="18"/>
               </w:rPr>
@@ -6733,7 +6515,6 @@
                 <w:rFonts w:ascii="Calibri" w:cs="Calibri" w:eastAsia="Calibri" w:hAnsi="Calibri"/>
                 <w:i w:val="1"/>
                 <w:iCs w:val="1"/>
-                <w:color w:val="548dd4"/>
                 <w:sz w:val="18"/>
                 <w:szCs w:val="18"/>
               </w:rPr>
@@ -6766,7 +6547,6 @@
                 <w:rFonts w:ascii="Calibri" w:cs="Calibri" w:eastAsia="Calibri" w:hAnsi="Calibri"/>
                 <w:i w:val="1"/>
                 <w:iCs w:val="1"/>
-                <w:color w:val="548dd4"/>
                 <w:sz w:val="18"/>
                 <w:szCs w:val="18"/>
               </w:rPr>
@@ -6800,7 +6580,6 @@
                 <w:rFonts w:ascii="Calibri" w:cs="Calibri" w:eastAsia="Calibri" w:hAnsi="Calibri"/>
                 <w:i w:val="1"/>
                 <w:iCs w:val="1"/>
-                <w:color w:val="548dd4"/>
                 <w:sz w:val="18"/>
                 <w:szCs w:val="18"/>
               </w:rPr>
@@ -6827,7 +6606,6 @@
                 <w:rFonts w:ascii="Calibri" w:cs="Calibri" w:eastAsia="Calibri" w:hAnsi="Calibri"/>
                 <w:i w:val="1"/>
                 <w:iCs w:val="1"/>
-                <w:color w:val="548dd4"/>
                 <w:sz w:val="18"/>
                 <w:szCs w:val="18"/>
               </w:rPr>
@@ -6862,7 +6640,6 @@
                 <w:rFonts w:ascii="Calibri" w:cs="Calibri" w:eastAsia="Calibri" w:hAnsi="Calibri"/>
                 <w:i w:val="1"/>
                 <w:iCs w:val="1"/>
-                <w:color w:val="548dd4"/>
                 <w:sz w:val="18"/>
                 <w:szCs w:val="18"/>
               </w:rPr>
@@ -6891,7 +6668,6 @@
                 <w:rFonts w:ascii="Calibri" w:cs="Calibri" w:eastAsia="Calibri" w:hAnsi="Calibri"/>
                 <w:i w:val="1"/>
                 <w:iCs w:val="1"/>
-                <w:color w:val="548dd4"/>
                 <w:sz w:val="18"/>
                 <w:szCs w:val="18"/>
               </w:rPr>
@@ -6920,7 +6696,6 @@
                 <w:rFonts w:ascii="Calibri" w:cs="Calibri" w:eastAsia="Calibri" w:hAnsi="Calibri"/>
                 <w:i w:val="1"/>
                 <w:iCs w:val="1"/>
-                <w:color w:val="548dd4"/>
                 <w:sz w:val="18"/>
                 <w:szCs w:val="18"/>
               </w:rPr>
@@ -6949,7 +6724,6 @@
                 <w:rFonts w:ascii="Calibri" w:cs="Calibri" w:eastAsia="Calibri" w:hAnsi="Calibri"/>
                 <w:i w:val="1"/>
                 <w:iCs w:val="1"/>
-                <w:color w:val="548dd4"/>
                 <w:sz w:val="18"/>
                 <w:szCs w:val="18"/>
               </w:rPr>
@@ -6982,7 +6756,6 @@
                 <w:rFonts w:ascii="Calibri" w:cs="Calibri" w:eastAsia="Calibri" w:hAnsi="Calibri"/>
                 <w:i w:val="1"/>
                 <w:iCs w:val="1"/>
-                <w:color w:val="548dd4"/>
                 <w:sz w:val="18"/>
                 <w:szCs w:val="18"/>
               </w:rPr>
@@ -7016,7 +6789,6 @@
                 <w:rFonts w:ascii="Calibri" w:cs="Calibri" w:eastAsia="Calibri" w:hAnsi="Calibri"/>
                 <w:i w:val="1"/>
                 <w:iCs w:val="1"/>
-                <w:color w:val="548dd4"/>
                 <w:sz w:val="18"/>
                 <w:szCs w:val="18"/>
               </w:rPr>
@@ -7043,7 +6815,6 @@
                 <w:rFonts w:ascii="Calibri" w:cs="Calibri" w:eastAsia="Calibri" w:hAnsi="Calibri"/>
                 <w:i w:val="1"/>
                 <w:iCs w:val="1"/>
-                <w:color w:val="548dd4"/>
                 <w:sz w:val="18"/>
                 <w:szCs w:val="18"/>
               </w:rPr>
@@ -7078,7 +6849,6 @@
                 <w:rFonts w:ascii="Calibri" w:cs="Calibri" w:eastAsia="Calibri" w:hAnsi="Calibri"/>
                 <w:i w:val="1"/>
                 <w:iCs w:val="1"/>
-                <w:color w:val="548dd4"/>
                 <w:sz w:val="18"/>
                 <w:szCs w:val="18"/>
               </w:rPr>
@@ -7107,7 +6877,6 @@
                 <w:rFonts w:ascii="Calibri" w:cs="Calibri" w:eastAsia="Calibri" w:hAnsi="Calibri"/>
                 <w:i w:val="1"/>
                 <w:iCs w:val="1"/>
-                <w:color w:val="548dd4"/>
                 <w:sz w:val="18"/>
                 <w:szCs w:val="18"/>
               </w:rPr>
@@ -7136,7 +6905,6 @@
                 <w:rFonts w:ascii="Calibri" w:cs="Calibri" w:eastAsia="Calibri" w:hAnsi="Calibri"/>
                 <w:i w:val="1"/>
                 <w:iCs w:val="1"/>
-                <w:color w:val="548dd4"/>
                 <w:sz w:val="18"/>
                 <w:szCs w:val="18"/>
               </w:rPr>
@@ -7165,7 +6933,6 @@
                 <w:rFonts w:ascii="Calibri" w:cs="Calibri" w:eastAsia="Calibri" w:hAnsi="Calibri"/>
                 <w:i w:val="1"/>
                 <w:iCs w:val="1"/>
-                <w:color w:val="548dd4"/>
                 <w:sz w:val="18"/>
                 <w:szCs w:val="18"/>
               </w:rPr>
@@ -7198,7 +6965,6 @@
                 <w:rFonts w:ascii="Calibri" w:cs="Calibri" w:eastAsia="Calibri" w:hAnsi="Calibri"/>
                 <w:i w:val="1"/>
                 <w:iCs w:val="1"/>
-                <w:color w:val="548dd4"/>
                 <w:sz w:val="18"/>
                 <w:szCs w:val="18"/>
               </w:rPr>
@@ -7231,7 +6997,6 @@
               <w:rPr>
                 <w:i w:val="1"/>
                 <w:iCs w:val="1"/>
-                <w:color w:val="548dd4"/>
                 <w:sz w:val="18"/>
                 <w:szCs w:val="18"/>
               </w:rPr>
@@ -7258,7 +7023,6 @@
                 <w:rFonts w:ascii="Calibri" w:cs="Calibri" w:eastAsia="Calibri" w:hAnsi="Calibri"/>
                 <w:i w:val="1"/>
                 <w:iCs w:val="1"/>
-                <w:color w:val="548dd4"/>
                 <w:sz w:val="18"/>
                 <w:szCs w:val="18"/>
               </w:rPr>
@@ -7337,7 +7101,6 @@
               <w:rPr>
                 <w:b w:val="1"/>
                 <w:bCs w:val="1"/>
-                <w:color w:val="1f3864"/>
                 <w:sz w:val="28"/>
                 <w:szCs w:val="28"/>
               </w:rPr>
@@ -7346,7 +7109,6 @@
               <w:rPr>
                 <w:b w:val="1"/>
                 <w:bCs w:val="1"/>
-                <w:color w:val="1f3864"/>
                 <w:sz w:val="28"/>
                 <w:szCs w:val="28"/>
                 <w:rtl w:val="0"/>
@@ -7395,7 +7157,6 @@
                 <w:iCs w:val="0"/>
                 <w:smallCaps w:val="0"/>
                 <w:strike w:val="0"/>
-                <w:color w:val="1f3864"/>
                 <w:sz w:val="22"/>
                 <w:szCs w:val="22"/>
                 <w:u w:val="none"/>
@@ -7412,7 +7173,6 @@
                 <w:iCs w:val="0"/>
                 <w:smallCaps w:val="0"/>
                 <w:strike w:val="0"/>
-                <w:color w:val="1f3864"/>
                 <w:sz w:val="22"/>
                 <w:szCs w:val="22"/>
                 <w:u w:val="none"/>
@@ -7461,10 +7221,10 @@
       </w:r>
       <w:r>
         <w:drawing>
-          <wp:anchor allowOverlap="1" behindDoc="1" distB="0" distT="0" distL="114300" distR="114300" hidden="0" layoutInCell="1" locked="0" relativeHeight="0" simplePos="0">
+          <wp:anchor allowOverlap="1" behindDoc="1" distB="0" distT="0" distL="0" distR="0" hidden="0" layoutInCell="1" locked="0" relativeHeight="0" simplePos="0">
             <wp:simplePos x="0" y="0"/>
             <wp:positionH relativeFrom="column">
-              <wp:posOffset>-1095656</wp:posOffset>
+              <wp:posOffset>-1095655</wp:posOffset>
             </wp:positionH>
             <wp:positionV relativeFrom="paragraph">
               <wp:posOffset>128703</wp:posOffset>

--- a/Fase 1/Evidencias Grupales/1.5_GuiaEstudiante_Fase1_Definicion Proyecto APT.docx
+++ b/Fase 1/Evidencias Grupales/1.5_GuiaEstudiante_Fase1_Definicion Proyecto APT.docx
@@ -19,7 +19,7 @@
               <wp:anchor allowOverlap="1" behindDoc="0" distB="0" distT="0" distL="114300" distR="114300" hidden="0" layoutInCell="1" locked="0" relativeHeight="0" simplePos="0">
                 <wp:simplePos x="0" y="0"/>
                 <wp:positionH relativeFrom="column">
-                  <wp:posOffset>-435396</wp:posOffset>
+                  <wp:posOffset>-435395</wp:posOffset>
                 </wp:positionH>
                 <wp:positionV relativeFrom="paragraph">
                   <wp:posOffset>33444</wp:posOffset>
@@ -27,7 +27,7 @@
                 <wp:extent cx="6580505" cy="1486535"/>
                 <wp:effectExtent b="0" l="0" r="0" t="0"/>
                 <wp:wrapNone/>
-                <wp:docPr id="1" name=""/>
+                <wp:docPr id="4" name=""/>
                 <a:graphic>
                   <a:graphicData uri="http://schemas.microsoft.com/office/word/2010/wordprocessingGroup">
                     <wpg:wgp>
@@ -130,8 +130,8 @@
                               <a:xfrm>
                                 <a:off x="2055748" y="3036733"/>
                                 <a:ext cx="6580505" cy="1486535"/>
-                                <a:chOff x="0" y="0"/>
-                                <a:chExt cx="5903463" cy="1486894"/>
+                                <a:chOff x="2055725" y="3036725"/>
+                                <a:chExt cx="6580550" cy="1486550"/>
                               </a:xfrm>
                             </wpg:grpSpPr>
                             <wps:wsp>
@@ -139,8 +139,8 @@
                               <wps:cNvPr id="7" name="Shape 7"/>
                               <wps:spPr>
                                 <a:xfrm>
-                                  <a:off x="0" y="0"/>
-                                  <a:ext cx="5903450" cy="1486875"/>
+                                  <a:off x="2055725" y="3036725"/>
+                                  <a:ext cx="6580550" cy="1486550"/>
                                 </a:xfrm>
                                 <a:prstGeom prst="rect">
                                   <a:avLst/>
@@ -166,138 +166,181 @@
                                 <a:noAutofit/>
                               </wps:bodyPr>
                             </wps:wsp>
-                            <wps:wsp>
-                              <wps:cNvSpPr/>
-                              <wps:cNvPr id="8" name="Shape 8"/>
-                              <wps:spPr>
+                            <wpg:grpSp>
+                              <wpg:cNvGrpSpPr/>
+                              <wpg:grpSpPr>
                                 <a:xfrm>
-                                  <a:off x="1024758" y="239160"/>
-                                  <a:ext cx="4878705" cy="1236313"/>
+                                  <a:off x="2055748" y="3036733"/>
+                                  <a:ext cx="6580505" cy="1486535"/>
+                                  <a:chOff x="0" y="0"/>
+                                  <a:chExt cx="5903463" cy="1486894"/>
                                 </a:xfrm>
-                                <a:prstGeom prst="rect">
-                                  <a:avLst/>
-                                </a:prstGeom>
-                                <a:noFill/>
-                                <a:ln>
+                              </wpg:grpSpPr>
+                              <wps:wsp>
+                                <wps:cNvSpPr/>
+                                <wps:cNvPr id="9" name="Shape 9"/>
+                                <wps:spPr>
+                                  <a:xfrm>
+                                    <a:off x="0" y="0"/>
+                                    <a:ext cx="5903450" cy="1486875"/>
+                                  </a:xfrm>
+                                  <a:prstGeom prst="rect">
+                                    <a:avLst/>
+                                  </a:prstGeom>
                                   <a:noFill/>
-                                </a:ln>
-                              </wps:spPr>
-                              <wps:txbx>
-                                <w:txbxContent>
-                                  <w:p>
-                                    <w:pPr>
-                                      <w:spacing w:after="0" w:before="0" w:line="240"/>
-                                      <w:ind w:left="0" w:right="0" w:firstLine="0"/>
-                                      <w:jc w:val="left"/>
-                                      <w:textDirection w:val="btLr"/>
-                                    </w:pPr>
-                                  </w:p>
-                                  <w:p>
-                                    <w:pPr>
-                                      <w:spacing w:after="0" w:before="0" w:line="240"/>
-                                      <w:ind w:left="0" w:right="0" w:firstLine="0"/>
-                                      <w:jc w:val="left"/>
-                                      <w:textDirection w:val="btLr"/>
-                                    </w:pPr>
-                                    <w:r>
-                                      <w:rPr>
-                                        <w:rFonts w:ascii="Arial" w:cs="Arial" w:eastAsia="Arial" w:hAnsi="Arial"/>
-                                        <w:b w:val="0"/>
-                                        <w:i w:val="0"/>
-                                        <w:smallCaps w:val="0"/>
-                                        <w:strike w:val="0"/>
-                                        <w:color w:val="000000"/>
-                                        <w:sz w:val="28"/>
-                                        <w:vertAlign w:val="baseline"/>
-                                      </w:rPr>
-                                    </w:r>
-                                    <w:r>
-                                      <w:rPr>
-                                        <w:rFonts w:ascii="Calibri" w:cs="Calibri" w:eastAsia="Calibri" w:hAnsi="Calibri"/>
-                                        <w:b w:val="1"/>
-                                        <w:i w:val="0"/>
-                                        <w:smallCaps w:val="0"/>
-                                        <w:strike w:val="0"/>
-                                        <w:color w:val="1f3864"/>
-                                        <w:sz w:val="48"/>
-                                        <w:vertAlign w:val="baseline"/>
-                                      </w:rPr>
-                                      <w:t xml:space="preserve">Guía1. Definición Proyecto APT </w:t>
-                                    </w:r>
-                                  </w:p>
-                                  <w:p>
-                                    <w:pPr>
-                                      <w:spacing w:after="0" w:before="0" w:line="240"/>
-                                      <w:ind w:left="0" w:right="0" w:firstLine="0"/>
-                                      <w:jc w:val="left"/>
-                                      <w:textDirection w:val="btLr"/>
-                                    </w:pPr>
-                                    <w:r>
-                                      <w:rPr>
-                                        <w:rFonts w:ascii="Calibri" w:cs="Calibri" w:eastAsia="Calibri" w:hAnsi="Calibri"/>
-                                        <w:b w:val="1"/>
-                                        <w:i w:val="0"/>
-                                        <w:smallCaps w:val="0"/>
-                                        <w:strike w:val="0"/>
-                                        <w:color w:val="1f3864"/>
-                                        <w:sz w:val="48"/>
-                                        <w:vertAlign w:val="baseline"/>
-                                      </w:rPr>
-                                    </w:r>
-                                    <w:r>
-                                      <w:rPr>
-                                        <w:rFonts w:ascii="Calibri" w:cs="Calibri" w:eastAsia="Calibri" w:hAnsi="Calibri"/>
-                                        <w:b w:val="1"/>
-                                        <w:i w:val="0"/>
-                                        <w:smallCaps w:val="0"/>
-                                        <w:strike w:val="0"/>
-                                        <w:color w:val="1f3864"/>
-                                        <w:sz w:val="48"/>
-                                        <w:vertAlign w:val="baseline"/>
-                                      </w:rPr>
-                                      <w:t xml:space="preserve">Asignatura Capstone</w:t>
-                                    </w:r>
-                                  </w:p>
-                                </w:txbxContent>
-                              </wps:txbx>
-                              <wps:bodyPr anchorCtr="0" anchor="t" bIns="45700" lIns="91425" spcFirstLastPara="1" rIns="91425" wrap="square" tIns="45700">
-                                <a:noAutofit/>
-                              </wps:bodyPr>
-                            </wps:wsp>
-                            <wps:wsp>
-                              <wps:cNvSpPr/>
-                              <wps:cNvPr id="9" name="Shape 9"/>
-                              <wps:spPr>
-                                <a:xfrm>
-                                  <a:off x="0" y="0"/>
-                                  <a:ext cx="993140" cy="1486894"/>
-                                </a:xfrm>
-                                <a:prstGeom prst="rect">
-                                  <a:avLst/>
-                                </a:prstGeom>
-                                <a:solidFill>
-                                  <a:srgbClr val="1F3864"/>
-                                </a:solidFill>
-                                <a:ln>
+                                  <a:ln>
+                                    <a:noFill/>
+                                  </a:ln>
+                                </wps:spPr>
+                                <wps:txbx>
+                                  <w:txbxContent>
+                                    <w:p>
+                                      <w:pPr>
+                                        <w:spacing w:after="0" w:before="0" w:line="240"/>
+                                        <w:ind w:left="0" w:right="0" w:firstLine="0"/>
+                                        <w:jc w:val="left"/>
+                                        <w:textDirection w:val="btLr"/>
+                                      </w:pPr>
+                                    </w:p>
+                                  </w:txbxContent>
+                                </wps:txbx>
+                                <wps:bodyPr anchorCtr="0" anchor="ctr" bIns="91425" lIns="91425" spcFirstLastPara="1" rIns="91425" wrap="square" tIns="91425">
+                                  <a:noAutofit/>
+                                </wps:bodyPr>
+                              </wps:wsp>
+                              <wps:wsp>
+                                <wps:cNvSpPr/>
+                                <wps:cNvPr id="10" name="Shape 10"/>
+                                <wps:spPr>
+                                  <a:xfrm>
+                                    <a:off x="1024758" y="239160"/>
+                                    <a:ext cx="4878705" cy="1236313"/>
+                                  </a:xfrm>
+                                  <a:prstGeom prst="rect">
+                                    <a:avLst/>
+                                  </a:prstGeom>
                                   <a:noFill/>
-                                </a:ln>
-                              </wps:spPr>
-                              <wps:txbx>
-                                <w:txbxContent>
-                                  <w:p>
-                                    <w:pPr>
-                                      <w:spacing w:after="0" w:before="0" w:line="240"/>
-                                      <w:ind w:left="0" w:right="0" w:firstLine="0"/>
-                                      <w:jc w:val="left"/>
-                                      <w:textDirection w:val="btLr"/>
-                                    </w:pPr>
-                                  </w:p>
-                                </w:txbxContent>
-                              </wps:txbx>
-                              <wps:bodyPr anchorCtr="0" anchor="ctr" bIns="91425" lIns="91425" spcFirstLastPara="1" rIns="91425" wrap="square" tIns="91425">
-                                <a:noAutofit/>
-                              </wps:bodyPr>
-                            </wps:wsp>
+                                  <a:ln>
+                                    <a:noFill/>
+                                  </a:ln>
+                                </wps:spPr>
+                                <wps:txbx>
+                                  <w:txbxContent>
+                                    <w:p>
+                                      <w:pPr>
+                                        <w:spacing w:after="0" w:before="0" w:line="240"/>
+                                        <w:ind w:left="0" w:right="0" w:firstLine="0"/>
+                                        <w:jc w:val="left"/>
+                                        <w:textDirection w:val="btLr"/>
+                                      </w:pPr>
+                                    </w:p>
+                                    <w:p>
+                                      <w:pPr>
+                                        <w:spacing w:after="0" w:before="0" w:line="240"/>
+                                        <w:ind w:left="0" w:right="0" w:firstLine="0"/>
+                                        <w:jc w:val="left"/>
+                                        <w:textDirection w:val="btLr"/>
+                                      </w:pPr>
+                                      <w:r>
+                                        <w:rPr>
+                                          <w:rFonts w:ascii="Arial" w:cs="Arial" w:eastAsia="Arial" w:hAnsi="Arial"/>
+                                          <w:b w:val="0"/>
+                                          <w:i w:val="0"/>
+                                          <w:smallCaps w:val="0"/>
+                                          <w:strike w:val="0"/>
+                                          <w:color w:val="000000"/>
+                                          <w:sz w:val="28"/>
+                                          <w:vertAlign w:val="baseline"/>
+                                        </w:rPr>
+                                      </w:r>
+                                      <w:r>
+                                        <w:rPr>
+                                          <w:rFonts w:ascii="Calibri" w:cs="Calibri" w:eastAsia="Calibri" w:hAnsi="Calibri"/>
+                                          <w:b w:val="1"/>
+                                          <w:i w:val="0"/>
+                                          <w:smallCaps w:val="0"/>
+                                          <w:strike w:val="0"/>
+                                          <w:color w:val="1f3864"/>
+                                          <w:sz w:val="48"/>
+                                          <w:vertAlign w:val="baseline"/>
+                                        </w:rPr>
+                                        <w:t xml:space="preserve">Guía1. Definición Proyecto APT </w:t>
+                                      </w:r>
+                                    </w:p>
+                                    <w:p>
+                                      <w:pPr>
+                                        <w:spacing w:after="0" w:before="0" w:line="240"/>
+                                        <w:ind w:left="0" w:right="0" w:firstLine="0"/>
+                                        <w:jc w:val="left"/>
+                                        <w:textDirection w:val="btLr"/>
+                                      </w:pPr>
+                                      <w:r>
+                                        <w:rPr>
+                                          <w:rFonts w:ascii="Calibri" w:cs="Calibri" w:eastAsia="Calibri" w:hAnsi="Calibri"/>
+                                          <w:b w:val="1"/>
+                                          <w:i w:val="0"/>
+                                          <w:smallCaps w:val="0"/>
+                                          <w:strike w:val="0"/>
+                                          <w:color w:val="1f3864"/>
+                                          <w:sz w:val="48"/>
+                                          <w:vertAlign w:val="baseline"/>
+                                        </w:rPr>
+                                      </w:r>
+                                      <w:r>
+                                        <w:rPr>
+                                          <w:rFonts w:ascii="Calibri" w:cs="Calibri" w:eastAsia="Calibri" w:hAnsi="Calibri"/>
+                                          <w:b w:val="1"/>
+                                          <w:i w:val="0"/>
+                                          <w:smallCaps w:val="0"/>
+                                          <w:strike w:val="0"/>
+                                          <w:color w:val="1f3864"/>
+                                          <w:sz w:val="48"/>
+                                          <w:vertAlign w:val="baseline"/>
+                                        </w:rPr>
+                                        <w:t xml:space="preserve">Asignatura Capstone</w:t>
+                                      </w:r>
+                                    </w:p>
+                                  </w:txbxContent>
+                                </wps:txbx>
+                                <wps:bodyPr anchorCtr="0" anchor="t" bIns="45700" lIns="91425" spcFirstLastPara="1" rIns="91425" wrap="square" tIns="45700">
+                                  <a:noAutofit/>
+                                </wps:bodyPr>
+                              </wps:wsp>
+                              <wps:wsp>
+                                <wps:cNvSpPr/>
+                                <wps:cNvPr id="11" name="Shape 11"/>
+                                <wps:spPr>
+                                  <a:xfrm>
+                                    <a:off x="0" y="0"/>
+                                    <a:ext cx="993140" cy="1486894"/>
+                                  </a:xfrm>
+                                  <a:prstGeom prst="rect">
+                                    <a:avLst/>
+                                  </a:prstGeom>
+                                  <a:solidFill>
+                                    <a:srgbClr val="1F3864"/>
+                                  </a:solidFill>
+                                  <a:ln>
+                                    <a:noFill/>
+                                  </a:ln>
+                                </wps:spPr>
+                                <wps:txbx>
+                                  <w:txbxContent>
+                                    <w:p>
+                                      <w:pPr>
+                                        <w:spacing w:after="0" w:before="0" w:line="240"/>
+                                        <w:ind w:left="0" w:right="0" w:firstLine="0"/>
+                                        <w:jc w:val="left"/>
+                                        <w:textDirection w:val="btLr"/>
+                                      </w:pPr>
+                                    </w:p>
+                                  </w:txbxContent>
+                                </wps:txbx>
+                                <wps:bodyPr anchorCtr="0" anchor="ctr" bIns="91425" lIns="91425" spcFirstLastPara="1" rIns="91425" wrap="square" tIns="91425">
+                                  <a:noAutofit/>
+                                </wps:bodyPr>
+                              </wps:wsp>
+                            </wpg:grpSp>
                           </wpg:grpSp>
                         </wpg:grpSp>
                       </wpg:grpSp>
@@ -312,7 +355,7 @@
               <wp:anchor allowOverlap="1" behindDoc="0" distB="0" distT="0" distL="114300" distR="114300" hidden="0" layoutInCell="1" locked="0" relativeHeight="0" simplePos="0">
                 <wp:simplePos x="0" y="0"/>
                 <wp:positionH relativeFrom="column">
-                  <wp:posOffset>-435396</wp:posOffset>
+                  <wp:posOffset>-435395</wp:posOffset>
                 </wp:positionH>
                 <wp:positionV relativeFrom="paragraph">
                   <wp:posOffset>33444</wp:posOffset>
@@ -320,7 +363,7 @@
                 <wp:extent cx="6580505" cy="1486535"/>
                 <wp:effectExtent b="0" l="0" r="0" t="0"/>
                 <wp:wrapNone/>
-                <wp:docPr id="1" name="image3.png"/>
+                <wp:docPr id="4" name="image3.png"/>
                 <a:graphic>
                   <a:graphicData uri="http://schemas.openxmlformats.org/drawingml/2006/picture">
                     <pic:pic>
@@ -1492,16 +1535,12 @@
               <w:rPr>
                 <w:i w:val="1"/>
                 <w:iCs w:val="1"/>
-                <w:sz w:val="20"/>
-                <w:szCs w:val="20"/>
-              </w:rPr>
-            </w:pPr>
-            <w:r>
-              <w:rPr>
-                <w:i w:val="1"/>
-                <w:iCs w:val="1"/>
-                <w:sz w:val="20"/>
-                <w:szCs w:val="20"/>
+              </w:rPr>
+            </w:pPr>
+            <w:r>
+              <w:rPr>
+                <w:i w:val="1"/>
+                <w:iCs w:val="1"/>
                 <w:rtl w:val="0"/>
               </w:rPr>
               <w:t xml:space="preserve">MPWatcher</w:t>
@@ -1543,14 +1582,14 @@
               <w:rPr>
                 <w:b w:val="1"/>
                 <w:bCs w:val="1"/>
-              </w:rPr>
-            </w:pPr>
-            <w:r>
-              <w:rPr>
-                <w:i w:val="1"/>
-                <w:iCs w:val="1"/>
-                <w:sz w:val="20"/>
-                <w:szCs w:val="20"/>
+                <w:sz w:val="24"/>
+                <w:szCs w:val="24"/>
+              </w:rPr>
+            </w:pPr>
+            <w:r>
+              <w:rPr>
+                <w:i w:val="1"/>
+                <w:iCs w:val="1"/>
                 <w:rtl w:val="0"/>
               </w:rPr>
               <w:t xml:space="preserve">Desarrollo de Software , Infraestructura y Gestión de Datos , Inteligencia Artificial</w:t>
@@ -1609,16 +1648,12 @@
               <w:rPr>
                 <w:i w:val="1"/>
                 <w:iCs w:val="1"/>
-                <w:sz w:val="20"/>
-                <w:szCs w:val="20"/>
-              </w:rPr>
-            </w:pPr>
-            <w:r>
-              <w:rPr>
-                <w:i w:val="1"/>
-                <w:iCs w:val="1"/>
-                <w:sz w:val="20"/>
-                <w:szCs w:val="20"/>
+              </w:rPr>
+            </w:pPr>
+            <w:r>
+              <w:rPr>
+                <w:i w:val="1"/>
+                <w:iCs w:val="1"/>
                 <w:rtl w:val="0"/>
               </w:rPr>
               <w:t xml:space="preserve">Diseñar y desarrollar soluciones de software que integren fuentes de datos externas (APIs, web scraping) para resolver problemáticas reales de un sector o industria.</w:t>
@@ -1629,16 +1664,12 @@
               <w:rPr>
                 <w:i w:val="1"/>
                 <w:iCs w:val="1"/>
-                <w:sz w:val="20"/>
-                <w:szCs w:val="20"/>
-              </w:rPr>
-            </w:pPr>
-            <w:r>
-              <w:rPr>
-                <w:i w:val="1"/>
-                <w:iCs w:val="1"/>
-                <w:sz w:val="20"/>
-                <w:szCs w:val="20"/>
+              </w:rPr>
+            </w:pPr>
+            <w:r>
+              <w:rPr>
+                <w:i w:val="1"/>
+                <w:iCs w:val="1"/>
                 <w:rtl w:val="0"/>
               </w:rPr>
               <w:t xml:space="preserve">Aplicar tecnologías de inteligencia artificial y procesamiento de datos para automatizar tareas de análisis y toma de decisiones.</w:t>
@@ -1649,16 +1680,12 @@
               <w:rPr>
                 <w:i w:val="1"/>
                 <w:iCs w:val="1"/>
-                <w:sz w:val="20"/>
-                <w:szCs w:val="20"/>
-              </w:rPr>
-            </w:pPr>
-            <w:r>
-              <w:rPr>
-                <w:i w:val="1"/>
-                <w:iCs w:val="1"/>
-                <w:sz w:val="20"/>
-                <w:szCs w:val="20"/>
+              </w:rPr>
+            </w:pPr>
+            <w:r>
+              <w:rPr>
+                <w:i w:val="1"/>
+                <w:iCs w:val="1"/>
                 <w:rtl w:val="0"/>
               </w:rPr>
               <w:t xml:space="preserve">Modelar y administrar bases de datos para el almacenamiento, consulta y explotación eficiente de información estructurada y no estructurada.</w:t>
@@ -1669,16 +1696,12 @@
               <w:rPr>
                 <w:i w:val="1"/>
                 <w:iCs w:val="1"/>
-                <w:sz w:val="20"/>
-                <w:szCs w:val="20"/>
-              </w:rPr>
-            </w:pPr>
-            <w:r>
-              <w:rPr>
-                <w:i w:val="1"/>
-                <w:iCs w:val="1"/>
-                <w:sz w:val="20"/>
-                <w:szCs w:val="20"/>
+              </w:rPr>
+            </w:pPr>
+            <w:r>
+              <w:rPr>
+                <w:i w:val="1"/>
+                <w:iCs w:val="1"/>
                 <w:rtl w:val="0"/>
               </w:rPr>
               <w:t xml:space="preserve">Implementar arquitecturas de software escalables, considerando buenas prácticas de desarrollo, seguridad y despliegue en ambientes cloud.</w:t>
@@ -1928,16 +1951,12 @@
               <w:rPr>
                 <w:i w:val="1"/>
                 <w:iCs w:val="1"/>
-                <w:sz w:val="20"/>
-                <w:szCs w:val="20"/>
-              </w:rPr>
-            </w:pPr>
-            <w:r>
-              <w:rPr>
-                <w:i w:val="1"/>
-                <w:iCs w:val="1"/>
-                <w:sz w:val="20"/>
-                <w:szCs w:val="20"/>
+              </w:rPr>
+            </w:pPr>
+            <w:r>
+              <w:rPr>
+                <w:i w:val="1"/>
+                <w:iCs w:val="1"/>
                 <w:rtl w:val="0"/>
               </w:rPr>
               <w:t xml:space="preserve">En Chile, Mercado Público es la plataforma oficial donde el Estado publica más de 150 mil licitaciones y 500 mil órdenes de compra al año. El 83% de los proveedores registrados en el sistema son micro, pequeñas y medianas empresas, y la modalidad de Compra Ágil pensada para compras rápidas y simples creció un 81,5% en transacciones durante 2025, lo que evidencia una oportunidad de negocio creciente para las pymes chilenas. Sin embargo, la plataforma no cuenta con un sistema de notificación proactiva: el proveedor debe ingresar manualmente y revisar entre 2 y 4 horas semanales para encontrar procesos relevantes a su rubro, dependiendo además de acertar con las palabras clave exactas que usó cada organismo público al publicar. En modalidades como Compra Ágil, donde muchos organismos adjudican el mismo día o al día siguiente de la publicación, esta demora se traduce directamente en oportunidades de negocio perdidas.</w:t>
@@ -1950,16 +1969,12 @@
               <w:rPr>
                 <w:i w:val="1"/>
                 <w:iCs w:val="1"/>
-                <w:sz w:val="20"/>
-                <w:szCs w:val="20"/>
-              </w:rPr>
-            </w:pPr>
-            <w:r>
-              <w:rPr>
-                <w:i w:val="1"/>
-                <w:iCs w:val="1"/>
-                <w:sz w:val="20"/>
-                <w:szCs w:val="20"/>
+              </w:rPr>
+            </w:pPr>
+            <w:r>
+              <w:rPr>
+                <w:i w:val="1"/>
+                <w:iCs w:val="1"/>
                 <w:rtl w:val="0"/>
               </w:rPr>
               <w:t xml:space="preserve">Este proyecto se sitúa en el contexto de Chile, dirigido a pequeñas y medianas empresas proveedoras del Estado que no cuentan con equipos dedicados a la búsqueda y seguimiento de licitaciones. Escogimos este tema porque combina un problema real y medible (tiempo perdido, oportunidades no detectadas) integración de fuentes de datos externas, automatización mediante inteligencia artificial y diseño de arquitecturas de software que deben operar de forma confiable y continua.</w:t>
@@ -1972,16 +1987,12 @@
               <w:rPr>
                 <w:i w:val="1"/>
                 <w:iCs w:val="1"/>
-                <w:sz w:val="20"/>
-                <w:szCs w:val="20"/>
-              </w:rPr>
-            </w:pPr>
-            <w:r>
-              <w:rPr>
-                <w:i w:val="1"/>
-                <w:iCs w:val="1"/>
-                <w:sz w:val="20"/>
-                <w:szCs w:val="20"/>
+              </w:rPr>
+            </w:pPr>
+            <w:r>
+              <w:rPr>
+                <w:i w:val="1"/>
+                <w:iCs w:val="1"/>
                 <w:rtl w:val="0"/>
               </w:rPr>
               <w:t xml:space="preserve">El aporte de valor del proyecto es reducir el tiempo de búsqueda manual de licitaciones mediante un agente que monitorea la plataforma de forma automática, filtra procesos según el perfil del usuario y notifica en tiempo oportuno, permitiendo a las pymes competir en igualdad de condiciones frente a proveedores con mayores recursos para hacer seguimiento manual constante.</w:t>
@@ -2024,16 +2035,12 @@
               <w:rPr>
                 <w:i w:val="1"/>
                 <w:iCs w:val="1"/>
-                <w:sz w:val="20"/>
-                <w:szCs w:val="20"/>
-              </w:rPr>
-            </w:pPr>
-            <w:r>
-              <w:rPr>
-                <w:i w:val="1"/>
-                <w:iCs w:val="1"/>
-                <w:sz w:val="20"/>
-                <w:szCs w:val="20"/>
+              </w:rPr>
+            </w:pPr>
+            <w:r>
+              <w:rPr>
+                <w:i w:val="1"/>
+                <w:iCs w:val="1"/>
                 <w:rtl w:val="0"/>
               </w:rPr>
               <w:t xml:space="preserve">El objetivo de MPWatcher es desarrollar un agente de software capaz de monitorear de forma automática las licitaciones publicadas en Mercado Público, filtrarlas según criterios definidos por el usuario (rubro, región, monto, tipo de proceso) y notificar oportunamente aquellas que resulten relevantes, reduciendo el tiempo de búsqueda manual y aumentando la probabilidad de que la empresa postule a tiempo. </w:t>
@@ -2045,16 +2052,12 @@
               <w:rPr>
                 <w:i w:val="1"/>
                 <w:iCs w:val="1"/>
-                <w:sz w:val="20"/>
-                <w:szCs w:val="20"/>
-              </w:rPr>
-            </w:pPr>
-            <w:r>
-              <w:rPr>
-                <w:i w:val="1"/>
-                <w:iCs w:val="1"/>
-                <w:sz w:val="20"/>
-                <w:szCs w:val="20"/>
+              </w:rPr>
+            </w:pPr>
+            <w:r>
+              <w:rPr>
+                <w:i w:val="1"/>
+                <w:iCs w:val="1"/>
                 <w:rtl w:val="0"/>
               </w:rPr>
               <w:t xml:space="preserve">Para abordar esta problemática, el proyecto contempla un módulo de ingesta de datos que consulta periódicamente la API de Mercado Público y cuando sea necesario complementa la información mediante extracción de las bases de licitación en PDF, un módulo de procesamiento que utiliza un modelo de lenguaje (LLM) para clasificar y resumir cada proceso, identificando si calza con el perfil configurado por el usuario, una base de datos que almacena el historial de licitaciones, perfiles de usuario y alertas enviadas, y un módulo de notificación que envía avisos por correo electrónico (y opcionalmente otros canales) cuando se detecta una oportunidad relevante. Todo el sistema se plantea sobre una arquitectura desplegable en la nube, priorizando la simplicidad de mantención.</w:t>
@@ -2098,8 +2101,6 @@
                 <w:rFonts w:ascii="Calibri" w:cs="Calibri" w:eastAsia="Calibri" w:hAnsi="Calibri"/>
                 <w:i w:val="1"/>
                 <w:iCs w:val="1"/>
-                <w:sz w:val="20"/>
-                <w:szCs w:val="20"/>
               </w:rPr>
             </w:pPr>
             <w:r>
@@ -2107,8 +2108,6 @@
                 <w:rFonts w:ascii="Calibri" w:cs="Calibri" w:eastAsia="Calibri" w:hAnsi="Calibri"/>
                 <w:i w:val="1"/>
                 <w:iCs w:val="1"/>
-                <w:sz w:val="20"/>
-                <w:szCs w:val="20"/>
                 <w:rtl w:val="0"/>
               </w:rPr>
               <w:t xml:space="preserve">Justifica cómo se relaciona tu Proyecto APT con el perfil de egreso de tu carrera y, en particular, con las competencias del perfil de egreso que seleccionaste anteriormente. </w:t>
@@ -2121,8 +2120,6 @@
                 <w:rFonts w:ascii="Calibri" w:cs="Calibri" w:eastAsia="Calibri" w:hAnsi="Calibri"/>
                 <w:i w:val="1"/>
                 <w:iCs w:val="1"/>
-                <w:sz w:val="20"/>
-                <w:szCs w:val="20"/>
               </w:rPr>
             </w:pPr>
             <w:r>
@@ -2130,8 +2127,6 @@
                 <w:rFonts w:ascii="Calibri" w:cs="Calibri" w:eastAsia="Calibri" w:hAnsi="Calibri"/>
                 <w:i w:val="1"/>
                 <w:iCs w:val="1"/>
-                <w:sz w:val="20"/>
-                <w:szCs w:val="20"/>
                 <w:rtl w:val="0"/>
               </w:rPr>
               <w:t xml:space="preserve">¿De qué manera se relaciona el Proyecto APT con el perfil de egreso de tu carrera?</w:t>
@@ -2144,16 +2139,12 @@
               <w:rPr>
                 <w:i w:val="1"/>
                 <w:iCs w:val="1"/>
-                <w:sz w:val="20"/>
-                <w:szCs w:val="20"/>
-              </w:rPr>
-            </w:pPr>
-            <w:r>
-              <w:rPr>
-                <w:i w:val="1"/>
-                <w:iCs w:val="1"/>
-                <w:sz w:val="20"/>
-                <w:szCs w:val="20"/>
+              </w:rPr>
+            </w:pPr>
+            <w:r>
+              <w:rPr>
+                <w:i w:val="1"/>
+                <w:iCs w:val="1"/>
                 <w:rtl w:val="0"/>
               </w:rPr>
               <w:t xml:space="preserve">Integración de Datos: Consumo automático de la API de Mercado Público y scraping de bases.</w:t>
@@ -2166,16 +2157,12 @@
               <w:rPr>
                 <w:i w:val="1"/>
                 <w:iCs w:val="1"/>
-                <w:sz w:val="20"/>
-                <w:szCs w:val="20"/>
-              </w:rPr>
-            </w:pPr>
-            <w:r>
-              <w:rPr>
-                <w:i w:val="1"/>
-                <w:iCs w:val="1"/>
-                <w:sz w:val="20"/>
-                <w:szCs w:val="20"/>
+              </w:rPr>
+            </w:pPr>
+            <w:r>
+              <w:rPr>
+                <w:i w:val="1"/>
+                <w:iCs w:val="1"/>
                 <w:rtl w:val="0"/>
               </w:rPr>
               <w:t xml:space="preserve">Inteligencia Artificial: Uso de modelos LLM para clasificar y resumir licitaciones complejas en tiempo real.</w:t>
@@ -2188,16 +2175,12 @@
               <w:rPr>
                 <w:i w:val="1"/>
                 <w:iCs w:val="1"/>
-                <w:sz w:val="20"/>
-                <w:szCs w:val="20"/>
-              </w:rPr>
-            </w:pPr>
-            <w:r>
-              <w:rPr>
-                <w:i w:val="1"/>
-                <w:iCs w:val="1"/>
-                <w:sz w:val="20"/>
-                <w:szCs w:val="20"/>
+              </w:rPr>
+            </w:pPr>
+            <w:r>
+              <w:rPr>
+                <w:i w:val="1"/>
+                <w:iCs w:val="1"/>
                 <w:rtl w:val="0"/>
               </w:rPr>
               <w:t xml:space="preserve">Bases de Datos: Diseño y administración de esquemas para gestionar usuarios, filtros y alertas.</w:t>
@@ -2210,16 +2193,12 @@
               <w:rPr>
                 <w:i w:val="1"/>
                 <w:iCs w:val="1"/>
-                <w:sz w:val="20"/>
-                <w:szCs w:val="20"/>
-              </w:rPr>
-            </w:pPr>
-            <w:r>
-              <w:rPr>
-                <w:i w:val="1"/>
-                <w:iCs w:val="1"/>
-                <w:sz w:val="20"/>
-                <w:szCs w:val="20"/>
+              </w:rPr>
+            </w:pPr>
+            <w:r>
+              <w:rPr>
+                <w:i w:val="1"/>
+                <w:iCs w:val="1"/>
                 <w:rtl w:val="0"/>
               </w:rPr>
               <w:t xml:space="preserve">Infraestructura Cloud: Despliegue de una arquitectura en la nube escalable, continua y segura.</w:t>
@@ -2232,8 +2211,6 @@
                 <w:rFonts w:ascii="Calibri" w:cs="Calibri" w:eastAsia="Calibri" w:hAnsi="Calibri"/>
                 <w:i w:val="1"/>
                 <w:iCs w:val="1"/>
-                <w:sz w:val="20"/>
-                <w:szCs w:val="20"/>
               </w:rPr>
             </w:pPr>
             <w:r>
@@ -2241,8 +2218,6 @@
                 <w:rFonts w:ascii="Calibri" w:cs="Calibri" w:eastAsia="Calibri" w:hAnsi="Calibri"/>
                 <w:i w:val="1"/>
                 <w:iCs w:val="1"/>
-                <w:sz w:val="20"/>
-                <w:szCs w:val="20"/>
                 <w:rtl w:val="0"/>
               </w:rPr>
               <w:t xml:space="preserve"> ¿De qué manera son necesarias las competencias que seleccionaste para resolver la problemática a trabajar? </w:t>
@@ -2254,16 +2229,12 @@
               <w:rPr>
                 <w:i w:val="1"/>
                 <w:iCs w:val="1"/>
-                <w:sz w:val="20"/>
-                <w:szCs w:val="20"/>
-              </w:rPr>
-            </w:pPr>
-            <w:r>
-              <w:rPr>
-                <w:i w:val="1"/>
-                <w:iCs w:val="1"/>
-                <w:sz w:val="20"/>
-                <w:szCs w:val="20"/>
+              </w:rPr>
+            </w:pPr>
+            <w:r>
+              <w:rPr>
+                <w:i w:val="1"/>
+                <w:iCs w:val="1"/>
                 <w:rtl w:val="0"/>
               </w:rPr>
               <w:t xml:space="preserve">Las competencias seleccionadas son indispensables porque resuelven en conjunto el problema de la búsqueda manual: la integración de datos (APIs y scraping) extrae automáticamente las licitaciones, la inteligencia artificial (LLM) analiza y clasifica la relevancia de cada proceso sin requerir lectura humana, la gestión de bases de datos organiza los perfiles de los usuarios y el historial de alertas </w:t>
@@ -2307,8 +2278,6 @@
                 <w:rFonts w:ascii="Calibri" w:cs="Calibri" w:eastAsia="Calibri" w:hAnsi="Calibri"/>
                 <w:i w:val="1"/>
                 <w:iCs w:val="1"/>
-                <w:sz w:val="20"/>
-                <w:szCs w:val="20"/>
               </w:rPr>
             </w:pPr>
             <w:r>
@@ -2316,8 +2285,6 @@
                 <w:rFonts w:ascii="Calibri" w:cs="Calibri" w:eastAsia="Calibri" w:hAnsi="Calibri"/>
                 <w:i w:val="1"/>
                 <w:iCs w:val="1"/>
-                <w:sz w:val="20"/>
-                <w:szCs w:val="20"/>
                 <w:rtl w:val="0"/>
               </w:rPr>
               <w:t xml:space="preserve">Señala cómo se relaciona el Proyecto APT que propones con tus intereses profesionales.</w:t>
@@ -2330,8 +2297,6 @@
                 <w:rFonts w:ascii="Calibri" w:cs="Calibri" w:eastAsia="Calibri" w:hAnsi="Calibri"/>
                 <w:i w:val="1"/>
                 <w:iCs w:val="1"/>
-                <w:sz w:val="20"/>
-                <w:szCs w:val="20"/>
               </w:rPr>
             </w:pPr>
             <w:r>
@@ -2339,8 +2304,6 @@
                 <w:rFonts w:ascii="Calibri" w:cs="Calibri" w:eastAsia="Calibri" w:hAnsi="Calibri"/>
                 <w:i w:val="1"/>
                 <w:iCs w:val="1"/>
-                <w:sz w:val="20"/>
-                <w:szCs w:val="20"/>
                 <w:rtl w:val="0"/>
               </w:rPr>
               <w:t xml:space="preserve">¿Cuáles son tus intereses profesionales?  </w:t>
@@ -2352,16 +2315,12 @@
               <w:rPr>
                 <w:i w:val="1"/>
                 <w:iCs w:val="1"/>
-                <w:sz w:val="20"/>
-                <w:szCs w:val="20"/>
-              </w:rPr>
-            </w:pPr>
-            <w:r>
-              <w:rPr>
-                <w:i w:val="1"/>
-                <w:iCs w:val="1"/>
-                <w:sz w:val="20"/>
-                <w:szCs w:val="20"/>
+              </w:rPr>
+            </w:pPr>
+            <w:r>
+              <w:rPr>
+                <w:i w:val="1"/>
+                <w:iCs w:val="1"/>
                 <w:rtl w:val="0"/>
               </w:rPr>
               <w:t xml:space="preserve">Nuestros intereses profesionales están en el desarrollo de software integral, abarcando desde el backend y la arquitectura de sistemas hasta la aplicación de inteligencia artificial y el manejo de datos en infraestructuras cloud. Nos interesa particularmente cómo estas áreas se combinan para construir productos tecnológicos completos, capaces de resolver problemas reales y generar valor de forma medible. A futuro, nos proyectamos trabajando en empresas de tecnología donde podamos participar en el ciclo completo de desarrollo de un producto: desde el diseño de la solución hasta su implementación y escalamiento. </w:t>
@@ -2374,8 +2333,6 @@
                 <w:rFonts w:ascii="Calibri" w:cs="Calibri" w:eastAsia="Calibri" w:hAnsi="Calibri"/>
                 <w:i w:val="1"/>
                 <w:iCs w:val="1"/>
-                <w:sz w:val="20"/>
-                <w:szCs w:val="20"/>
               </w:rPr>
             </w:pPr>
             <w:r>
@@ -2383,8 +2340,6 @@
                 <w:rFonts w:ascii="Calibri" w:cs="Calibri" w:eastAsia="Calibri" w:hAnsi="Calibri"/>
                 <w:i w:val="1"/>
                 <w:iCs w:val="1"/>
-                <w:sz w:val="20"/>
-                <w:szCs w:val="20"/>
                 <w:rtl w:val="0"/>
               </w:rPr>
               <w:t xml:space="preserve">¿Qué aspectos de tus intereses profesionales se ven reflejados en tu Proyecto APT? </w:t>
@@ -2396,16 +2351,12 @@
               <w:rPr>
                 <w:i w:val="1"/>
                 <w:iCs w:val="1"/>
-                <w:sz w:val="20"/>
-                <w:szCs w:val="20"/>
-              </w:rPr>
-            </w:pPr>
-            <w:r>
-              <w:rPr>
-                <w:i w:val="1"/>
-                <w:iCs w:val="1"/>
-                <w:sz w:val="20"/>
-                <w:szCs w:val="20"/>
+              </w:rPr>
+            </w:pPr>
+            <w:r>
+              <w:rPr>
+                <w:i w:val="1"/>
+                <w:iCs w:val="1"/>
                 <w:rtl w:val="0"/>
               </w:rPr>
               <w:t xml:space="preserve">MPWatcher refleja directamente estos intereses porque no se limita a una sola disciplina, sino que integra las cuatro áreas que nos motivan como equipo: el desarrollo de software, la inteligencia artificial, la gestión de datos y la infraestructura cloud. Además, el proyecto tiene un componente de producto: no es solo una solución técnica, sino una herramienta pensada para resolver un problema concreto de un usuario real, lo que conecta con nuestro interés compartido por construir productos tecnológicos con impacto medible. Trabajar en equipo en un proyecto de esta naturaleza también nos permite complementar nuestras fortalezas individuales dentro de estas áreas y desarrollar habilidades de coordinación propias del trabajo de un equipo de desarrollo real. </w:t>
@@ -2418,8 +2369,6 @@
                 <w:rFonts w:ascii="Calibri" w:cs="Calibri" w:eastAsia="Calibri" w:hAnsi="Calibri"/>
                 <w:i w:val="1"/>
                 <w:iCs w:val="1"/>
-                <w:sz w:val="20"/>
-                <w:szCs w:val="20"/>
               </w:rPr>
             </w:pPr>
             <w:r>
@@ -2427,8 +2376,6 @@
                 <w:rFonts w:ascii="Calibri" w:cs="Calibri" w:eastAsia="Calibri" w:hAnsi="Calibri"/>
                 <w:i w:val="1"/>
                 <w:iCs w:val="1"/>
-                <w:sz w:val="20"/>
-                <w:szCs w:val="20"/>
                 <w:rtl w:val="0"/>
               </w:rPr>
               <w:t xml:space="preserve">Realizar este Proyecto APT, ¿de qué manera va a contribuir a tu desarrollo profesional? </w:t>
@@ -2440,16 +2387,12 @@
               <w:rPr>
                 <w:i w:val="1"/>
                 <w:iCs w:val="1"/>
-                <w:sz w:val="20"/>
-                <w:szCs w:val="20"/>
-              </w:rPr>
-            </w:pPr>
-            <w:r>
-              <w:rPr>
-                <w:i w:val="1"/>
-                <w:iCs w:val="1"/>
-                <w:sz w:val="20"/>
-                <w:szCs w:val="20"/>
+              </w:rPr>
+            </w:pPr>
+            <w:r>
+              <w:rPr>
+                <w:i w:val="1"/>
+                <w:iCs w:val="1"/>
                 <w:rtl w:val="0"/>
               </w:rPr>
               <w:t xml:space="preserve">Desarrollar MPWatcher como equipo nos permitirá construir experiencia práctica en el tipo de trabajo que buscamos realizar en una empresa de tecnología: integrar distintas capas de un sistema (datos, IA, backend e infraestructura) para entregar una solución funcional de principio a fin, coordinándonos como lo haría un equipo de desarrollo profesional. Este proyecto nos da la oportunidad de enfrentar decisiones técnicas reales cómo estructurar la ingesta de datos, cómo aplicar un LLM de forma eficiente, cómo diseñar una base de datos escalable y cómo desplegar el sistema en la nube que son competencias directamente transferibles al mundo laboral. Así, el proyecto no solo demuestra dominio técnico, sino que fortalece nuestro perfil como futuros profesionales capaces de diseñar y llevar a producción soluciones de software completas, trabajando de forma colaborativa. </w:t>
@@ -2493,16 +2436,12 @@
               <w:rPr>
                 <w:i w:val="1"/>
                 <w:iCs w:val="1"/>
-                <w:sz w:val="20"/>
-                <w:szCs w:val="20"/>
-              </w:rPr>
-            </w:pPr>
-            <w:r>
-              <w:rPr>
-                <w:i w:val="1"/>
-                <w:iCs w:val="1"/>
-                <w:sz w:val="20"/>
-                <w:szCs w:val="20"/>
+              </w:rPr>
+            </w:pPr>
+            <w:r>
+              <w:rPr>
+                <w:i w:val="1"/>
+                <w:iCs w:val="1"/>
                 <w:rtl w:val="0"/>
               </w:rPr>
               <w:t xml:space="preserve">Creemos que MPWatcher es un proyecto realista de llevar a cabo en el tiempo que tenemos. Contamos con la duración completa del semestre y las horas asignadas a la asignatura, lo que nos da margen suficiente para construir una versión funcional del sistema: que consulte la API de Mercado Público, clasifique las licitaciones con un LLM, las guarde en una base de datos y avise por correo cuando haya una coincidencia. Si nos sobra tiempo, podemos sumar mejoras como más canales de notificación o un dashboard más completo, pero el núcleo del proyecto es alcanzable sin depender de eso.</w:t>
@@ -2515,16 +2454,12 @@
               <w:rPr>
                 <w:i w:val="1"/>
                 <w:iCs w:val="1"/>
-                <w:sz w:val="20"/>
-                <w:szCs w:val="20"/>
-              </w:rPr>
-            </w:pPr>
-            <w:r>
-              <w:rPr>
-                <w:i w:val="1"/>
-                <w:iCs w:val="1"/>
-                <w:sz w:val="20"/>
-                <w:szCs w:val="20"/>
+              </w:rPr>
+            </w:pPr>
+            <w:r>
+              <w:rPr>
+                <w:i w:val="1"/>
+                <w:iCs w:val="1"/>
                 <w:rtl w:val="0"/>
               </w:rPr>
               <w:t xml:space="preserve">En cuanto a materiales, no necesitamos nada difícil de conseguir: la API de Mercado Público es pública y gratuita, y el resto (base de datos, hosting, acceso a un LLM, envío de correos) se puede resolver con planes gratuitos o de bajo costo mientras dure el desarrollo. Además, el equipo ya tiene manejo en desarrollo de software, bases de datos e IA de asignaturas anteriores, así que no partimos desde cero.</w:t>
@@ -2537,16 +2472,12 @@
               <w:rPr>
                 <w:i w:val="1"/>
                 <w:iCs w:val="1"/>
-                <w:sz w:val="20"/>
-                <w:szCs w:val="20"/>
-              </w:rPr>
-            </w:pPr>
-            <w:r>
-              <w:rPr>
-                <w:i w:val="1"/>
-                <w:iCs w:val="1"/>
-                <w:sz w:val="20"/>
-                <w:szCs w:val="20"/>
+              </w:rPr>
+            </w:pPr>
+            <w:r>
+              <w:rPr>
+                <w:i w:val="1"/>
+                <w:iCs w:val="1"/>
                 <w:rtl w:val="0"/>
               </w:rPr>
               <w:t xml:space="preserve">Lo que más nos favorece es que Mercado Público tenga una API documentada, lo que evita depender solo de scraping, y que exista harta documentación y comunidad en torno a las tecnologías que vamos a usar. Lo que más nos puede complicar es que la API cambie o tenga límites de uso, y que el costo de usar un LLM se dispare si procesamos muchas licitaciones. Para lo primero, pensamos manejar bien los errores y tener un plan B con scraping si es necesario; para lo segundo, filtrar antes con palabras clave para no mandarle todo al modelo, y usar modelos más baratos donde no se necesite tanta precisión. Con eso creemos que el proyecto es viable dentro del semestre.</w:t>
@@ -2833,16 +2764,12 @@
                 <w:rFonts w:ascii="Calibri" w:cs="Calibri" w:eastAsia="Calibri" w:hAnsi="Calibri"/>
                 <w:i w:val="1"/>
                 <w:iCs w:val="1"/>
-                <w:sz w:val="20"/>
-                <w:szCs w:val="20"/>
-              </w:rPr>
-            </w:pPr>
-            <w:r>
-              <w:rPr>
-                <w:i w:val="1"/>
-                <w:iCs w:val="1"/>
-                <w:sz w:val="20"/>
-                <w:szCs w:val="20"/>
+              </w:rPr>
+            </w:pPr>
+            <w:r>
+              <w:rPr>
+                <w:i w:val="1"/>
+                <w:iCs w:val="1"/>
                 <w:rtl w:val="0"/>
               </w:rPr>
               <w:t xml:space="preserve">Desarrollar un agente de software capaz de monitorear automáticamente las licitaciones publicadas en Mercado Público, filtrarlas según el perfil de una pyme y notificar oportunamente aquellas relevantes, con el fin de reducir el tiempo de búsqueda manual y aumentar la probabilidad de que la empresa postule a tiempo. </w:t>
@@ -2890,16 +2817,12 @@
               <w:rPr>
                 <w:i w:val="1"/>
                 <w:iCs w:val="1"/>
-                <w:sz w:val="20"/>
-                <w:szCs w:val="20"/>
-              </w:rPr>
-            </w:pPr>
-            <w:r>
-              <w:rPr>
-                <w:i w:val="1"/>
-                <w:iCs w:val="1"/>
-                <w:sz w:val="20"/>
-                <w:szCs w:val="20"/>
+              </w:rPr>
+            </w:pPr>
+            <w:r>
+              <w:rPr>
+                <w:i w:val="1"/>
+                <w:iCs w:val="1"/>
                 <w:rtl w:val="0"/>
               </w:rPr>
               <w:t xml:space="preserve">Implementar un módulo de ingesta de datos que consulte periódicamente la API de Mercado Público y, cuando sea necesario, complemente la información extrayendo las bases de licitación en PDF.</w:t>
@@ -2911,16 +2834,12 @@
               <w:rPr>
                 <w:i w:val="1"/>
                 <w:iCs w:val="1"/>
-                <w:sz w:val="20"/>
-                <w:szCs w:val="20"/>
-              </w:rPr>
-            </w:pPr>
-            <w:r>
-              <w:rPr>
-                <w:i w:val="1"/>
-                <w:iCs w:val="1"/>
-                <w:sz w:val="20"/>
-                <w:szCs w:val="20"/>
+              </w:rPr>
+            </w:pPr>
+            <w:r>
+              <w:rPr>
+                <w:i w:val="1"/>
+                <w:iCs w:val="1"/>
                 <w:rtl w:val="0"/>
               </w:rPr>
               <w:t xml:space="preserve">Desarrollar un módulo de procesamiento que utilice un modelo de lenguaje (LLM) para clasificar y resumir cada licitación, determinando si calza con el perfil configurado por el usuario.</w:t>
@@ -2932,16 +2851,12 @@
               <w:rPr>
                 <w:i w:val="1"/>
                 <w:iCs w:val="1"/>
-                <w:sz w:val="20"/>
-                <w:szCs w:val="20"/>
-              </w:rPr>
-            </w:pPr>
-            <w:r>
-              <w:rPr>
-                <w:i w:val="1"/>
-                <w:iCs w:val="1"/>
-                <w:sz w:val="20"/>
-                <w:szCs w:val="20"/>
+              </w:rPr>
+            </w:pPr>
+            <w:r>
+              <w:rPr>
+                <w:i w:val="1"/>
+                <w:iCs w:val="1"/>
                 <w:rtl w:val="0"/>
               </w:rPr>
               <w:t xml:space="preserve">Diseñar y administrar una base de datos que almacene el historial de licitaciones, los perfiles de usuario y las alertas enviadas.</w:t>
@@ -2953,16 +2868,12 @@
               <w:rPr>
                 <w:i w:val="1"/>
                 <w:iCs w:val="1"/>
-                <w:sz w:val="20"/>
-                <w:szCs w:val="20"/>
-              </w:rPr>
-            </w:pPr>
-            <w:r>
-              <w:rPr>
-                <w:i w:val="1"/>
-                <w:iCs w:val="1"/>
-                <w:sz w:val="20"/>
-                <w:szCs w:val="20"/>
+              </w:rPr>
+            </w:pPr>
+            <w:r>
+              <w:rPr>
+                <w:i w:val="1"/>
+                <w:iCs w:val="1"/>
                 <w:rtl w:val="0"/>
               </w:rPr>
               <w:t xml:space="preserve">Construir un módulo de notificación que avise por correo electrónico (y opcionalmente por otros canales) cuando se detecte una oportunidad relevante para el usuario.</w:t>
@@ -2974,16 +2885,12 @@
               <w:rPr>
                 <w:i w:val="1"/>
                 <w:iCs w:val="1"/>
-                <w:sz w:val="20"/>
-                <w:szCs w:val="20"/>
-              </w:rPr>
-            </w:pPr>
-            <w:r>
-              <w:rPr>
-                <w:i w:val="1"/>
-                <w:iCs w:val="1"/>
-                <w:sz w:val="20"/>
-                <w:szCs w:val="20"/>
+              </w:rPr>
+            </w:pPr>
+            <w:r>
+              <w:rPr>
+                <w:i w:val="1"/>
+                <w:iCs w:val="1"/>
                 <w:rtl w:val="0"/>
               </w:rPr>
               <w:t xml:space="preserve">Desplegar el sistema en una arquitectura cloud escalable y de mantención simple, que permita su funcionamiento continuo y confiable.</w:t>
@@ -2995,16 +2902,12 @@
               <w:rPr>
                 <w:i w:val="1"/>
                 <w:iCs w:val="1"/>
-                <w:sz w:val="20"/>
-                <w:szCs w:val="20"/>
-              </w:rPr>
-            </w:pPr>
-            <w:r>
-              <w:rPr>
-                <w:i w:val="1"/>
-                <w:iCs w:val="1"/>
-                <w:sz w:val="20"/>
-                <w:szCs w:val="20"/>
+              </w:rPr>
+            </w:pPr>
+            <w:r>
+              <w:rPr>
+                <w:i w:val="1"/>
+                <w:iCs w:val="1"/>
                 <w:rtl w:val="0"/>
               </w:rPr>
               <w:t xml:space="preserve">Evaluar el funcionamiento del sistema mediante pruebas con perfiles de usuario reales o simulados, midiendo la precisión del filtrado y el tiempo ahorrado respecto a la búsqueda manual.</w:t>
@@ -3454,15 +3357,10 @@
             <w:pPr>
               <w:spacing w:after="240" w:lineRule="auto"/>
               <w:jc w:val="both"/>
-              <w:rPr>
-                <w:sz w:val="20"/>
-                <w:szCs w:val="20"/>
-              </w:rPr>
-            </w:pPr>
-            <w:r>
-              <w:rPr>
-                <w:sz w:val="20"/>
-                <w:szCs w:val="20"/>
+              <w:rPr/>
+            </w:pPr>
+            <w:r>
+              <w:rPr>
                 <w:rtl w:val="0"/>
               </w:rPr>
               <w:t xml:space="preserve">Para desarrollar MPWatcher utilizaremos una metodología ágil, de tipo iterativo e incremental (inspirada en Scrum), organizando el trabajo en sprints o ciclos cortos de desarrollo a lo largo del semestre. Esto nos permite avanzar por módulos, ir probando cada parte del sistema a medida que se construye y ajustar el rumbo si algo no funciona como esperábamos, en lugar de dejar todo para el final.</w:t>
@@ -3472,15 +3370,10 @@
             <w:pPr>
               <w:spacing w:after="240" w:before="240" w:lineRule="auto"/>
               <w:jc w:val="both"/>
-              <w:rPr>
-                <w:sz w:val="20"/>
-                <w:szCs w:val="20"/>
-              </w:rPr>
-            </w:pPr>
-            <w:r>
-              <w:rPr>
-                <w:sz w:val="20"/>
-                <w:szCs w:val="20"/>
+              <w:rPr/>
+            </w:pPr>
+            <w:r>
+              <w:rPr>
                 <w:rtl w:val="0"/>
               </w:rPr>
               <w:t xml:space="preserve">El trabajo se organiza en las siguientes etapas generales:</w:t>
@@ -3494,15 +3387,10 @@
               </w:numPr>
               <w:spacing w:after="0" w:before="240" w:lineRule="auto"/>
               <w:ind w:left="720" w:hanging="360"/>
-              <w:rPr>
-                <w:sz w:val="20"/>
-                <w:szCs w:val="20"/>
-              </w:rPr>
-            </w:pPr>
-            <w:r>
-              <w:rPr>
-                <w:sz w:val="20"/>
-                <w:szCs w:val="20"/>
+              <w:rPr/>
+            </w:pPr>
+            <w:r>
+              <w:rPr>
                 <w:rtl w:val="0"/>
               </w:rPr>
               <w:t xml:space="preserve">Levantamiento y diseño: definición del alcance del MVP, diseño de la arquitectura del sistema y del esquema de base de datos.</w:t>
@@ -3516,15 +3404,10 @@
               </w:numPr>
               <w:spacing w:after="0" w:before="0" w:lineRule="auto"/>
               <w:ind w:left="720" w:hanging="360"/>
-              <w:rPr>
-                <w:sz w:val="20"/>
-                <w:szCs w:val="20"/>
-              </w:rPr>
-            </w:pPr>
-            <w:r>
-              <w:rPr>
-                <w:sz w:val="20"/>
-                <w:szCs w:val="20"/>
+              <w:rPr/>
+            </w:pPr>
+            <w:r>
+              <w:rPr>
                 <w:rtl w:val="0"/>
               </w:rPr>
               <w:t xml:space="preserve">Desarrollo por módulos: construcción incremental de los cuatro componentes principales (ingesta de datos, procesamiento con IA, base de datos, notificaciones), integrándolos progresivamente.</w:t>
@@ -3538,15 +3421,10 @@
               </w:numPr>
               <w:spacing w:after="0" w:before="0" w:lineRule="auto"/>
               <w:ind w:left="720" w:hanging="360"/>
-              <w:rPr>
-                <w:sz w:val="20"/>
-                <w:szCs w:val="20"/>
-              </w:rPr>
-            </w:pPr>
-            <w:r>
-              <w:rPr>
-                <w:sz w:val="20"/>
-                <w:szCs w:val="20"/>
+              <w:rPr/>
+            </w:pPr>
+            <w:r>
+              <w:rPr>
                 <w:rtl w:val="0"/>
               </w:rPr>
               <w:t xml:space="preserve">Pruebas: validación de cada módulo por separado y luego del sistema completo, revisando la precisión del filtrado y el correcto envío de notificaciones.</w:t>
@@ -3560,15 +3438,10 @@
               </w:numPr>
               <w:spacing w:after="0" w:before="0" w:lineRule="auto"/>
               <w:ind w:left="720" w:hanging="360"/>
-              <w:rPr>
-                <w:sz w:val="20"/>
-                <w:szCs w:val="20"/>
-              </w:rPr>
-            </w:pPr>
-            <w:r>
-              <w:rPr>
-                <w:sz w:val="20"/>
-                <w:szCs w:val="20"/>
+              <w:rPr/>
+            </w:pPr>
+            <w:r>
+              <w:rPr>
                 <w:rtl w:val="0"/>
               </w:rPr>
               <w:t xml:space="preserve">Despliegue: puesta en producción del sistema en la infraestructura cloud definida.</w:t>
@@ -3582,71 +3455,57 @@
               </w:numPr>
               <w:spacing w:after="240" w:before="0" w:lineRule="auto"/>
               <w:ind w:left="720" w:hanging="360"/>
-              <w:rPr>
+              <w:rPr/>
+            </w:pPr>
+            <w:r>
+              <w:rPr>
+                <w:rtl w:val="0"/>
+              </w:rPr>
+              <w:t xml:space="preserve">Evaluación y ajustes finales: revisión de resultados frente a los objetivos planteados y correcciones de último momento. </w:t>
+            </w:r>
+          </w:p>
+          <w:p>
+            <w:pPr>
+              <w:spacing w:after="240" w:before="240" w:lineRule="auto"/>
+              <w:jc w:val="both"/>
+              <w:rPr/>
+            </w:pPr>
+            <w:r>
+              <w:rPr>
+                <w:rtl w:val="0"/>
+              </w:rPr>
+              <w:t xml:space="preserve">Nos reuniremos periódicamente como equipo para revisar avances, redistribuir tareas si es necesario y resolver bloqueos técnicos en conjunto, manteniendo una comunicación constante durante todo el desarrollo.</w:t>
+            </w:r>
+          </w:p>
+          <w:p>
+            <w:pPr>
+              <w:jc w:val="both"/>
+              <w:rPr>
+                <w:i w:val="1"/>
+                <w:iCs w:val="1"/>
                 <w:sz w:val="20"/>
                 <w:szCs w:val="20"/>
               </w:rPr>
             </w:pPr>
             <w:r>
               <w:rPr>
-                <w:sz w:val="20"/>
-                <w:szCs w:val="20"/>
-                <w:rtl w:val="0"/>
-              </w:rPr>
-              <w:t xml:space="preserve">Evaluación y ajustes finales: revisión de resultados frente a los objetivos planteados y correcciones de último momento. </w:t>
-            </w:r>
-          </w:p>
-          <w:p>
-            <w:pPr>
-              <w:spacing w:after="240" w:before="240" w:lineRule="auto"/>
-              <w:jc w:val="both"/>
-              <w:rPr>
-                <w:sz w:val="20"/>
-                <w:szCs w:val="20"/>
-              </w:rPr>
-            </w:pPr>
-            <w:r>
-              <w:rPr>
-                <w:sz w:val="20"/>
-                <w:szCs w:val="20"/>
-                <w:rtl w:val="0"/>
-              </w:rPr>
-              <w:t xml:space="preserve">Nos reuniremos periódicamente como equipo para revisar avances, redistribuir tareas si es necesario y resolver bloqueos técnicos en conjunto, manteniendo una comunicación constante durante todo el desarrollo.</w:t>
-            </w:r>
-          </w:p>
-          <w:p>
-            <w:pPr>
-              <w:jc w:val="both"/>
-              <w:rPr>
-                <w:i w:val="1"/>
-                <w:iCs w:val="1"/>
-                <w:sz w:val="20"/>
-                <w:szCs w:val="20"/>
-              </w:rPr>
-            </w:pPr>
-            <w:r>
-              <w:rPr>
-                <w:rtl w:val="0"/>
-              </w:rPr>
-            </w:r>
-          </w:p>
-          <w:p>
-            <w:pPr>
-              <w:jc w:val="both"/>
-              <w:rPr>
-                <w:rFonts w:ascii="Calibri" w:cs="Calibri" w:eastAsia="Calibri" w:hAnsi="Calibri"/>
-                <w:i w:val="1"/>
-                <w:iCs w:val="1"/>
+                <w:rtl w:val="0"/>
+              </w:rPr>
+            </w:r>
+          </w:p>
+          <w:p>
+            <w:pPr>
+              <w:jc w:val="both"/>
+              <w:rPr>
+                <w:i w:val="1"/>
+                <w:iCs w:val="1"/>
+                <w:color w:val="ff0000"/>
                 <w:sz w:val="18"/>
                 <w:szCs w:val="18"/>
               </w:rPr>
             </w:pPr>
             <w:r>
               <w:rPr>
-                <w:b w:val="0"/>
-                <w:bCs w:val="0"/>
-                <w:i w:val="0"/>
-                <w:iCs w:val="0"/>
                 <w:rtl w:val="0"/>
               </w:rPr>
               <w:t xml:space="preserve">Roles y responsabilidades del equipo:</w:t>
@@ -3661,92 +3520,125 @@
             <w:pPr>
               <w:jc w:val="both"/>
               <w:rPr>
-                <w:rFonts w:ascii="Calibri" w:cs="Calibri" w:eastAsia="Calibri" w:hAnsi="Calibri"/>
-                <w:i w:val="1"/>
-                <w:iCs w:val="1"/>
+                <w:i w:val="1"/>
+                <w:iCs w:val="1"/>
+                <w:color w:val="ff0000"/>
                 <w:sz w:val="18"/>
                 <w:szCs w:val="18"/>
               </w:rPr>
             </w:pPr>
             <w:r>
               <w:rPr>
-                <w:i w:val="0"/>
-                <w:iCs w:val="0"/>
-                <w:rtl w:val="0"/>
-              </w:rPr>
-              <w:t xml:space="preserve">Benjamin Gajardo: desarrollo del módulo de ingesta de datos (consumo de la API de Mercado Público y extracción complementaria desde PDF) y coordinación de la integración final de los componentes del sistema.</w:t>
-            </w:r>
-            <w:r>
-              <w:rPr>
-                <w:rtl w:val="0"/>
-              </w:rPr>
-            </w:r>
-          </w:p>
-          <w:p>
-            <w:pPr>
-              <w:jc w:val="both"/>
-              <w:rPr>
-                <w:rFonts w:ascii="Calibri" w:cs="Calibri" w:eastAsia="Calibri" w:hAnsi="Calibri"/>
-                <w:i w:val="1"/>
-                <w:iCs w:val="1"/>
+                <w:rtl w:val="0"/>
+              </w:rPr>
+              <w:t xml:space="preserve">Los siguientes roles corresponden a una base inicial de distribución del trabajo según las fortalezas de cada integrante, no a una asignación fija de tareas: durante el desarrollo, el equipo puede apoyarse mutuamente y redistribuir actividades según la carga de trabajo y las necesidades que vayan surgiendo.</w:t>
+            </w:r>
+            <w:r>
+              <w:rPr>
+                <w:rtl w:val="0"/>
+              </w:rPr>
+            </w:r>
+          </w:p>
+          <w:p>
+            <w:pPr>
+              <w:jc w:val="both"/>
+              <w:rPr>
+                <w:i w:val="1"/>
+                <w:iCs w:val="1"/>
+                <w:color w:val="ff0000"/>
                 <w:sz w:val="18"/>
                 <w:szCs w:val="18"/>
               </w:rPr>
             </w:pPr>
             <w:r>
               <w:rPr>
-                <w:i w:val="0"/>
-                <w:iCs w:val="0"/>
-                <w:rtl w:val="0"/>
-              </w:rPr>
-              <w:t xml:space="preserve">Andy Navarrete: desarrollo del módulo de procesamiento con inteligencia artificial (LLM), incluyendo el diseño de prompts de clasificación/resumen y las pruebas de precisión del filtrado.</w:t>
-            </w:r>
-            <w:r>
-              <w:rPr>
-                <w:rtl w:val="0"/>
-              </w:rPr>
-            </w:r>
-          </w:p>
-          <w:p>
-            <w:pPr>
-              <w:jc w:val="both"/>
-              <w:rPr>
-                <w:rFonts w:ascii="Calibri" w:cs="Calibri" w:eastAsia="Calibri" w:hAnsi="Calibri"/>
-                <w:i w:val="1"/>
-                <w:iCs w:val="1"/>
+                <w:b w:val="1"/>
+                <w:bCs w:val="1"/>
+                <w:rtl w:val="0"/>
+              </w:rPr>
+              <w:t xml:space="preserve">Benjamin Gajardo</w:t>
+            </w:r>
+            <w:r>
+              <w:rPr>
+                <w:rtl w:val="0"/>
+              </w:rPr>
+              <w:t xml:space="preserve">: desarrollo del módulo de ingesta de datos (consumo de la API de Mercado Público y extracción complementaria desde PDF) y coordinación de la integración final de los componentes del sistema.</w:t>
+            </w:r>
+            <w:r>
+              <w:rPr>
+                <w:rtl w:val="0"/>
+              </w:rPr>
+            </w:r>
+          </w:p>
+          <w:p>
+            <w:pPr>
+              <w:jc w:val="both"/>
+              <w:rPr>
+                <w:i w:val="1"/>
+                <w:iCs w:val="1"/>
+                <w:color w:val="ff0000"/>
                 <w:sz w:val="18"/>
                 <w:szCs w:val="18"/>
               </w:rPr>
             </w:pPr>
             <w:r>
               <w:rPr>
-                <w:i w:val="0"/>
-                <w:iCs w:val="0"/>
-                <w:rtl w:val="0"/>
-              </w:rPr>
-              <w:t xml:space="preserve">Francisco Ossio: diseño y administración de la base de datos, desarrollo del módulo de notificaciones y despliegue del sistema en la infraestructura cloud.</w:t>
-            </w:r>
-            <w:r>
-              <w:rPr>
-                <w:rtl w:val="0"/>
-              </w:rPr>
-            </w:r>
-          </w:p>
-          <w:p>
-            <w:pPr>
-              <w:jc w:val="both"/>
-              <w:rPr>
-                <w:rFonts w:ascii="Calibri" w:cs="Calibri" w:eastAsia="Calibri" w:hAnsi="Calibri"/>
-                <w:i w:val="1"/>
-                <w:iCs w:val="1"/>
+                <w:b w:val="1"/>
+                <w:bCs w:val="1"/>
+                <w:rtl w:val="0"/>
+              </w:rPr>
+              <w:t xml:space="preserve">Andy Navarrete</w:t>
+            </w:r>
+            <w:r>
+              <w:rPr>
+                <w:rtl w:val="0"/>
+              </w:rPr>
+              <w:t xml:space="preserve">: desarrollo del módulo de procesamiento con inteligencia artificial (LLM), incluyendo el diseño de prompts de clasificación/resumen y las pruebas de precisión del filtrado.</w:t>
+            </w:r>
+            <w:r>
+              <w:rPr>
+                <w:rtl w:val="0"/>
+              </w:rPr>
+            </w:r>
+          </w:p>
+          <w:p>
+            <w:pPr>
+              <w:jc w:val="both"/>
+              <w:rPr>
+                <w:i w:val="1"/>
+                <w:iCs w:val="1"/>
+                <w:color w:val="ff0000"/>
                 <w:sz w:val="18"/>
                 <w:szCs w:val="18"/>
               </w:rPr>
             </w:pPr>
             <w:r>
               <w:rPr>
-                <w:i w:val="0"/>
-                <w:iCs w:val="0"/>
+                <w:b w:val="1"/>
+                <w:bCs w:val="1"/>
+                <w:rtl w:val="0"/>
+              </w:rPr>
+              <w:t xml:space="preserve">Francisco Ossio</w:t>
+            </w:r>
+            <w:r>
+              <w:rPr>
+                <w:rtl w:val="0"/>
+              </w:rPr>
+              <w:t xml:space="preserve">: diseño y administración de la base de datos, desarrollo del módulo de notificaciones y despliegue del sistema en la infraestructura cloud.</w:t>
+            </w:r>
+            <w:r>
+              <w:rPr>
+                <w:rtl w:val="0"/>
+              </w:rPr>
+            </w:r>
+          </w:p>
+          <w:p>
+            <w:pPr>
+              <w:jc w:val="both"/>
+              <w:rPr/>
+            </w:pPr>
+            <w:r>
+              <w:rPr>
                 <w:rtl w:val="0"/>
               </w:rPr>
               <w:t xml:space="preserve">Las decisiones técnicas relevantes y los bloqueos se resuelven en conjunto durante las reuniones periódicas del equipo.</w:t>
@@ -3881,13 +3773,7 @@
               <w:rPr>
                 <w:rtl w:val="0"/>
               </w:rPr>
-              <w:t xml:space="preserve"> Se entenderá por evidencia los productos que se desarrollen durante el proyecto y cuyo propósito sea visibilizar o documentar cómo se ha implementado el trabajo. </w:t>
-            </w:r>
-            <w:r>
-              <w:rPr>
-                <w:rtl w:val="0"/>
-              </w:rPr>
-              <w:t xml:space="preserve"> </w:t>
+              <w:t xml:space="preserve"> Se entenderá por evidencia los productos que se desarrollen durante el proyecto y cuyo propósito sea visibilizar o documentar cómo se ha implementado el trabajo.  </w:t>
             </w:r>
           </w:p>
         </w:tc>
@@ -5339,7 +5225,7 @@
     <w:tbl>
       <w:tblPr>
         <w:tblStyle w:val="Table16"/>
-        <w:tblW w:w="11061.0" w:type="dxa"/>
+        <w:tblW w:w="11025.0" w:type="dxa"/>
         <w:jc w:val="center"/>
         <w:tblBorders>
           <w:top w:color="bfbfbf" w:space="0" w:sz="4" w:val="single"/>
@@ -5353,22 +5239,22 @@
         <w:tblLook w:val="0400"/>
       </w:tblPr>
       <w:tblGrid>
-        <w:gridCol w:w="1580"/>
-        <w:gridCol w:w="1580"/>
-        <w:gridCol w:w="1580"/>
-        <w:gridCol w:w="1580"/>
-        <w:gridCol w:w="1580"/>
-        <w:gridCol w:w="1580"/>
-        <w:gridCol w:w="1581"/>
+        <w:gridCol w:w="1575"/>
+        <w:gridCol w:w="1575"/>
+        <w:gridCol w:w="2070"/>
+        <w:gridCol w:w="1080"/>
+        <w:gridCol w:w="1575"/>
+        <w:gridCol w:w="1575"/>
+        <w:gridCol w:w="1575"/>
         <w:tblGridChange w:id="0">
           <w:tblGrid>
-            <w:gridCol w:w="1580"/>
-            <w:gridCol w:w="1580"/>
-            <w:gridCol w:w="1580"/>
-            <w:gridCol w:w="1580"/>
-            <w:gridCol w:w="1580"/>
-            <w:gridCol w:w="1580"/>
-            <w:gridCol w:w="1581"/>
+            <w:gridCol w:w="1575"/>
+            <w:gridCol w:w="1575"/>
+            <w:gridCol w:w="2070"/>
+            <w:gridCol w:w="1080"/>
+            <w:gridCol w:w="1575"/>
+            <w:gridCol w:w="1575"/>
+            <w:gridCol w:w="1575"/>
           </w:tblGrid>
         </w:tblGridChange>
       </w:tblGrid>
@@ -5385,14 +5271,14 @@
             <w:pPr>
               <w:jc w:val="center"/>
               <w:rPr>
-                <w:rFonts w:ascii="Calibri" w:cs="Calibri" w:eastAsia="Calibri" w:hAnsi="Calibri"/>
-              </w:rPr>
-            </w:pPr>
-            <w:r>
-              <w:rPr>
-                <w:rFonts w:ascii="Calibri" w:cs="Calibri" w:eastAsia="Calibri" w:hAnsi="Calibri"/>
+                <w:color w:val="1f3864"/>
+              </w:rPr>
+            </w:pPr>
+            <w:r>
+              <w:rPr>
                 <w:b w:val="1"/>
                 <w:bCs w:val="1"/>
+                <w:color w:val="1f3864"/>
                 <w:rtl w:val="0"/>
               </w:rPr>
               <w:t xml:space="preserve">Plan de Trabajo Proyecto APT</w:t>
@@ -5416,14 +5302,14 @@
             <w:pPr>
               <w:jc w:val="center"/>
               <w:rPr>
-                <w:rFonts w:ascii="Calibri" w:cs="Calibri" w:eastAsia="Calibri" w:hAnsi="Calibri"/>
+                <w:color w:val="1f3864"/>
                 <w:sz w:val="18"/>
                 <w:szCs w:val="18"/>
               </w:rPr>
             </w:pPr>
             <w:r>
               <w:rPr>
-                <w:rFonts w:ascii="Calibri" w:cs="Calibri" w:eastAsia="Calibri" w:hAnsi="Calibri"/>
+                <w:color w:val="1f3864"/>
                 <w:sz w:val="18"/>
                 <w:szCs w:val="18"/>
                 <w:rtl w:val="0"/>
@@ -5440,12 +5326,12 @@
             <w:pPr>
               <w:jc w:val="center"/>
               <w:rPr>
-                <w:rFonts w:ascii="Calibri" w:cs="Calibri" w:eastAsia="Calibri" w:hAnsi="Calibri"/>
-              </w:rPr>
-            </w:pPr>
-            <w:r>
-              <w:rPr>
-                <w:rFonts w:ascii="Calibri" w:cs="Calibri" w:eastAsia="Calibri" w:hAnsi="Calibri"/>
+                <w:color w:val="1f3864"/>
+              </w:rPr>
+            </w:pPr>
+            <w:r>
+              <w:rPr>
+                <w:color w:val="1f3864"/>
                 <w:rtl w:val="0"/>
               </w:rPr>
               <w:t xml:space="preserve">Nombre de  Actividades/Tareas</w:t>
@@ -5460,12 +5346,12 @@
             <w:pPr>
               <w:jc w:val="center"/>
               <w:rPr>
-                <w:rFonts w:ascii="Calibri" w:cs="Calibri" w:eastAsia="Calibri" w:hAnsi="Calibri"/>
-              </w:rPr>
-            </w:pPr>
-            <w:r>
-              <w:rPr>
-                <w:rFonts w:ascii="Calibri" w:cs="Calibri" w:eastAsia="Calibri" w:hAnsi="Calibri"/>
+                <w:color w:val="1f3864"/>
+              </w:rPr>
+            </w:pPr>
+            <w:r>
+              <w:rPr>
+                <w:color w:val="1f3864"/>
                 <w:rtl w:val="0"/>
               </w:rPr>
               <w:t xml:space="preserve">Descripción Actividades/Tareas</w:t>
@@ -5480,12 +5366,12 @@
             <w:pPr>
               <w:jc w:val="center"/>
               <w:rPr>
-                <w:rFonts w:ascii="Calibri" w:cs="Calibri" w:eastAsia="Calibri" w:hAnsi="Calibri"/>
-              </w:rPr>
-            </w:pPr>
-            <w:r>
-              <w:rPr>
-                <w:rFonts w:ascii="Calibri" w:cs="Calibri" w:eastAsia="Calibri" w:hAnsi="Calibri"/>
+                <w:color w:val="1f3864"/>
+              </w:rPr>
+            </w:pPr>
+            <w:r>
+              <w:rPr>
+                <w:color w:val="1f3864"/>
                 <w:rtl w:val="0"/>
               </w:rPr>
               <w:t xml:space="preserve">Recursos</w:t>
@@ -5503,12 +5389,12 @@
             <w:pPr>
               <w:jc w:val="center"/>
               <w:rPr>
-                <w:rFonts w:ascii="Calibri" w:cs="Calibri" w:eastAsia="Calibri" w:hAnsi="Calibri"/>
-              </w:rPr>
-            </w:pPr>
-            <w:r>
-              <w:rPr>
-                <w:rFonts w:ascii="Calibri" w:cs="Calibri" w:eastAsia="Calibri" w:hAnsi="Calibri"/>
+                <w:color w:val="1f3864"/>
+              </w:rPr>
+            </w:pPr>
+            <w:r>
+              <w:rPr>
+                <w:color w:val="1f3864"/>
                 <w:rtl w:val="0"/>
               </w:rPr>
               <w:t xml:space="preserve">Duración de la actividad</w:t>
@@ -5518,7 +5404,7 @@
             <w:pPr>
               <w:jc w:val="center"/>
               <w:rPr>
-                <w:rFonts w:ascii="Calibri" w:cs="Calibri" w:eastAsia="Calibri" w:hAnsi="Calibri"/>
+                <w:color w:val="1f3864"/>
               </w:rPr>
             </w:pPr>
             <w:r>
@@ -5540,22 +5426,15 @@
             <w:pPr>
               <w:jc w:val="center"/>
               <w:rPr>
-                <w:rFonts w:ascii="Calibri" w:cs="Calibri" w:eastAsia="Calibri" w:hAnsi="Calibri"/>
-              </w:rPr>
-            </w:pPr>
-            <w:r>
-              <w:rPr>
-                <w:rFonts w:ascii="Calibri" w:cs="Calibri" w:eastAsia="Calibri" w:hAnsi="Calibri"/>
+                <w:color w:val="1f3864"/>
+              </w:rPr>
+            </w:pPr>
+            <w:r>
+              <w:rPr>
+                <w:color w:val="1f3864"/>
                 <w:rtl w:val="0"/>
               </w:rPr>
               <w:t xml:space="preserve">Responsable</w:t>
-            </w:r>
-            <w:r>
-              <w:rPr>
-                <w:rFonts w:ascii="Calibri" w:cs="Calibri" w:eastAsia="Calibri" w:hAnsi="Calibri"/>
-                <w:vertAlign w:val="superscript"/>
-              </w:rPr>
-              <w:footnoteReference w:customMarkFollows="0" w:id="0"/>
             </w:r>
             <w:r>
               <w:rPr>
@@ -5572,12 +5451,12 @@
             <w:pPr>
               <w:jc w:val="center"/>
               <w:rPr>
-                <w:rFonts w:ascii="Calibri" w:cs="Calibri" w:eastAsia="Calibri" w:hAnsi="Calibri"/>
-              </w:rPr>
-            </w:pPr>
-            <w:r>
-              <w:rPr>
-                <w:rFonts w:ascii="Calibri" w:cs="Calibri" w:eastAsia="Calibri" w:hAnsi="Calibri"/>
+                <w:color w:val="1f3864"/>
+              </w:rPr>
+            </w:pPr>
+            <w:r>
+              <w:rPr>
+                <w:color w:val="1f3864"/>
                 <w:rtl w:val="0"/>
               </w:rPr>
               <w:t xml:space="preserve">Observaciones</w:t>
@@ -5596,17 +5475,15 @@
             <w:pPr>
               <w:jc w:val="both"/>
               <w:rPr>
-                <w:rFonts w:ascii="Calibri" w:cs="Calibri" w:eastAsia="Calibri" w:hAnsi="Calibri"/>
-                <w:i w:val="1"/>
-                <w:iCs w:val="1"/>
+                <w:i w:val="1"/>
+                <w:iCs w:val="1"/>
+                <w:color w:val="548dd4"/>
                 <w:sz w:val="18"/>
                 <w:szCs w:val="18"/>
               </w:rPr>
             </w:pPr>
             <w:r>
               <w:rPr>
-                <w:i w:val="0"/>
-                <w:iCs w:val="0"/>
                 <w:rtl w:val="0"/>
               </w:rPr>
               <w:t xml:space="preserve">Diseño de arquitectura y datos</w:t>
@@ -5632,8 +5509,6 @@
             </w:pPr>
             <w:r>
               <w:rPr>
-                <w:i w:val="0"/>
-                <w:iCs w:val="0"/>
                 <w:rtl w:val="0"/>
               </w:rPr>
               <w:t xml:space="preserve">Levantamiento y diseño</w:t>
@@ -5659,8 +5534,6 @@
             </w:pPr>
             <w:r>
               <w:rPr>
-                <w:i w:val="0"/>
-                <w:iCs w:val="0"/>
                 <w:rtl w:val="0"/>
               </w:rPr>
               <w:t xml:space="preserve">Definir el alcance del MVP, diseñar la arquitectura del sistema y el esquema de la base de datos.</w:t>
@@ -5678,17 +5551,15 @@
             <w:pPr>
               <w:jc w:val="both"/>
               <w:rPr>
-                <w:rFonts w:ascii="Calibri" w:cs="Calibri" w:eastAsia="Calibri" w:hAnsi="Calibri"/>
-                <w:i w:val="1"/>
-                <w:iCs w:val="1"/>
+                <w:i w:val="1"/>
+                <w:iCs w:val="1"/>
+                <w:color w:val="548dd4"/>
                 <w:sz w:val="18"/>
                 <w:szCs w:val="18"/>
               </w:rPr>
             </w:pPr>
             <w:r>
               <w:rPr>
-                <w:i w:val="0"/>
-                <w:iCs w:val="0"/>
                 <w:rtl w:val="0"/>
               </w:rPr>
               <w:t xml:space="preserve">Documentación API Mercado Público, herramienta de diagramación, repositorio Git</w:t>
@@ -5710,20 +5581,18 @@
             <w:pPr>
               <w:jc w:val="both"/>
               <w:rPr>
-                <w:rFonts w:ascii="Calibri" w:cs="Calibri" w:eastAsia="Calibri" w:hAnsi="Calibri"/>
-                <w:i w:val="1"/>
-                <w:iCs w:val="1"/>
+                <w:i w:val="1"/>
+                <w:iCs w:val="1"/>
+                <w:color w:val="548dd4"/>
                 <w:sz w:val="18"/>
                 <w:szCs w:val="18"/>
               </w:rPr>
             </w:pPr>
             <w:r>
               <w:rPr>
-                <w:i w:val="0"/>
-                <w:iCs w:val="0"/>
-                <w:rtl w:val="0"/>
-              </w:rPr>
-              <w:t xml:space="preserve">2 semanas (S1-S2)</w:t>
+                <w:rtl w:val="0"/>
+              </w:rPr>
+              <w:t xml:space="preserve">4 semanas (S1-S4)</w:t>
             </w:r>
             <w:r>
               <w:rPr>
@@ -5776,8 +5645,6 @@
             </w:pPr>
             <w:r>
               <w:rPr>
-                <w:i w:val="0"/>
-                <w:iCs w:val="0"/>
                 <w:rtl w:val="0"/>
               </w:rPr>
               <w:t xml:space="preserve">Facilitador: API pública y documentada. Obstaculizador: acotar un alcance de MVP realista.</w:t>
@@ -5801,17 +5668,15 @@
             <w:pPr>
               <w:jc w:val="both"/>
               <w:rPr>
-                <w:rFonts w:ascii="Calibri" w:cs="Calibri" w:eastAsia="Calibri" w:hAnsi="Calibri"/>
-                <w:i w:val="1"/>
-                <w:iCs w:val="1"/>
+                <w:i w:val="1"/>
+                <w:iCs w:val="1"/>
+                <w:color w:val="548dd4"/>
                 <w:sz w:val="18"/>
                 <w:szCs w:val="18"/>
               </w:rPr>
             </w:pPr>
             <w:r>
               <w:rPr>
-                <w:i w:val="0"/>
-                <w:iCs w:val="0"/>
                 <w:rtl w:val="0"/>
               </w:rPr>
               <w:t xml:space="preserve">Integración de Datos</w:t>
@@ -5829,17 +5694,15 @@
             <w:pPr>
               <w:jc w:val="both"/>
               <w:rPr>
-                <w:rFonts w:ascii="Calibri" w:cs="Calibri" w:eastAsia="Calibri" w:hAnsi="Calibri"/>
-                <w:i w:val="1"/>
-                <w:iCs w:val="1"/>
+                <w:i w:val="1"/>
+                <w:iCs w:val="1"/>
+                <w:color w:val="548dd4"/>
                 <w:sz w:val="18"/>
                 <w:szCs w:val="18"/>
               </w:rPr>
             </w:pPr>
             <w:r>
               <w:rPr>
-                <w:i w:val="0"/>
-                <w:iCs w:val="0"/>
                 <w:rtl w:val="0"/>
               </w:rPr>
               <w:t xml:space="preserve">Implementar módulo de ingesta de datos</w:t>
@@ -5857,17 +5720,15 @@
             <w:pPr>
               <w:jc w:val="both"/>
               <w:rPr>
-                <w:rFonts w:ascii="Calibri" w:cs="Calibri" w:eastAsia="Calibri" w:hAnsi="Calibri"/>
-                <w:i w:val="1"/>
-                <w:iCs w:val="1"/>
+                <w:i w:val="1"/>
+                <w:iCs w:val="1"/>
+                <w:color w:val="548dd4"/>
                 <w:sz w:val="18"/>
                 <w:szCs w:val="18"/>
               </w:rPr>
             </w:pPr>
             <w:r>
               <w:rPr>
-                <w:i w:val="0"/>
-                <w:iCs w:val="0"/>
                 <w:rtl w:val="0"/>
               </w:rPr>
               <w:t xml:space="preserve">Consultar periódicamente la API de Mercado Público y, cuando sea necesario, complementar la información extrayendo bases de licitación en PDF.</w:t>
@@ -5885,17 +5746,15 @@
             <w:pPr>
               <w:jc w:val="both"/>
               <w:rPr>
-                <w:rFonts w:ascii="Calibri" w:cs="Calibri" w:eastAsia="Calibri" w:hAnsi="Calibri"/>
-                <w:i w:val="1"/>
-                <w:iCs w:val="1"/>
+                <w:i w:val="1"/>
+                <w:iCs w:val="1"/>
+                <w:color w:val="548dd4"/>
                 <w:sz w:val="18"/>
                 <w:szCs w:val="18"/>
               </w:rPr>
             </w:pPr>
             <w:r>
               <w:rPr>
-                <w:i w:val="0"/>
-                <w:iCs w:val="0"/>
                 <w:rtl w:val="0"/>
               </w:rPr>
               <w:t xml:space="preserve">API Mercado Público, librería de parsing/scraping PDF, entorno de desarrollo Python</w:t>
@@ -5917,20 +5776,18 @@
             <w:pPr>
               <w:jc w:val="both"/>
               <w:rPr>
-                <w:rFonts w:ascii="Calibri" w:cs="Calibri" w:eastAsia="Calibri" w:hAnsi="Calibri"/>
-                <w:i w:val="1"/>
-                <w:iCs w:val="1"/>
+                <w:i w:val="1"/>
+                <w:iCs w:val="1"/>
+                <w:color w:val="548dd4"/>
                 <w:sz w:val="18"/>
                 <w:szCs w:val="18"/>
               </w:rPr>
             </w:pPr>
             <w:r>
               <w:rPr>
-                <w:i w:val="0"/>
-                <w:iCs w:val="0"/>
-                <w:rtl w:val="0"/>
-              </w:rPr>
-              <w:t xml:space="preserve">3 semanas (S3-S5)</w:t>
+                <w:rtl w:val="0"/>
+              </w:rPr>
+              <w:t xml:space="preserve">3 semanas (S5-S7)</w:t>
             </w:r>
             <w:r>
               <w:rPr>
@@ -5950,9 +5807,9 @@
             <w:pPr>
               <w:jc w:val="both"/>
               <w:rPr>
-                <w:rFonts w:ascii="Calibri" w:cs="Calibri" w:eastAsia="Calibri" w:hAnsi="Calibri"/>
-                <w:i w:val="1"/>
-                <w:iCs w:val="1"/>
+                <w:i w:val="1"/>
+                <w:iCs w:val="1"/>
+                <w:color w:val="548dd4"/>
                 <w:sz w:val="18"/>
                 <w:szCs w:val="18"/>
               </w:rPr>
@@ -5976,17 +5833,15 @@
             <w:pPr>
               <w:jc w:val="both"/>
               <w:rPr>
-                <w:rFonts w:ascii="Calibri" w:cs="Calibri" w:eastAsia="Calibri" w:hAnsi="Calibri"/>
-                <w:i w:val="1"/>
-                <w:iCs w:val="1"/>
+                <w:i w:val="1"/>
+                <w:iCs w:val="1"/>
+                <w:color w:val="548dd4"/>
                 <w:sz w:val="18"/>
                 <w:szCs w:val="18"/>
               </w:rPr>
             </w:pPr>
             <w:r>
               <w:rPr>
-                <w:i w:val="0"/>
-                <w:iCs w:val="0"/>
                 <w:rtl w:val="0"/>
               </w:rPr>
               <w:t xml:space="preserve">Obstaculizador: posibles cambios o límites de uso de la API.</w:t>
@@ -6010,17 +5865,15 @@
             <w:pPr>
               <w:jc w:val="both"/>
               <w:rPr>
-                <w:rFonts w:ascii="Calibri" w:cs="Calibri" w:eastAsia="Calibri" w:hAnsi="Calibri"/>
-                <w:i w:val="1"/>
-                <w:iCs w:val="1"/>
+                <w:i w:val="1"/>
+                <w:iCs w:val="1"/>
+                <w:color w:val="548dd4"/>
                 <w:sz w:val="18"/>
                 <w:szCs w:val="18"/>
               </w:rPr>
             </w:pPr>
             <w:r>
               <w:rPr>
-                <w:i w:val="0"/>
-                <w:iCs w:val="0"/>
                 <w:rtl w:val="0"/>
               </w:rPr>
               <w:t xml:space="preserve">Inteligencia Artificial</w:t>
@@ -6038,17 +5891,15 @@
             <w:pPr>
               <w:jc w:val="both"/>
               <w:rPr>
-                <w:rFonts w:ascii="Calibri" w:cs="Calibri" w:eastAsia="Calibri" w:hAnsi="Calibri"/>
-                <w:i w:val="1"/>
-                <w:iCs w:val="1"/>
+                <w:i w:val="1"/>
+                <w:iCs w:val="1"/>
+                <w:color w:val="548dd4"/>
                 <w:sz w:val="18"/>
                 <w:szCs w:val="18"/>
               </w:rPr>
             </w:pPr>
             <w:r>
               <w:rPr>
-                <w:i w:val="0"/>
-                <w:iCs w:val="0"/>
                 <w:rtl w:val="0"/>
               </w:rPr>
               <w:t xml:space="preserve">Desarrollar módulo de procesamiento con LLM</w:t>
@@ -6066,17 +5917,15 @@
             <w:pPr>
               <w:jc w:val="both"/>
               <w:rPr>
-                <w:rFonts w:ascii="Calibri" w:cs="Calibri" w:eastAsia="Calibri" w:hAnsi="Calibri"/>
-                <w:i w:val="1"/>
-                <w:iCs w:val="1"/>
+                <w:i w:val="1"/>
+                <w:iCs w:val="1"/>
+                <w:color w:val="548dd4"/>
                 <w:sz w:val="18"/>
                 <w:szCs w:val="18"/>
               </w:rPr>
             </w:pPr>
             <w:r>
               <w:rPr>
-                <w:i w:val="0"/>
-                <w:iCs w:val="0"/>
                 <w:rtl w:val="0"/>
               </w:rPr>
               <w:t xml:space="preserve">Clasificar y resumir cada licitación mediante un modelo de lenguaje, determinando si calza con el perfil configurado por el usuario.</w:t>
@@ -6094,17 +5943,15 @@
             <w:pPr>
               <w:jc w:val="both"/>
               <w:rPr>
-                <w:rFonts w:ascii="Calibri" w:cs="Calibri" w:eastAsia="Calibri" w:hAnsi="Calibri"/>
-                <w:i w:val="1"/>
-                <w:iCs w:val="1"/>
+                <w:i w:val="1"/>
+                <w:iCs w:val="1"/>
+                <w:color w:val="548dd4"/>
                 <w:sz w:val="18"/>
                 <w:szCs w:val="18"/>
               </w:rPr>
             </w:pPr>
             <w:r>
               <w:rPr>
-                <w:i w:val="0"/>
-                <w:iCs w:val="0"/>
                 <w:rtl w:val="0"/>
               </w:rPr>
               <w:t xml:space="preserve">Acceso a modelo LLM, diseño de prompts, dataset de prueba</w:t>
@@ -6126,20 +5973,18 @@
             <w:pPr>
               <w:jc w:val="both"/>
               <w:rPr>
-                <w:rFonts w:ascii="Calibri" w:cs="Calibri" w:eastAsia="Calibri" w:hAnsi="Calibri"/>
-                <w:i w:val="1"/>
-                <w:iCs w:val="1"/>
+                <w:i w:val="1"/>
+                <w:iCs w:val="1"/>
+                <w:color w:val="548dd4"/>
                 <w:sz w:val="18"/>
                 <w:szCs w:val="18"/>
               </w:rPr>
             </w:pPr>
             <w:r>
               <w:rPr>
-                <w:i w:val="0"/>
-                <w:iCs w:val="0"/>
-                <w:rtl w:val="0"/>
-              </w:rPr>
-              <w:t xml:space="preserve">3 semanas (S5-S7)</w:t>
+                <w:rtl w:val="0"/>
+              </w:rPr>
+              <w:t xml:space="preserve">4 semanas (S6-S9)</w:t>
             </w:r>
             <w:r>
               <w:rPr>
@@ -6159,9 +6004,9 @@
             <w:pPr>
               <w:jc w:val="both"/>
               <w:rPr>
-                <w:rFonts w:ascii="Calibri" w:cs="Calibri" w:eastAsia="Calibri" w:hAnsi="Calibri"/>
-                <w:i w:val="1"/>
-                <w:iCs w:val="1"/>
+                <w:i w:val="1"/>
+                <w:iCs w:val="1"/>
+                <w:color w:val="548dd4"/>
                 <w:sz w:val="18"/>
                 <w:szCs w:val="18"/>
               </w:rPr>
@@ -6170,7 +6015,7 @@
               <w:rPr>
                 <w:rtl w:val="0"/>
               </w:rPr>
-              <w:t xml:space="preserve">Andy Navarrete</w:t>
+              <w:t xml:space="preserve">Todo el equipo</w:t>
             </w:r>
             <w:r>
               <w:rPr>
@@ -6185,17 +6030,15 @@
             <w:pPr>
               <w:jc w:val="both"/>
               <w:rPr>
-                <w:rFonts w:ascii="Calibri" w:cs="Calibri" w:eastAsia="Calibri" w:hAnsi="Calibri"/>
-                <w:i w:val="1"/>
-                <w:iCs w:val="1"/>
+                <w:i w:val="1"/>
+                <w:iCs w:val="1"/>
+                <w:color w:val="548dd4"/>
                 <w:sz w:val="18"/>
                 <w:szCs w:val="18"/>
               </w:rPr>
             </w:pPr>
             <w:r>
               <w:rPr>
-                <w:i w:val="0"/>
-                <w:iCs w:val="0"/>
                 <w:rtl w:val="0"/>
               </w:rPr>
               <w:t xml:space="preserve">Facilitador: amplia documentación y comunidad. Obstaculizador: costo del LLM si se procesan muchas licitaciones.</w:t>
@@ -6219,17 +6062,15 @@
             <w:pPr>
               <w:jc w:val="both"/>
               <w:rPr>
-                <w:rFonts w:ascii="Calibri" w:cs="Calibri" w:eastAsia="Calibri" w:hAnsi="Calibri"/>
-                <w:i w:val="1"/>
-                <w:iCs w:val="1"/>
+                <w:i w:val="1"/>
+                <w:iCs w:val="1"/>
+                <w:color w:val="548dd4"/>
                 <w:sz w:val="18"/>
                 <w:szCs w:val="18"/>
               </w:rPr>
             </w:pPr>
             <w:r>
               <w:rPr>
-                <w:i w:val="0"/>
-                <w:iCs w:val="0"/>
                 <w:rtl w:val="0"/>
               </w:rPr>
               <w:t xml:space="preserve">Bases de Datos</w:t>
@@ -6247,17 +6088,15 @@
             <w:pPr>
               <w:jc w:val="both"/>
               <w:rPr>
-                <w:rFonts w:ascii="Calibri" w:cs="Calibri" w:eastAsia="Calibri" w:hAnsi="Calibri"/>
-                <w:i w:val="1"/>
-                <w:iCs w:val="1"/>
+                <w:i w:val="1"/>
+                <w:iCs w:val="1"/>
+                <w:color w:val="548dd4"/>
                 <w:sz w:val="18"/>
                 <w:szCs w:val="18"/>
               </w:rPr>
             </w:pPr>
             <w:r>
               <w:rPr>
-                <w:i w:val="0"/>
-                <w:iCs w:val="0"/>
                 <w:rtl w:val="0"/>
               </w:rPr>
               <w:t xml:space="preserve">Diseñar y administrar la base de datos</w:t>
@@ -6275,17 +6114,15 @@
             <w:pPr>
               <w:jc w:val="both"/>
               <w:rPr>
-                <w:rFonts w:ascii="Calibri" w:cs="Calibri" w:eastAsia="Calibri" w:hAnsi="Calibri"/>
-                <w:i w:val="1"/>
-                <w:iCs w:val="1"/>
+                <w:i w:val="1"/>
+                <w:iCs w:val="1"/>
+                <w:color w:val="548dd4"/>
                 <w:sz w:val="18"/>
                 <w:szCs w:val="18"/>
               </w:rPr>
             </w:pPr>
             <w:r>
               <w:rPr>
-                <w:i w:val="0"/>
-                <w:iCs w:val="0"/>
                 <w:rtl w:val="0"/>
               </w:rPr>
               <w:t xml:space="preserve">Almacenar el historial de licitaciones, los perfiles de usuario y las alertas enviadas.</w:t>
@@ -6303,17 +6140,15 @@
             <w:pPr>
               <w:jc w:val="both"/>
               <w:rPr>
-                <w:rFonts w:ascii="Calibri" w:cs="Calibri" w:eastAsia="Calibri" w:hAnsi="Calibri"/>
-                <w:i w:val="1"/>
-                <w:iCs w:val="1"/>
+                <w:i w:val="1"/>
+                <w:iCs w:val="1"/>
+                <w:color w:val="548dd4"/>
                 <w:sz w:val="18"/>
                 <w:szCs w:val="18"/>
               </w:rPr>
             </w:pPr>
             <w:r>
               <w:rPr>
-                <w:i w:val="0"/>
-                <w:iCs w:val="0"/>
                 <w:rtl w:val="0"/>
               </w:rPr>
               <w:t xml:space="preserve">Motor de base de datos (PostgreSQL), plan gratuito de hosting</w:t>
@@ -6335,20 +6170,18 @@
             <w:pPr>
               <w:jc w:val="both"/>
               <w:rPr>
-                <w:rFonts w:ascii="Calibri" w:cs="Calibri" w:eastAsia="Calibri" w:hAnsi="Calibri"/>
-                <w:i w:val="1"/>
-                <w:iCs w:val="1"/>
+                <w:i w:val="1"/>
+                <w:iCs w:val="1"/>
+                <w:color w:val="548dd4"/>
                 <w:sz w:val="18"/>
                 <w:szCs w:val="18"/>
               </w:rPr>
             </w:pPr>
             <w:r>
               <w:rPr>
-                <w:i w:val="0"/>
-                <w:iCs w:val="0"/>
-                <w:rtl w:val="0"/>
-              </w:rPr>
-              <w:t xml:space="preserve">2 semanas (S6-S7)</w:t>
+                <w:rtl w:val="0"/>
+              </w:rPr>
+              <w:t xml:space="preserve">3 semanas (S7-S9)</w:t>
             </w:r>
             <w:r>
               <w:rPr>
@@ -6368,9 +6201,9 @@
             <w:pPr>
               <w:jc w:val="both"/>
               <w:rPr>
-                <w:rFonts w:ascii="Calibri" w:cs="Calibri" w:eastAsia="Calibri" w:hAnsi="Calibri"/>
-                <w:i w:val="1"/>
-                <w:iCs w:val="1"/>
+                <w:i w:val="1"/>
+                <w:iCs w:val="1"/>
+                <w:color w:val="548dd4"/>
                 <w:sz w:val="18"/>
                 <w:szCs w:val="18"/>
               </w:rPr>
@@ -6394,17 +6227,15 @@
             <w:pPr>
               <w:jc w:val="both"/>
               <w:rPr>
-                <w:rFonts w:ascii="Calibri" w:cs="Calibri" w:eastAsia="Calibri" w:hAnsi="Calibri"/>
-                <w:i w:val="1"/>
-                <w:iCs w:val="1"/>
+                <w:i w:val="1"/>
+                <w:iCs w:val="1"/>
+                <w:color w:val="548dd4"/>
                 <w:sz w:val="18"/>
                 <w:szCs w:val="18"/>
               </w:rPr>
             </w:pPr>
             <w:r>
               <w:rPr>
-                <w:i w:val="0"/>
-                <w:iCs w:val="0"/>
                 <w:rtl w:val="0"/>
               </w:rPr>
               <w:t xml:space="preserve">Se desarrolla en paralelo al módulo de inteligencia artificial.</w:t>
@@ -6428,17 +6259,15 @@
             <w:pPr>
               <w:jc w:val="both"/>
               <w:rPr>
-                <w:rFonts w:ascii="Calibri" w:cs="Calibri" w:eastAsia="Calibri" w:hAnsi="Calibri"/>
-                <w:i w:val="1"/>
-                <w:iCs w:val="1"/>
+                <w:i w:val="1"/>
+                <w:iCs w:val="1"/>
+                <w:color w:val="548dd4"/>
                 <w:sz w:val="18"/>
                 <w:szCs w:val="18"/>
               </w:rPr>
             </w:pPr>
             <w:r>
               <w:rPr>
-                <w:i w:val="0"/>
-                <w:iCs w:val="0"/>
                 <w:rtl w:val="0"/>
               </w:rPr>
               <w:t xml:space="preserve">Desarrollo de Software</w:t>
@@ -6456,17 +6285,15 @@
             <w:pPr>
               <w:jc w:val="both"/>
               <w:rPr>
-                <w:rFonts w:ascii="Calibri" w:cs="Calibri" w:eastAsia="Calibri" w:hAnsi="Calibri"/>
-                <w:i w:val="1"/>
-                <w:iCs w:val="1"/>
+                <w:i w:val="1"/>
+                <w:iCs w:val="1"/>
+                <w:color w:val="548dd4"/>
                 <w:sz w:val="18"/>
                 <w:szCs w:val="18"/>
               </w:rPr>
             </w:pPr>
             <w:r>
               <w:rPr>
-                <w:i w:val="0"/>
-                <w:iCs w:val="0"/>
                 <w:rtl w:val="0"/>
               </w:rPr>
               <w:t xml:space="preserve">Construir módulo de notificaciones</w:t>
@@ -6484,17 +6311,15 @@
             <w:pPr>
               <w:jc w:val="both"/>
               <w:rPr>
-                <w:rFonts w:ascii="Calibri" w:cs="Calibri" w:eastAsia="Calibri" w:hAnsi="Calibri"/>
-                <w:i w:val="1"/>
-                <w:iCs w:val="1"/>
+                <w:i w:val="1"/>
+                <w:iCs w:val="1"/>
+                <w:color w:val="548dd4"/>
                 <w:sz w:val="18"/>
                 <w:szCs w:val="18"/>
               </w:rPr>
             </w:pPr>
             <w:r>
               <w:rPr>
-                <w:i w:val="0"/>
-                <w:iCs w:val="0"/>
                 <w:rtl w:val="0"/>
               </w:rPr>
               <w:t xml:space="preserve">Enviar avisos por correo electrónico (y opcionalmente otros canales) cuando se detecte una oportunidad relevante para el usuario.</w:t>
@@ -6512,17 +6337,15 @@
             <w:pPr>
               <w:jc w:val="both"/>
               <w:rPr>
-                <w:rFonts w:ascii="Calibri" w:cs="Calibri" w:eastAsia="Calibri" w:hAnsi="Calibri"/>
-                <w:i w:val="1"/>
-                <w:iCs w:val="1"/>
+                <w:i w:val="1"/>
+                <w:iCs w:val="1"/>
+                <w:color w:val="548dd4"/>
                 <w:sz w:val="18"/>
                 <w:szCs w:val="18"/>
               </w:rPr>
             </w:pPr>
             <w:r>
               <w:rPr>
-                <w:i w:val="0"/>
-                <w:iCs w:val="0"/>
                 <w:rtl w:val="0"/>
               </w:rPr>
               <w:t xml:space="preserve">Servicio de envío de correos (SMTP/API), plan gratuito</w:t>
@@ -6544,20 +6367,18 @@
             <w:pPr>
               <w:jc w:val="both"/>
               <w:rPr>
-                <w:rFonts w:ascii="Calibri" w:cs="Calibri" w:eastAsia="Calibri" w:hAnsi="Calibri"/>
-                <w:i w:val="1"/>
-                <w:iCs w:val="1"/>
+                <w:i w:val="1"/>
+                <w:iCs w:val="1"/>
+                <w:color w:val="548dd4"/>
                 <w:sz w:val="18"/>
                 <w:szCs w:val="18"/>
               </w:rPr>
             </w:pPr>
             <w:r>
               <w:rPr>
-                <w:i w:val="0"/>
-                <w:iCs w:val="0"/>
-                <w:rtl w:val="0"/>
-              </w:rPr>
-              <w:t xml:space="preserve">2 semanas (S8-S9)</w:t>
+                <w:rtl w:val="0"/>
+              </w:rPr>
+              <w:t xml:space="preserve">2 semanas (S10-S11)</w:t>
             </w:r>
             <w:r>
               <w:rPr>
@@ -6577,9 +6398,9 @@
             <w:pPr>
               <w:jc w:val="both"/>
               <w:rPr>
-                <w:rFonts w:ascii="Calibri" w:cs="Calibri" w:eastAsia="Calibri" w:hAnsi="Calibri"/>
-                <w:i w:val="1"/>
-                <w:iCs w:val="1"/>
+                <w:i w:val="1"/>
+                <w:iCs w:val="1"/>
+                <w:color w:val="548dd4"/>
                 <w:sz w:val="18"/>
                 <w:szCs w:val="18"/>
               </w:rPr>
@@ -6603,17 +6424,15 @@
             <w:pPr>
               <w:jc w:val="both"/>
               <w:rPr>
-                <w:rFonts w:ascii="Calibri" w:cs="Calibri" w:eastAsia="Calibri" w:hAnsi="Calibri"/>
-                <w:i w:val="1"/>
-                <w:iCs w:val="1"/>
+                <w:i w:val="1"/>
+                <w:iCs w:val="1"/>
+                <w:color w:val="548dd4"/>
                 <w:sz w:val="18"/>
                 <w:szCs w:val="18"/>
               </w:rPr>
             </w:pPr>
             <w:r>
               <w:rPr>
-                <w:i w:val="0"/>
-                <w:iCs w:val="0"/>
                 <w:rtl w:val="0"/>
               </w:rPr>
               <w:t xml:space="preserve">—</w:t>
@@ -6637,20 +6456,18 @@
             <w:pPr>
               <w:jc w:val="both"/>
               <w:rPr>
-                <w:rFonts w:ascii="Calibri" w:cs="Calibri" w:eastAsia="Calibri" w:hAnsi="Calibri"/>
-                <w:i w:val="1"/>
-                <w:iCs w:val="1"/>
+                <w:i w:val="1"/>
+                <w:iCs w:val="1"/>
+                <w:color w:val="548dd4"/>
                 <w:sz w:val="18"/>
                 <w:szCs w:val="18"/>
               </w:rPr>
             </w:pPr>
             <w:r>
               <w:rPr>
-                <w:i w:val="0"/>
-                <w:iCs w:val="0"/>
-                <w:rtl w:val="0"/>
-              </w:rPr>
-              <w:t xml:space="preserve">Infraestructura Cloud</w:t>
+                <w:rtl w:val="0"/>
+              </w:rPr>
+              <w:t xml:space="preserve">Desarrollo de Software</w:t>
             </w:r>
             <w:r>
               <w:rPr>
@@ -6665,20 +6482,18 @@
             <w:pPr>
               <w:jc w:val="both"/>
               <w:rPr>
-                <w:rFonts w:ascii="Calibri" w:cs="Calibri" w:eastAsia="Calibri" w:hAnsi="Calibri"/>
-                <w:i w:val="1"/>
-                <w:iCs w:val="1"/>
+                <w:i w:val="1"/>
+                <w:iCs w:val="1"/>
+                <w:color w:val="548dd4"/>
                 <w:sz w:val="18"/>
                 <w:szCs w:val="18"/>
               </w:rPr>
             </w:pPr>
             <w:r>
               <w:rPr>
-                <w:i w:val="0"/>
-                <w:iCs w:val="0"/>
-                <w:rtl w:val="0"/>
-              </w:rPr>
-              <w:t xml:space="preserve">Integrar módulos y desplegar en la nube</w:t>
+                <w:rtl w:val="0"/>
+              </w:rPr>
+              <w:t xml:space="preserve">Integrar módulos y realizar pruebas del sistema</w:t>
             </w:r>
             <w:r>
               <w:rPr>
@@ -6693,20 +6508,18 @@
             <w:pPr>
               <w:jc w:val="both"/>
               <w:rPr>
-                <w:rFonts w:ascii="Calibri" w:cs="Calibri" w:eastAsia="Calibri" w:hAnsi="Calibri"/>
-                <w:i w:val="1"/>
-                <w:iCs w:val="1"/>
+                <w:i w:val="1"/>
+                <w:iCs w:val="1"/>
+                <w:color w:val="548dd4"/>
                 <w:sz w:val="18"/>
                 <w:szCs w:val="18"/>
               </w:rPr>
             </w:pPr>
             <w:r>
               <w:rPr>
-                <w:i w:val="0"/>
-                <w:iCs w:val="0"/>
-                <w:rtl w:val="0"/>
-              </w:rPr>
-              <w:t xml:space="preserve">Integrar progresivamente los cuatro componentes del sistema y desplegarlos en una arquitectura cloud escalable y de mantención simple.</w:t>
+                <w:rtl w:val="0"/>
+              </w:rPr>
+              <w:t xml:space="preserve">Integrar progresivamente los cuatro componentes del sistema (ingesta, IA, base de datos, notificaciones) y validar su funcionamiento conjunto mediante pruebas, revisando la precisión del filtrado y el correcto envío de notificaciones antes de desplegar en producción.</w:t>
             </w:r>
             <w:r>
               <w:rPr>
@@ -6721,20 +6534,18 @@
             <w:pPr>
               <w:jc w:val="both"/>
               <w:rPr>
-                <w:rFonts w:ascii="Calibri" w:cs="Calibri" w:eastAsia="Calibri" w:hAnsi="Calibri"/>
-                <w:i w:val="1"/>
-                <w:iCs w:val="1"/>
+                <w:i w:val="1"/>
+                <w:iCs w:val="1"/>
+                <w:color w:val="548dd4"/>
                 <w:sz w:val="18"/>
                 <w:szCs w:val="18"/>
               </w:rPr>
             </w:pPr>
             <w:r>
               <w:rPr>
-                <w:i w:val="0"/>
-                <w:iCs w:val="0"/>
-                <w:rtl w:val="0"/>
-              </w:rPr>
-              <w:t xml:space="preserve">Proveedor cloud (plan gratuito/bajo costo), Docker</w:t>
+                <w:rtl w:val="0"/>
+              </w:rPr>
+              <w:t xml:space="preserve">Entorno de pruebas local/staging, perfiles y casos de prueba, métricas definidas</w:t>
             </w:r>
             <w:r>
               <w:rPr>
@@ -6753,20 +6564,18 @@
             <w:pPr>
               <w:jc w:val="both"/>
               <w:rPr>
-                <w:rFonts w:ascii="Calibri" w:cs="Calibri" w:eastAsia="Calibri" w:hAnsi="Calibri"/>
-                <w:i w:val="1"/>
-                <w:iCs w:val="1"/>
+                <w:i w:val="1"/>
+                <w:iCs w:val="1"/>
+                <w:color w:val="548dd4"/>
                 <w:sz w:val="18"/>
                 <w:szCs w:val="18"/>
               </w:rPr>
             </w:pPr>
             <w:r>
               <w:rPr>
-                <w:i w:val="0"/>
-                <w:iCs w:val="0"/>
-                <w:rtl w:val="0"/>
-              </w:rPr>
-              <w:t xml:space="preserve">3 semanas (S10-S12)</w:t>
+                <w:rtl w:val="0"/>
+              </w:rPr>
+              <w:t xml:space="preserve">3 semanas (S12-S14)</w:t>
             </w:r>
             <w:r>
               <w:rPr>
@@ -6786,9 +6595,9 @@
             <w:pPr>
               <w:jc w:val="both"/>
               <w:rPr>
-                <w:rFonts w:ascii="Calibri" w:cs="Calibri" w:eastAsia="Calibri" w:hAnsi="Calibri"/>
-                <w:i w:val="1"/>
-                <w:iCs w:val="1"/>
+                <w:i w:val="1"/>
+                <w:iCs w:val="1"/>
+                <w:color w:val="548dd4"/>
                 <w:sz w:val="18"/>
                 <w:szCs w:val="18"/>
               </w:rPr>
@@ -6812,20 +6621,18 @@
             <w:pPr>
               <w:jc w:val="both"/>
               <w:rPr>
-                <w:rFonts w:ascii="Calibri" w:cs="Calibri" w:eastAsia="Calibri" w:hAnsi="Calibri"/>
-                <w:i w:val="1"/>
-                <w:iCs w:val="1"/>
+                <w:i w:val="1"/>
+                <w:iCs w:val="1"/>
+                <w:color w:val="548dd4"/>
                 <w:sz w:val="18"/>
                 <w:szCs w:val="18"/>
               </w:rPr>
             </w:pPr>
             <w:r>
               <w:rPr>
-                <w:i w:val="0"/>
-                <w:iCs w:val="0"/>
-                <w:rtl w:val="0"/>
-              </w:rPr>
-              <w:t xml:space="preserve">Facilitador: experiencia previa del equipo en asignaturas anteriores.</w:t>
+                <w:rtl w:val="0"/>
+              </w:rPr>
+              <w:t xml:space="preserve">Se corrigen errores de integración antes de pasar a producción.</w:t>
             </w:r>
             <w:r>
               <w:rPr>
@@ -6846,20 +6653,18 @@
             <w:pPr>
               <w:jc w:val="both"/>
               <w:rPr>
-                <w:rFonts w:ascii="Calibri" w:cs="Calibri" w:eastAsia="Calibri" w:hAnsi="Calibri"/>
-                <w:i w:val="1"/>
-                <w:iCs w:val="1"/>
+                <w:i w:val="1"/>
+                <w:iCs w:val="1"/>
+                <w:color w:val="548dd4"/>
                 <w:sz w:val="18"/>
                 <w:szCs w:val="18"/>
               </w:rPr>
             </w:pPr>
             <w:r>
               <w:rPr>
-                <w:i w:val="0"/>
-                <w:iCs w:val="0"/>
-                <w:rtl w:val="0"/>
-              </w:rPr>
-              <w:t xml:space="preserve">Evaluación de Proyectos</w:t>
+                <w:rtl w:val="0"/>
+              </w:rPr>
+              <w:t xml:space="preserve">Infraestructura Cloud</w:t>
             </w:r>
             <w:r>
               <w:rPr>
@@ -6874,20 +6679,18 @@
             <w:pPr>
               <w:jc w:val="both"/>
               <w:rPr>
-                <w:rFonts w:ascii="Calibri" w:cs="Calibri" w:eastAsia="Calibri" w:hAnsi="Calibri"/>
-                <w:i w:val="1"/>
-                <w:iCs w:val="1"/>
+                <w:i w:val="1"/>
+                <w:iCs w:val="1"/>
+                <w:color w:val="548dd4"/>
                 <w:sz w:val="18"/>
                 <w:szCs w:val="18"/>
               </w:rPr>
             </w:pPr>
             <w:r>
               <w:rPr>
-                <w:i w:val="0"/>
-                <w:iCs w:val="0"/>
-                <w:rtl w:val="0"/>
-              </w:rPr>
-              <w:t xml:space="preserve">Pruebas y evaluación del sistema</w:t>
+                <w:rtl w:val="0"/>
+              </w:rPr>
+              <w:t xml:space="preserve">Desplegar el sistema en la nube</w:t>
             </w:r>
             <w:r>
               <w:rPr>
@@ -6902,20 +6705,18 @@
             <w:pPr>
               <w:jc w:val="both"/>
               <w:rPr>
-                <w:rFonts w:ascii="Calibri" w:cs="Calibri" w:eastAsia="Calibri" w:hAnsi="Calibri"/>
-                <w:i w:val="1"/>
-                <w:iCs w:val="1"/>
+                <w:i w:val="1"/>
+                <w:iCs w:val="1"/>
+                <w:color w:val="548dd4"/>
                 <w:sz w:val="18"/>
                 <w:szCs w:val="18"/>
               </w:rPr>
             </w:pPr>
             <w:r>
               <w:rPr>
-                <w:i w:val="0"/>
-                <w:iCs w:val="0"/>
-                <w:rtl w:val="0"/>
-              </w:rPr>
-              <w:t xml:space="preserve">Validar cada módulo por separado y el sistema completo, midiendo la precisión del filtrado y el tiempo ahorrado respecto a la búsqueda manual, con perfiles de usuario reales o simulados.</w:t>
+                <w:rtl w:val="0"/>
+              </w:rPr>
+              <w:t xml:space="preserve">Desplegar el sistema ya integrado y probado en una arquitectura cloud escalable y de mantención simple, dejando el servicio completamente listo y funcionando de manera continua antes de iniciar la marcha blanca.</w:t>
             </w:r>
             <w:r>
               <w:rPr>
@@ -6930,20 +6731,18 @@
             <w:pPr>
               <w:jc w:val="both"/>
               <w:rPr>
-                <w:rFonts w:ascii="Calibri" w:cs="Calibri" w:eastAsia="Calibri" w:hAnsi="Calibri"/>
-                <w:i w:val="1"/>
-                <w:iCs w:val="1"/>
+                <w:i w:val="1"/>
+                <w:iCs w:val="1"/>
+                <w:color w:val="548dd4"/>
                 <w:sz w:val="18"/>
                 <w:szCs w:val="18"/>
               </w:rPr>
             </w:pPr>
             <w:r>
               <w:rPr>
-                <w:i w:val="0"/>
-                <w:iCs w:val="0"/>
-                <w:rtl w:val="0"/>
-              </w:rPr>
-              <w:t xml:space="preserve">Perfiles de prueba, casos de prueba, métricas definidas</w:t>
+                <w:rtl w:val="0"/>
+              </w:rPr>
+              <w:t xml:space="preserve">Proveedor cloud (plan gratuito/bajo costo), Docker</w:t>
             </w:r>
             <w:r>
               <w:rPr>
@@ -6962,20 +6761,18 @@
             <w:pPr>
               <w:jc w:val="both"/>
               <w:rPr>
-                <w:rFonts w:ascii="Calibri" w:cs="Calibri" w:eastAsia="Calibri" w:hAnsi="Calibri"/>
-                <w:i w:val="1"/>
-                <w:iCs w:val="1"/>
+                <w:i w:val="1"/>
+                <w:iCs w:val="1"/>
+                <w:color w:val="548dd4"/>
                 <w:sz w:val="18"/>
                 <w:szCs w:val="18"/>
               </w:rPr>
             </w:pPr>
             <w:r>
               <w:rPr>
-                <w:i w:val="0"/>
-                <w:iCs w:val="0"/>
-                <w:rtl w:val="0"/>
-              </w:rPr>
-              <w:t xml:space="preserve">2 semanas (S13-S14)</w:t>
+                <w:rtl w:val="0"/>
+              </w:rPr>
+              <w:t xml:space="preserve">3 semanas (S15-S17)</w:t>
             </w:r>
             <w:r>
               <w:rPr>
@@ -6997,6 +6794,7 @@
               <w:rPr>
                 <w:i w:val="1"/>
                 <w:iCs w:val="1"/>
+                <w:color w:val="548dd4"/>
                 <w:sz w:val="18"/>
                 <w:szCs w:val="18"/>
               </w:rPr>
@@ -7020,20 +6818,215 @@
             <w:pPr>
               <w:jc w:val="both"/>
               <w:rPr>
-                <w:rFonts w:ascii="Calibri" w:cs="Calibri" w:eastAsia="Calibri" w:hAnsi="Calibri"/>
-                <w:i w:val="1"/>
-                <w:iCs w:val="1"/>
+                <w:i w:val="1"/>
+                <w:iCs w:val="1"/>
+                <w:color w:val="548dd4"/>
                 <w:sz w:val="18"/>
                 <w:szCs w:val="18"/>
               </w:rPr>
             </w:pPr>
             <w:r>
               <w:rPr>
-                <w:i w:val="0"/>
-                <w:iCs w:val="0"/>
-                <w:rtl w:val="0"/>
-              </w:rPr>
-              <w:t xml:space="preserve">Se realizan ajustes finales según los resultados obtenidos.</w:t>
+                <w:rtl w:val="0"/>
+              </w:rPr>
+              <w:t xml:space="preserve">Facilitador: experiencia previa del equipo en asignaturas anteriores.</w:t>
+            </w:r>
+            <w:r>
+              <w:rPr>
+                <w:rtl w:val="0"/>
+              </w:rPr>
+            </w:r>
+          </w:p>
+        </w:tc>
+      </w:tr>
+      <w:tr>
+        <w:trPr>
+          <w:cantSplit w:val="0"/>
+          <w:tblHeader w:val="0"/>
+        </w:trPr>
+        <w:tc>
+          <w:tcPr/>
+          <w:p>
+            <w:pPr>
+              <w:jc w:val="both"/>
+              <w:rPr>
+                <w:i w:val="1"/>
+                <w:iCs w:val="1"/>
+                <w:color w:val="548dd4"/>
+                <w:sz w:val="18"/>
+                <w:szCs w:val="18"/>
+              </w:rPr>
+            </w:pPr>
+            <w:r>
+              <w:rPr>
+                <w:rtl w:val="0"/>
+              </w:rPr>
+              <w:t xml:space="preserve">Evaluación de Proyectos</w:t>
+            </w:r>
+            <w:r>
+              <w:rPr>
+                <w:rtl w:val="0"/>
+              </w:rPr>
+            </w:r>
+          </w:p>
+        </w:tc>
+        <w:tc>
+          <w:tcPr/>
+          <w:p>
+            <w:pPr>
+              <w:jc w:val="both"/>
+              <w:rPr>
+                <w:i w:val="1"/>
+                <w:iCs w:val="1"/>
+                <w:color w:val="548dd4"/>
+                <w:sz w:val="18"/>
+                <w:szCs w:val="18"/>
+              </w:rPr>
+            </w:pPr>
+            <w:r>
+              <w:rPr>
+                <w:rtl w:val="0"/>
+              </w:rPr>
+              <w:t xml:space="preserve">Marcha blanca</w:t>
+            </w:r>
+            <w:r>
+              <w:rPr>
+                <w:rtl w:val="0"/>
+              </w:rPr>
+            </w:r>
+          </w:p>
+        </w:tc>
+        <w:tc>
+          <w:tcPr/>
+          <w:p>
+            <w:pPr>
+              <w:jc w:val="both"/>
+              <w:rPr>
+                <w:i w:val="1"/>
+                <w:iCs w:val="1"/>
+                <w:color w:val="548dd4"/>
+                <w:sz w:val="18"/>
+                <w:szCs w:val="18"/>
+              </w:rPr>
+            </w:pPr>
+            <w:r>
+              <w:rPr>
+                <w:rtl w:val="0"/>
+              </w:rPr>
+              <w:t xml:space="preserve">Ejecutar el sistema ya desplegado en condiciones reales de producción durante la marcha blanca, monitoreando su funcionamiento con perfiles de usuario reales o simulados, midiendo la precisión del filtrado y el tiempo ahorrado respecto a la búsqueda manual, y realizando los ajustes finales necesarios antes del cierre de la asignatura.</w:t>
+            </w:r>
+            <w:r>
+              <w:rPr>
+                <w:rtl w:val="0"/>
+              </w:rPr>
+            </w:r>
+          </w:p>
+        </w:tc>
+        <w:tc>
+          <w:tcPr/>
+          <w:p>
+            <w:pPr>
+              <w:jc w:val="both"/>
+              <w:rPr>
+                <w:i w:val="1"/>
+                <w:iCs w:val="1"/>
+                <w:color w:val="548dd4"/>
+                <w:sz w:val="18"/>
+                <w:szCs w:val="18"/>
+              </w:rPr>
+            </w:pPr>
+            <w:r>
+              <w:rPr>
+                <w:rtl w:val="0"/>
+              </w:rPr>
+              <w:t xml:space="preserve">Sistema en producción, perfiles de prueba, métricas de evaluación</w:t>
+            </w:r>
+            <w:r>
+              <w:rPr>
+                <w:rtl w:val="0"/>
+              </w:rPr>
+            </w:r>
+          </w:p>
+        </w:tc>
+        <w:tc>
+          <w:tcPr>
+            <w:tcBorders>
+              <w:right w:color="ffffff" w:space="0" w:sz="4" w:val="single"/>
+            </w:tcBorders>
+          </w:tcPr>
+          <w:p>
+            <w:pPr>
+              <w:jc w:val="both"/>
+              <w:rPr>
+                <w:i w:val="1"/>
+                <w:iCs w:val="1"/>
+                <w:color w:val="548dd4"/>
+                <w:sz w:val="18"/>
+                <w:szCs w:val="18"/>
+              </w:rPr>
+            </w:pPr>
+            <w:r>
+              <w:rPr>
+                <w:rtl w:val="0"/>
+              </w:rPr>
+              <w:t xml:space="preserve">1 semana (S18)</w:t>
+            </w:r>
+            <w:r>
+              <w:rPr>
+                <w:rtl w:val="0"/>
+              </w:rPr>
+            </w:r>
+          </w:p>
+        </w:tc>
+        <w:tc>
+          <w:tcPr>
+            <w:tcBorders>
+              <w:left w:color="ffffff" w:space="0" w:sz="4" w:val="single"/>
+            </w:tcBorders>
+            <w:shd w:fill="d9d9d9" w:val="clear"/>
+          </w:tcPr>
+          <w:p>
+            <w:pPr>
+              <w:jc w:val="both"/>
+              <w:rPr>
+                <w:i w:val="1"/>
+                <w:iCs w:val="1"/>
+                <w:color w:val="548dd4"/>
+                <w:sz w:val="18"/>
+                <w:szCs w:val="18"/>
+              </w:rPr>
+            </w:pPr>
+            <w:r>
+              <w:rPr>
+                <w:rtl w:val="0"/>
+              </w:rPr>
+              <w:t xml:space="preserve">Todo el equipo</w:t>
+            </w:r>
+            <w:r>
+              <w:rPr>
+                <w:rtl w:val="0"/>
+              </w:rPr>
+            </w:r>
+          </w:p>
+        </w:tc>
+        <w:tc>
+          <w:tcPr/>
+          <w:p>
+            <w:pPr>
+              <w:jc w:val="both"/>
+              <w:rPr>
+                <w:i w:val="1"/>
+                <w:iCs w:val="1"/>
+                <w:color w:val="548dd4"/>
+                <w:sz w:val="18"/>
+                <w:szCs w:val="18"/>
+              </w:rPr>
+            </w:pPr>
+            <w:r>
+              <w:rPr>
+                <w:rtl w:val="0"/>
+              </w:rPr>
+              <w:t xml:space="preserve">Cierre de la Fase 3 de la asignatura de Portafolio de Título.</w:t>
             </w:r>
             <w:r>
               <w:rPr>
@@ -7221,18 +7214,18 @@
       </w:r>
       <w:r>
         <w:drawing>
-          <wp:anchor allowOverlap="1" behindDoc="1" distB="0" distT="0" distL="0" distR="0" hidden="0" layoutInCell="1" locked="0" relativeHeight="0" simplePos="0">
+          <wp:anchor allowOverlap="1" behindDoc="1" distB="0" distT="0" distL="114300" distR="114300" hidden="0" layoutInCell="1" locked="0" relativeHeight="0" simplePos="0">
             <wp:simplePos x="0" y="0"/>
             <wp:positionH relativeFrom="column">
-              <wp:posOffset>-1095655</wp:posOffset>
+              <wp:posOffset>-1095374</wp:posOffset>
             </wp:positionH>
             <wp:positionV relativeFrom="paragraph">
-              <wp:posOffset>128703</wp:posOffset>
+              <wp:posOffset>9525</wp:posOffset>
             </wp:positionV>
-            <wp:extent cx="7572657" cy="3005022"/>
+            <wp:extent cx="7535227" cy="2984922"/>
             <wp:effectExtent b="0" l="0" r="0" t="0"/>
             <wp:wrapNone/>
-            <wp:docPr id="2" name="image2.png"/>
+            <wp:docPr id="5" name="image2.png"/>
             <a:graphic>
               <a:graphicData uri="http://schemas.openxmlformats.org/drawingml/2006/picture">
                 <pic:pic>
@@ -7250,7 +7243,7 @@
                   <pic:spPr>
                     <a:xfrm>
                       <a:off x="0" y="0"/>
-                      <a:ext cx="7572657" cy="3005022"/>
+                      <a:ext cx="7535227" cy="2984922"/>
                     </a:xfrm>
                     <a:prstGeom prst="rect"/>
                     <a:ln/>
@@ -7275,6 +7268,7 @@
     </w:p>
     <w:p>
       <w:pPr>
+        <w:jc w:val="center"/>
         <w:rPr/>
       </w:pPr>
       <w:r>
@@ -7291,91 +7285,6 @@
     </w:sectPr>
   </w:body>
 </w:document>
-</file>
-
-<file path=word/footnotes.xml><?xml version="1.0" encoding="utf-8"?>
-<w:footnotes xmlns:mc="http://schemas.openxmlformats.org/markup-compatibility/2006" xmlns:o="urn:schemas-microsoft-com:office:office" xmlns:r="http://schemas.openxmlformats.org/officeDocument/2006/relationships" xmlns:m="http://schemas.openxmlformats.org/officeDocument/2006/math" xmlns:v="urn:schemas-microsoft-com:vml" xmlns:wp="http://schemas.openxmlformats.org/drawingml/2006/wordprocessingDrawing" xmlns:w10="urn:schemas-microsoft-com:office:word" xmlns:w="http://schemas.openxmlformats.org/wordprocessingml/2006/main" xmlns:wne="http://schemas.microsoft.com/office/word/2006/wordml" xmlns:sl="http://schemas.openxmlformats.org/schemaLibrary/2006/main" xmlns:a="http://schemas.openxmlformats.org/drawingml/2006/main" xmlns:pic="http://schemas.openxmlformats.org/drawingml/2006/picture" xmlns:c="http://schemas.openxmlformats.org/drawingml/2006/chart" xmlns:lc="http://schemas.openxmlformats.org/drawingml/2006/lockedCanvas" xmlns:dgm="http://schemas.openxmlformats.org/drawingml/2006/diagram" xmlns:wps="http://schemas.microsoft.com/office/word/2010/wordprocessingShape" xmlns:wpg="http://schemas.microsoft.com/office/word/2010/wordprocessingGroup" xmlns:w14="http://schemas.microsoft.com/office/word/2010/wordml" xmlns:w15="http://schemas.microsoft.com/office/word/2012/wordml" xmlns:w16="http://schemas.microsoft.com/office/word/2018/wordml" xmlns:w16cex="http://schemas.microsoft.com/office/word/2018/wordml/cex" xmlns:w16cid="http://schemas.microsoft.com/office/word/2016/wordml/cid" xmlns="http://schemas.microsoft.com/office/tasks/2019/documenttasks" xmlns:cr="http://schemas.microsoft.com/office/comments/2020/reactions">
-  <w:footnote w:id="0">
-    <w:p>
-      <w:pPr>
-        <w:keepNext w:val="0"/>
-        <w:keepLines w:val="0"/>
-        <w:widowControl w:val="1"/>
-        <w:pBdr>
-          <w:top w:space="0" w:sz="0" w:val="nil"/>
-          <w:left w:space="0" w:sz="0" w:val="nil"/>
-          <w:bottom w:space="0" w:sz="0" w:val="nil"/>
-          <w:right w:space="0" w:sz="0" w:val="nil"/>
-          <w:between w:space="0" w:sz="0" w:val="nil"/>
-        </w:pBdr>
-        <w:shd w:fill="auto" w:val="clear"/>
-        <w:spacing w:after="0" w:before="0" w:line="240" w:lineRule="auto"/>
-        <w:ind w:left="0" w:right="0" w:firstLine="0"/>
-        <w:jc w:val="left"/>
-        <w:rPr>
-          <w:rFonts w:ascii="Calibri" w:cs="Calibri" w:eastAsia="Calibri" w:hAnsi="Calibri"/>
-          <w:b w:val="0"/>
-          <w:bCs w:val="0"/>
-          <w:i w:val="0"/>
-          <w:iCs w:val="0"/>
-          <w:smallCaps w:val="0"/>
-          <w:strike w:val="0"/>
-          <w:color w:val="595959"/>
-          <w:sz w:val="20"/>
-          <w:szCs w:val="20"/>
-          <w:u w:val="none"/>
-          <w:shd w:fill="auto" w:val="clear"/>
-          <w:vertAlign w:val="baseline"/>
-        </w:rPr>
-      </w:pPr>
-      <w:r>
-        <w:rPr>
-          <w:rStyle w:val="FootnoteReference"/>
-          <w:vertAlign w:val="superscript"/>
-        </w:rPr>
-        <w:footnoteRef/>
-      </w:r>
-      <w:r>
-        <w:rPr>
-          <w:rFonts w:ascii="Calibri" w:cs="Calibri" w:eastAsia="Calibri" w:hAnsi="Calibri"/>
-          <w:b w:val="0"/>
-          <w:bCs w:val="0"/>
-          <w:i w:val="0"/>
-          <w:iCs w:val="0"/>
-          <w:smallCaps w:val="0"/>
-          <w:strike w:val="0"/>
-          <w:color w:val="000000"/>
-          <w:sz w:val="20"/>
-          <w:szCs w:val="20"/>
-          <w:u w:val="none"/>
-          <w:shd w:fill="auto" w:val="clear"/>
-          <w:vertAlign w:val="baseline"/>
-          <w:rtl w:val="0"/>
-        </w:rPr>
-        <w:t xml:space="preserve"> </w:t>
-      </w:r>
-      <w:r>
-        <w:rPr>
-          <w:rFonts w:ascii="Calibri" w:cs="Calibri" w:eastAsia="Calibri" w:hAnsi="Calibri"/>
-          <w:b w:val="0"/>
-          <w:bCs w:val="0"/>
-          <w:i w:val="0"/>
-          <w:iCs w:val="0"/>
-          <w:smallCaps w:val="0"/>
-          <w:strike w:val="0"/>
-          <w:color w:val="595959"/>
-          <w:sz w:val="20"/>
-          <w:szCs w:val="20"/>
-          <w:u w:val="none"/>
-          <w:shd w:fill="auto" w:val="clear"/>
-          <w:vertAlign w:val="baseline"/>
-          <w:rtl w:val="0"/>
-        </w:rPr>
-        <w:t xml:space="preserve">En caso de que el Proyecto APT sea grupal, en esta columna deben indicar el nombre de los responsables de cada tarea o actividad. Esto posteriormente permitirá diferenciar la evaluación por cada integrante.</w:t>
-      </w:r>
-    </w:p>
-  </w:footnote>
-</w:footnotes>
 </file>
 
 <file path=word/header1.xml><?xml version="1.0" encoding="utf-8"?>
@@ -7537,7 +7446,7 @@
               <wp:inline distB="0" distT="0" distL="0" distR="0">
                 <wp:extent cx="1996440" cy="428625"/>
                 <wp:effectExtent b="0" l="0" r="0" t="0"/>
-                <wp:docPr descr="http://www.duoc.cl/normasgraficas/normasgraficas/marca-duoc/6logo-fondo-transparente/fondo-transparente.png" id="3" name="image1.png"/>
+                <wp:docPr descr="http://www.duoc.cl/normasgraficas/normasgraficas/marca-duoc/6logo-fondo-transparente/fondo-transparente.png" id="6" name="image1.png"/>
                 <a:graphic>
                   <a:graphicData uri="http://schemas.openxmlformats.org/drawingml/2006/picture">
                     <pic:pic>
@@ -7983,6 +7892,326 @@
       <w:sz w:val="72"/>
       <w:szCs w:val="72"/>
     </w:rPr>
+  </w:style>
+  <w:style w:type="table" w:styleId="TableNormal" w:default="1">
+    <w:name w:val="TableNormal"/>
+    <w:tblPr>
+      <w:tblCellMar>
+        <w:top w:w="100.0" w:type="dxa"/>
+        <w:left w:w="100.0" w:type="dxa"/>
+        <w:bottom w:w="100.0" w:type="dxa"/>
+        <w:right w:w="100.0" w:type="dxa"/>
+      </w:tblCellMar>
+    </w:tblPr>
+  </w:style>
+  <w:style w:type="paragraph" w:styleId="Normal" w:default="1">
+    <w:name w:val="normal"/>
+  </w:style>
+  <w:style w:type="table" w:styleId="Table1">
+    <w:basedOn w:val="TableNormal"/>
+    <w:rPr>
+      <w:sz w:val="22"/>
+      <w:szCs w:val="22"/>
+    </w:rPr>
+    <w:tblPr>
+      <w:tblStyleRowBandSize w:val="1"/>
+      <w:tblStyleColBandSize w:val="1"/>
+      <w:tblCellMar>
+        <w:top w:w="0.0" w:type="dxa"/>
+        <w:left w:w="108.0" w:type="dxa"/>
+        <w:bottom w:w="0.0" w:type="dxa"/>
+        <w:right w:w="108.0" w:type="dxa"/>
+      </w:tblCellMar>
+    </w:tblPr>
+  </w:style>
+  <w:style w:type="table" w:styleId="Table2">
+    <w:basedOn w:val="TableNormal"/>
+    <w:rPr>
+      <w:sz w:val="22"/>
+      <w:szCs w:val="22"/>
+    </w:rPr>
+    <w:tblPr>
+      <w:tblStyleRowBandSize w:val="1"/>
+      <w:tblStyleColBandSize w:val="1"/>
+      <w:tblCellMar>
+        <w:top w:w="0.0" w:type="dxa"/>
+        <w:left w:w="108.0" w:type="dxa"/>
+        <w:bottom w:w="0.0" w:type="dxa"/>
+        <w:right w:w="108.0" w:type="dxa"/>
+      </w:tblCellMar>
+    </w:tblPr>
+  </w:style>
+  <w:style w:type="table" w:styleId="Table3">
+    <w:basedOn w:val="TableNormal"/>
+    <w:rPr>
+      <w:sz w:val="22"/>
+      <w:szCs w:val="22"/>
+    </w:rPr>
+    <w:tblPr>
+      <w:tblStyleRowBandSize w:val="1"/>
+      <w:tblStyleColBandSize w:val="1"/>
+      <w:tblCellMar>
+        <w:top w:w="0.0" w:type="dxa"/>
+        <w:left w:w="108.0" w:type="dxa"/>
+        <w:bottom w:w="0.0" w:type="dxa"/>
+        <w:right w:w="108.0" w:type="dxa"/>
+      </w:tblCellMar>
+    </w:tblPr>
+  </w:style>
+  <w:style w:type="table" w:styleId="Table4">
+    <w:basedOn w:val="TableNormal"/>
+    <w:rPr>
+      <w:sz w:val="22"/>
+      <w:szCs w:val="22"/>
+    </w:rPr>
+    <w:tblPr>
+      <w:tblStyleRowBandSize w:val="1"/>
+      <w:tblStyleColBandSize w:val="1"/>
+      <w:tblCellMar>
+        <w:top w:w="0.0" w:type="dxa"/>
+        <w:left w:w="108.0" w:type="dxa"/>
+        <w:bottom w:w="0.0" w:type="dxa"/>
+        <w:right w:w="108.0" w:type="dxa"/>
+      </w:tblCellMar>
+    </w:tblPr>
+  </w:style>
+  <w:style w:type="table" w:styleId="Table5">
+    <w:basedOn w:val="TableNormal"/>
+    <w:rPr>
+      <w:sz w:val="22"/>
+      <w:szCs w:val="22"/>
+    </w:rPr>
+    <w:tblPr>
+      <w:tblStyleRowBandSize w:val="1"/>
+      <w:tblStyleColBandSize w:val="1"/>
+      <w:tblCellMar>
+        <w:top w:w="0.0" w:type="dxa"/>
+        <w:left w:w="108.0" w:type="dxa"/>
+        <w:bottom w:w="0.0" w:type="dxa"/>
+        <w:right w:w="108.0" w:type="dxa"/>
+      </w:tblCellMar>
+    </w:tblPr>
+  </w:style>
+  <w:style w:type="table" w:styleId="Table6">
+    <w:basedOn w:val="TableNormal"/>
+    <w:rPr>
+      <w:sz w:val="22"/>
+      <w:szCs w:val="22"/>
+    </w:rPr>
+    <w:tblPr>
+      <w:tblStyleRowBandSize w:val="1"/>
+      <w:tblStyleColBandSize w:val="1"/>
+      <w:tblCellMar>
+        <w:top w:w="0.0" w:type="dxa"/>
+        <w:left w:w="108.0" w:type="dxa"/>
+        <w:bottom w:w="0.0" w:type="dxa"/>
+        <w:right w:w="108.0" w:type="dxa"/>
+      </w:tblCellMar>
+    </w:tblPr>
+  </w:style>
+  <w:style w:type="table" w:styleId="Table7">
+    <w:basedOn w:val="TableNormal"/>
+    <w:rPr>
+      <w:sz w:val="22"/>
+      <w:szCs w:val="22"/>
+    </w:rPr>
+    <w:tblPr>
+      <w:tblStyleRowBandSize w:val="1"/>
+      <w:tblStyleColBandSize w:val="1"/>
+      <w:tblCellMar>
+        <w:top w:w="0.0" w:type="dxa"/>
+        <w:left w:w="108.0" w:type="dxa"/>
+        <w:bottom w:w="0.0" w:type="dxa"/>
+        <w:right w:w="108.0" w:type="dxa"/>
+      </w:tblCellMar>
+    </w:tblPr>
+  </w:style>
+  <w:style w:type="table" w:styleId="Table8">
+    <w:basedOn w:val="TableNormal"/>
+    <w:rPr>
+      <w:sz w:val="22"/>
+      <w:szCs w:val="22"/>
+    </w:rPr>
+    <w:tblPr>
+      <w:tblStyleRowBandSize w:val="1"/>
+      <w:tblStyleColBandSize w:val="1"/>
+      <w:tblCellMar>
+        <w:top w:w="0.0" w:type="dxa"/>
+        <w:left w:w="108.0" w:type="dxa"/>
+        <w:bottom w:w="0.0" w:type="dxa"/>
+        <w:right w:w="108.0" w:type="dxa"/>
+      </w:tblCellMar>
+    </w:tblPr>
+  </w:style>
+  <w:style w:type="table" w:styleId="Table9">
+    <w:basedOn w:val="TableNormal"/>
+    <w:rPr>
+      <w:sz w:val="22"/>
+      <w:szCs w:val="22"/>
+    </w:rPr>
+    <w:tblPr>
+      <w:tblStyleRowBandSize w:val="1"/>
+      <w:tblStyleColBandSize w:val="1"/>
+      <w:tblCellMar>
+        <w:top w:w="0.0" w:type="dxa"/>
+        <w:left w:w="108.0" w:type="dxa"/>
+        <w:bottom w:w="0.0" w:type="dxa"/>
+        <w:right w:w="108.0" w:type="dxa"/>
+      </w:tblCellMar>
+    </w:tblPr>
+  </w:style>
+  <w:style w:type="table" w:styleId="Table10">
+    <w:basedOn w:val="TableNormal"/>
+    <w:rPr>
+      <w:sz w:val="22"/>
+      <w:szCs w:val="22"/>
+    </w:rPr>
+    <w:tblPr>
+      <w:tblStyleRowBandSize w:val="1"/>
+      <w:tblStyleColBandSize w:val="1"/>
+      <w:tblCellMar>
+        <w:top w:w="0.0" w:type="dxa"/>
+        <w:left w:w="108.0" w:type="dxa"/>
+        <w:bottom w:w="0.0" w:type="dxa"/>
+        <w:right w:w="108.0" w:type="dxa"/>
+      </w:tblCellMar>
+    </w:tblPr>
+  </w:style>
+  <w:style w:type="table" w:styleId="Table11">
+    <w:basedOn w:val="TableNormal"/>
+    <w:rPr>
+      <w:sz w:val="22"/>
+      <w:szCs w:val="22"/>
+    </w:rPr>
+    <w:tblPr>
+      <w:tblStyleRowBandSize w:val="1"/>
+      <w:tblStyleColBandSize w:val="1"/>
+      <w:tblCellMar>
+        <w:top w:w="0.0" w:type="dxa"/>
+        <w:left w:w="108.0" w:type="dxa"/>
+        <w:bottom w:w="0.0" w:type="dxa"/>
+        <w:right w:w="108.0" w:type="dxa"/>
+      </w:tblCellMar>
+    </w:tblPr>
+  </w:style>
+  <w:style w:type="table" w:styleId="Table12">
+    <w:basedOn w:val="TableNormal"/>
+    <w:rPr>
+      <w:sz w:val="22"/>
+      <w:szCs w:val="22"/>
+    </w:rPr>
+    <w:tblPr>
+      <w:tblStyleRowBandSize w:val="1"/>
+      <w:tblStyleColBandSize w:val="1"/>
+      <w:tblCellMar>
+        <w:top w:w="0.0" w:type="dxa"/>
+        <w:left w:w="108.0" w:type="dxa"/>
+        <w:bottom w:w="0.0" w:type="dxa"/>
+        <w:right w:w="108.0" w:type="dxa"/>
+      </w:tblCellMar>
+    </w:tblPr>
+  </w:style>
+  <w:style w:type="table" w:styleId="Table13">
+    <w:basedOn w:val="TableNormal"/>
+    <w:rPr>
+      <w:sz w:val="22"/>
+      <w:szCs w:val="22"/>
+    </w:rPr>
+    <w:tblPr>
+      <w:tblStyleRowBandSize w:val="1"/>
+      <w:tblStyleColBandSize w:val="1"/>
+      <w:tblCellMar>
+        <w:top w:w="0.0" w:type="dxa"/>
+        <w:left w:w="108.0" w:type="dxa"/>
+        <w:bottom w:w="0.0" w:type="dxa"/>
+        <w:right w:w="108.0" w:type="dxa"/>
+      </w:tblCellMar>
+    </w:tblPr>
+  </w:style>
+  <w:style w:type="table" w:styleId="Table14">
+    <w:basedOn w:val="TableNormal"/>
+    <w:rPr>
+      <w:sz w:val="22"/>
+      <w:szCs w:val="22"/>
+    </w:rPr>
+    <w:tblPr>
+      <w:tblStyleRowBandSize w:val="1"/>
+      <w:tblStyleColBandSize w:val="1"/>
+      <w:tblCellMar>
+        <w:top w:w="0.0" w:type="dxa"/>
+        <w:left w:w="108.0" w:type="dxa"/>
+        <w:bottom w:w="0.0" w:type="dxa"/>
+        <w:right w:w="108.0" w:type="dxa"/>
+      </w:tblCellMar>
+    </w:tblPr>
+  </w:style>
+  <w:style w:type="table" w:styleId="Table15">
+    <w:basedOn w:val="TableNormal"/>
+    <w:rPr>
+      <w:sz w:val="22"/>
+      <w:szCs w:val="22"/>
+    </w:rPr>
+    <w:tblPr>
+      <w:tblStyleRowBandSize w:val="1"/>
+      <w:tblStyleColBandSize w:val="1"/>
+      <w:tblCellMar>
+        <w:top w:w="0.0" w:type="dxa"/>
+        <w:left w:w="108.0" w:type="dxa"/>
+        <w:bottom w:w="0.0" w:type="dxa"/>
+        <w:right w:w="108.0" w:type="dxa"/>
+      </w:tblCellMar>
+    </w:tblPr>
+  </w:style>
+  <w:style w:type="table" w:styleId="Table16">
+    <w:basedOn w:val="TableNormal"/>
+    <w:rPr>
+      <w:sz w:val="22"/>
+      <w:szCs w:val="22"/>
+    </w:rPr>
+    <w:tblPr>
+      <w:tblStyleRowBandSize w:val="1"/>
+      <w:tblStyleColBandSize w:val="1"/>
+      <w:tblCellMar>
+        <w:top w:w="0.0" w:type="dxa"/>
+        <w:left w:w="108.0" w:type="dxa"/>
+        <w:bottom w:w="0.0" w:type="dxa"/>
+        <w:right w:w="108.0" w:type="dxa"/>
+      </w:tblCellMar>
+    </w:tblPr>
+  </w:style>
+  <w:style w:type="table" w:styleId="Table17">
+    <w:basedOn w:val="TableNormal"/>
+    <w:rPr>
+      <w:sz w:val="22"/>
+      <w:szCs w:val="22"/>
+    </w:rPr>
+    <w:tblPr>
+      <w:tblStyleRowBandSize w:val="1"/>
+      <w:tblStyleColBandSize w:val="1"/>
+      <w:tblCellMar>
+        <w:top w:w="0.0" w:type="dxa"/>
+        <w:left w:w="108.0" w:type="dxa"/>
+        <w:bottom w:w="0.0" w:type="dxa"/>
+        <w:right w:w="108.0" w:type="dxa"/>
+      </w:tblCellMar>
+    </w:tblPr>
+  </w:style>
+  <w:style w:type="table" w:styleId="Table18">
+    <w:basedOn w:val="TableNormal"/>
+    <w:rPr>
+      <w:sz w:val="22"/>
+      <w:szCs w:val="22"/>
+    </w:rPr>
+    <w:tblPr>
+      <w:tblStyleRowBandSize w:val="1"/>
+      <w:tblStyleColBandSize w:val="1"/>
+      <w:tblCellMar>
+        <w:top w:w="0.0" w:type="dxa"/>
+        <w:left w:w="108.0" w:type="dxa"/>
+        <w:bottom w:w="0.0" w:type="dxa"/>
+        <w:right w:w="108.0" w:type="dxa"/>
+      </w:tblCellMar>
+    </w:tblPr>
   </w:style>
   <w:style w:type="paragraph" w:styleId="Subtitle">
     <w:name w:val="Subtitle"/>
@@ -8630,4 +8859,19 @@
   </a:objectDefaults>
   <a:extraClrSchemeLst/>
 </a:theme>
+</file>
+
+<file path=customXML/item1.xml><?xml version="1.0" encoding="utf-8"?>
+<go:gDocsCustomXmlDataStorage xmlns:go="http://customooxmlschemas.google.com/" xmlns:r="http://schemas.openxmlformats.org/officeDocument/2006/relationships" uri="GoogleDocsCustomDataVersion2">
+  <go:docsCustomData xmlns:go="http://customooxmlschemas.google.com/" roundtripDataSignature="AMtx7mg+ZaSltCtHefPSkuownHAEyJyt/w==">CgMxLjA4AHIhMTN3RmpuLUxydGVBWlNyS3dzdjhjc0FlVG9xVmxRdndO</go:docsCustomData>
+</go:gDocsCustomXmlDataStorage>
+</file>
+
+<file path=customXML/itemProps1.xml><?xml version="1.0" encoding="utf-8"?>
+<ds:datastoreItem xmlns:ds="http://schemas.openxmlformats.org/officeDocument/2006/customXml" ds:itemID="{11111111-1234-1234-1234-123412341234}">
+  <ds:schemaRefs>
+    <ds:schemaRef ds:uri="http://schemas.openxmlformats.org/officeDocument/2006/relationships"/>
+    <ds:schemaRef ds:uri="http://customooxmlschemas.google.com/"/>
+  </ds:schemaRefs>
+</ds:datastoreItem>
 </file>
--- a/Fase 1/Evidencias Grupales/1.5_GuiaEstudiante_Fase1_Definicion Proyecto APT.docx
+++ b/Fase 1/Evidencias Grupales/1.5_GuiaEstudiante_Fase1_Definicion Proyecto APT.docx
@@ -1580,6 +1580,38 @@
           <w:p>
             <w:pPr>
               <w:rPr>
+                <w:i w:val="1"/>
+                <w:iCs w:val="1"/>
+              </w:rPr>
+            </w:pPr>
+            <w:r>
+              <w:rPr>
+                <w:i w:val="1"/>
+                <w:iCs w:val="1"/>
+                <w:rtl w:val="0"/>
+              </w:rPr>
+              <w:t xml:space="preserve">Desarrollo de Software.</w:t>
+            </w:r>
+          </w:p>
+          <w:p>
+            <w:pPr>
+              <w:rPr>
+                <w:i w:val="1"/>
+                <w:iCs w:val="1"/>
+              </w:rPr>
+            </w:pPr>
+            <w:r>
+              <w:rPr>
+                <w:i w:val="1"/>
+                <w:iCs w:val="1"/>
+                <w:rtl w:val="0"/>
+              </w:rPr>
+              <w:t xml:space="preserve">Infraestructura y Gestión de Datos. </w:t>
+            </w:r>
+          </w:p>
+          <w:p>
+            <w:pPr>
+              <w:rPr>
                 <w:b w:val="1"/>
                 <w:bCs w:val="1"/>
                 <w:sz w:val="24"/>
@@ -1592,7 +1624,7 @@
                 <w:iCs w:val="1"/>
                 <w:rtl w:val="0"/>
               </w:rPr>
-              <w:t xml:space="preserve">Desarrollo de Software , Infraestructura y Gestión de Datos , Inteligencia Artificial</w:t>
+              <w:t xml:space="preserve">Inteligencia Artificial.</w:t>
             </w:r>
             <w:r>
               <w:rPr>
@@ -1959,7 +1991,24 @@
                 <w:iCs w:val="1"/>
                 <w:rtl w:val="0"/>
               </w:rPr>
-              <w:t xml:space="preserve">En Chile, Mercado Público es la plataforma oficial donde el Estado publica más de 150 mil licitaciones y 500 mil órdenes de compra al año. El 83% de los proveedores registrados en el sistema son micro, pequeñas y medianas empresas, y la modalidad de Compra Ágil pensada para compras rápidas y simples creció un 81,5% en transacciones durante 2025, lo que evidencia una oportunidad de negocio creciente para las pymes chilenas. Sin embargo, la plataforma no cuenta con un sistema de notificación proactiva: el proveedor debe ingresar manualmente y revisar entre 2 y 4 horas semanales para encontrar procesos relevantes a su rubro, dependiendo además de acertar con las palabras clave exactas que usó cada organismo público al publicar. En modalidades como Compra Ágil, donde muchos organismos adjudican el mismo día o al día siguiente de la publicación, esta demora se traduce directamente en oportunidades de negocio perdidas.</w:t>
+              <w:t xml:space="preserve">En Chile, Mercado Público es la plataforma oficial donde el Estado publica más de 150 mil licitaciones y 500 mil órdenes de compra al año. El 83% de los proveedores registrados en el sistema son micro, pequeñas y medianas empresas, y la modalidad de Compra Ágil pensada para compras rápidas y simples creció un 81,5% en transacciones durante 2025, lo que evidencia una oportunidad de negocio creciente para las pymes chilenas. Sin embargo, la plataforma no cuenta con un sistema de notificación proactiva: el proveedor debe ingresar manualmente y revisar entre </w:t>
+            </w:r>
+            <w:r>
+              <w:rPr>
+                <w:i w:val="1"/>
+                <w:iCs w:val="1"/>
+                <w:highlight w:val="yellow"/>
+                <w:rtl w:val="0"/>
+              </w:rPr>
+              <w:t xml:space="preserve">8 y 16 horas semanales</w:t>
+            </w:r>
+            <w:r>
+              <w:rPr>
+                <w:i w:val="1"/>
+                <w:iCs w:val="1"/>
+                <w:rtl w:val="0"/>
+              </w:rPr>
+              <w:t xml:space="preserve"> para encontrar procesos relevantes a su rubro, dependiendo además de acertar con las palabras clave exactas que usó cada organismo público al publicar. En modalidades como Compra Ágil, donde muchos organismos adjudican el mismo día o al día siguiente de la publicación, esta demora se traduce directamente en oportunidades de negocio perdidas.</w:t>
             </w:r>
           </w:p>
           <w:p>
@@ -2143,11 +2192,21 @@
             </w:pPr>
             <w:r>
               <w:rPr>
-                <w:i w:val="1"/>
-                <w:iCs w:val="1"/>
-                <w:rtl w:val="0"/>
-              </w:rPr>
-              <w:t xml:space="preserve">Integración de Datos: Consumo automático de la API de Mercado Público y scraping de bases.</w:t>
+                <w:b w:val="1"/>
+                <w:bCs w:val="1"/>
+                <w:i w:val="1"/>
+                <w:iCs w:val="1"/>
+                <w:rtl w:val="0"/>
+              </w:rPr>
+              <w:t xml:space="preserve">Integración de Datos</w:t>
+            </w:r>
+            <w:r>
+              <w:rPr>
+                <w:i w:val="1"/>
+                <w:iCs w:val="1"/>
+                <w:rtl w:val="0"/>
+              </w:rPr>
+              <w:t xml:space="preserve">: Consumo automático de la API de Mercado Público y scraping de bases.</w:t>
             </w:r>
           </w:p>
           <w:p>
@@ -2161,11 +2220,21 @@
             </w:pPr>
             <w:r>
               <w:rPr>
-                <w:i w:val="1"/>
-                <w:iCs w:val="1"/>
-                <w:rtl w:val="0"/>
-              </w:rPr>
-              <w:t xml:space="preserve">Inteligencia Artificial: Uso de modelos LLM para clasificar y resumir licitaciones complejas en tiempo real.</w:t>
+                <w:b w:val="1"/>
+                <w:bCs w:val="1"/>
+                <w:i w:val="1"/>
+                <w:iCs w:val="1"/>
+                <w:rtl w:val="0"/>
+              </w:rPr>
+              <w:t xml:space="preserve">Inteligencia Artificial</w:t>
+            </w:r>
+            <w:r>
+              <w:rPr>
+                <w:i w:val="1"/>
+                <w:iCs w:val="1"/>
+                <w:rtl w:val="0"/>
+              </w:rPr>
+              <w:t xml:space="preserve">: Uso de modelos LLM para clasificar y resumir licitaciones complejas en tiempo real.</w:t>
             </w:r>
           </w:p>
           <w:p>
@@ -2179,11 +2248,21 @@
             </w:pPr>
             <w:r>
               <w:rPr>
-                <w:i w:val="1"/>
-                <w:iCs w:val="1"/>
-                <w:rtl w:val="0"/>
-              </w:rPr>
-              <w:t xml:space="preserve">Bases de Datos: Diseño y administración de esquemas para gestionar usuarios, filtros y alertas.</w:t>
+                <w:b w:val="1"/>
+                <w:bCs w:val="1"/>
+                <w:i w:val="1"/>
+                <w:iCs w:val="1"/>
+                <w:rtl w:val="0"/>
+              </w:rPr>
+              <w:t xml:space="preserve">Bases de Datos</w:t>
+            </w:r>
+            <w:r>
+              <w:rPr>
+                <w:i w:val="1"/>
+                <w:iCs w:val="1"/>
+                <w:rtl w:val="0"/>
+              </w:rPr>
+              <w:t xml:space="preserve">: Diseño y administración de esquemas para gestionar usuarios, filtros y alertas.</w:t>
             </w:r>
           </w:p>
           <w:p>
@@ -2197,11 +2276,21 @@
             </w:pPr>
             <w:r>
               <w:rPr>
-                <w:i w:val="1"/>
-                <w:iCs w:val="1"/>
-                <w:rtl w:val="0"/>
-              </w:rPr>
-              <w:t xml:space="preserve">Infraestructura Cloud: Despliegue de una arquitectura en la nube escalable, continua y segura.</w:t>
+                <w:b w:val="1"/>
+                <w:bCs w:val="1"/>
+                <w:i w:val="1"/>
+                <w:iCs w:val="1"/>
+                <w:rtl w:val="0"/>
+              </w:rPr>
+              <w:t xml:space="preserve">Infraestructura Cloud</w:t>
+            </w:r>
+            <w:r>
+              <w:rPr>
+                <w:i w:val="1"/>
+                <w:iCs w:val="1"/>
+                <w:rtl w:val="0"/>
+              </w:rPr>
+              <w:t xml:space="preserve">: Despliegue de una arquitectura en la nube escalable, continua y segura.</w:t>
             </w:r>
           </w:p>
           <w:p>
@@ -3506,9 +3595,17 @@
             </w:pPr>
             <w:r>
               <w:rPr>
-                <w:rtl w:val="0"/>
-              </w:rPr>
-              <w:t xml:space="preserve">Roles y responsabilidades del equipo:</w:t>
+                <w:b w:val="1"/>
+                <w:bCs w:val="1"/>
+                <w:rtl w:val="0"/>
+              </w:rPr>
+              <w:t xml:space="preserve">Roles y responsabilidades del equipo</w:t>
+            </w:r>
+            <w:r>
+              <w:rPr>
+                <w:rtl w:val="0"/>
+              </w:rPr>
+              <w:t xml:space="preserve">:</w:t>
             </w:r>
             <w:r>
               <w:rPr>
@@ -7225,12 +7322,12 @@
             <wp:extent cx="7535227" cy="2984922"/>
             <wp:effectExtent b="0" l="0" r="0" t="0"/>
             <wp:wrapNone/>
-            <wp:docPr id="5" name="image2.png"/>
+            <wp:docPr id="5" name="image1.png"/>
             <a:graphic>
               <a:graphicData uri="http://schemas.openxmlformats.org/drawingml/2006/picture">
                 <pic:pic>
                   <pic:nvPicPr>
-                    <pic:cNvPr id="0" name="image2.png"/>
+                    <pic:cNvPr id="0" name="image1.png"/>
                     <pic:cNvPicPr preferRelativeResize="0"/>
                   </pic:nvPicPr>
                   <pic:blipFill>
@@ -7446,12 +7543,12 @@
               <wp:inline distB="0" distT="0" distL="0" distR="0">
                 <wp:extent cx="1996440" cy="428625"/>
                 <wp:effectExtent b="0" l="0" r="0" t="0"/>
-                <wp:docPr descr="http://www.duoc.cl/normasgraficas/normasgraficas/marca-duoc/6logo-fondo-transparente/fondo-transparente.png" id="6" name="image1.png"/>
+                <wp:docPr descr="http://www.duoc.cl/normasgraficas/normasgraficas/marca-duoc/6logo-fondo-transparente/fondo-transparente.png" id="6" name="image2.png"/>
                 <a:graphic>
                   <a:graphicData uri="http://schemas.openxmlformats.org/drawingml/2006/picture">
                     <pic:pic>
                       <pic:nvPicPr>
-                        <pic:cNvPr descr="http://www.duoc.cl/normasgraficas/normasgraficas/marca-duoc/6logo-fondo-transparente/fondo-transparente.png" id="0" name="image1.png"/>
+                        <pic:cNvPr descr="http://www.duoc.cl/normasgraficas/normasgraficas/marca-duoc/6logo-fondo-transparente/fondo-transparente.png" id="0" name="image2.png"/>
                         <pic:cNvPicPr preferRelativeResize="0"/>
                       </pic:nvPicPr>
                       <pic:blipFill>
